--- a/public/documents/2026-2027/CanSat_full_de_ruta_2026_2027.docx
+++ b/public/documents/2026-2027/CanSat_full_de_ruta_2026_2027.docx
@@ -15,12 +15,12 @@
         <w:pStyle w:val="Subtitle"/>
       </w:pPr>
       <w:r>
-        <w:t>Guia de treball per a l’alumnat de SMX2 · Curs 2026–2027</w:t>
+        <w:t>SMX2 · Institut Puig Castellar · Curs 2026–2027</w:t>
       </w:r>
     </w:p>
     <w:p>
       <w:r>
-        <w:t>Construirem un CanSat complet per equip: satèl·lit, estació de terra, dues missions i anàlisi de dades. Avançarem amb resultats petits que es puguin provar. Cada alumne haurà de mostrar la seva aportació i explicar com funciona el conjunt.</w:t>
+        <w:t>Cada equip construirà un petit satèl·lit i una estació de terra. El satèl·lit enviarà dades i l’estació les guardarà i mostrarà. També farem una missió pròpia i explicarem què hem après.</w:t>
       </w:r>
     </w:p>
     <w:p>
@@ -28,7 +28,230 @@
         <w:pStyle w:val="Heading2"/>
       </w:pPr>
       <w:r>
-        <w:t>Comencem per aquí</w:t>
+        <w:t>Què hem d’aconseguir</w:t>
+      </w:r>
+    </w:p>
+    <w:p>
+      <w:pPr>
+        <w:pStyle w:val="ListBullet"/>
+      </w:pPr>
+      <w:r>
+        <w:t>Missió principal: mesurar temperatura i pressió, enviar-les per ràdio i obtenir un CSV i una gràfica.</w:t>
+      </w:r>
+    </w:p>
+    <w:p>
+      <w:pPr>
+        <w:pStyle w:val="ListBullet"/>
+      </w:pPr>
+      <w:r>
+        <w:t>Missió secundària: respondre una pregunta o demostrar un comportament amb una prova mesurable.</w:t>
+      </w:r>
+    </w:p>
+    <w:p>
+      <w:pPr>
+        <w:pStyle w:val="ListBullet"/>
+      </w:pPr>
+      <w:r>
+        <w:t>Tots els membres han de poder explicar el sistema i demostrar la seva aportació.</w:t>
+      </w:r>
+    </w:p>
+    <w:p>
+      <w:pPr>
+        <w:pStyle w:val="Heading2"/>
+      </w:pPr>
+      <w:r>
+        <w:t>L’inici del projecte</w:t>
+      </w:r>
+    </w:p>
+    <w:p>
+      <w:r>
+        <w:t>Durant aquesta fase, acabeu de definir els equips, reviseu el material i concreteu les idees de missió de cada parella. Trieu una missió per equip, dibuixeu com es connecten les parts i deixeu preparats el pla, el repositori i la memòria.</w:t>
+      </w:r>
+    </w:p>
+    <w:p>
+      <w:r>
+        <w:t>Abans del 23 d’octubre, acordeu les primeres tasques amb el docent. Cada tasca tindrà un responsable i un company que la revisarà.</w:t>
+      </w:r>
+    </w:p>
+    <w:p>
+      <w:pPr>
+        <w:pStyle w:val="Heading2"/>
+      </w:pPr>
+      <w:r>
+        <w:t>Com ens repartim</w:t>
+      </w:r>
+    </w:p>
+    <w:p>
+      <w:r>
+        <w:t>Proposta inicial: dos equips de quatre alumnes. Una parella treballa sobretot en el satèl·lit i l’altra en l’estació de terra. Tot l’equip decideix la missió, integra les parts i analitza les dades. Els docents Adrià i Luis acompanyen els equips; la composició i l’assignació es confirmaran a classe.</w:t>
+      </w:r>
+    </w:p>
+    <w:p>
+      <w:pPr>
+        <w:pStyle w:val="Heading2"/>
+      </w:pPr>
+      <w:r>
+        <w:t>1 Definim el sistema del 14 d’octubre al 6 de novembre</w:t>
+      </w:r>
+    </w:p>
+    <w:p>
+      <w:r>
+        <w:t>Trieu una missió assumible. Expliqueu què voleu comprovar, quines dades necessiteu i quin resultat consideraríeu un èxit. Reviseu components, cost, espai i energia abans de comprar.</w:t>
+      </w:r>
+    </w:p>
+    <w:p>
+      <w:r>
+        <w:rPr>
+          <w:b/>
+        </w:rPr>
+        <w:t xml:space="preserve">Al final: </w:t>
+      </w:r>
+      <w:r>
+        <w:t>fitxa de missió, esquema, inventari, pressupost i un missatge simulat que l’estació pugui llegir. Missió acordada el 23/10.</w:t>
+      </w:r>
+    </w:p>
+    <w:p>
+      <w:pPr>
+        <w:pStyle w:val="Heading2"/>
+      </w:pPr>
+      <w:r>
+        <w:t>2 Fem funcionar la cadena del 9 al 20 de novembre</w:t>
+      </w:r>
+    </w:p>
+    <w:p>
+      <w:r>
+        <w:t>Connecteu sensor → ràdio → receptor → CSV → gràfica. Primer proveu missatges simulats; després, dades reals de temperatura i pressió.</w:t>
+      </w:r>
+    </w:p>
+    <w:p>
+      <w:r>
+        <w:rPr>
+          <w:b/>
+        </w:rPr>
+        <w:t xml:space="preserve">Al final: </w:t>
+      </w:r>
+      <w:r>
+        <w:t>codi, CSV real, gràfica amb unitats i instruccions perquè un company repeteixi la prova. Objectiu intern d’inscripció: 20/11.</w:t>
+      </w:r>
+    </w:p>
+    <w:p>
+      <w:pPr>
+        <w:spacing w:after="0" w:before="0" w:line="60" w:lineRule="exact"/>
+      </w:pPr>
+      <w:r>
+        <w:br w:type="page"/>
+      </w:r>
+    </w:p>
+    <w:p>
+      <w:pPr>
+        <w:pStyle w:val="Heading1"/>
+      </w:pPr>
+      <w:r>
+        <w:t>El recorregut fins al final</w:t>
+      </w:r>
+    </w:p>
+    <w:p>
+      <w:pPr>
+        <w:pStyle w:val="Heading2"/>
+      </w:pPr>
+      <w:r>
+        <w:t>3 Preparem el primer informe del 23 de novembre al 16 de desembre</w:t>
+      </w:r>
+    </w:p>
+    <w:p>
+      <w:r>
+        <w:t>Feu una primera prova de la missió secundària. Expliqueu el disseny, el pressupost, els riscos i el pla de treball al PDR, l’informe de revisió preliminar.</w:t>
+      </w:r>
+    </w:p>
+    <w:p>
+      <w:r>
+        <w:rPr>
+          <w:b/>
+        </w:rPr>
+        <w:t xml:space="preserve">Al final: </w:t>
+      </w:r>
+      <w:r>
+        <w:t>PDR complet el 4/12, revisió docent l’11/12 i enviament recomanat el 16/12. Els últims dies són per corregir i resoldre imprevistos.</w:t>
+      </w:r>
+    </w:p>
+    <w:p>
+      <w:pPr>
+        <w:pStyle w:val="Heading2"/>
+      </w:pPr>
+      <w:r>
+        <w:t>4 Construïm i integrem de l’11 de gener al 19 de febrer</w:t>
+      </w:r>
+    </w:p>
+    <w:p>
+      <w:r>
+        <w:t>Construïu la missió secundària i prepareu estructura, energia i recuperació. Uniu el satèl·lit amb l’estació de terra.</w:t>
+      </w:r>
+    </w:p>
+    <w:p>
+      <w:r>
+        <w:rPr>
+          <w:b/>
+        </w:rPr>
+        <w:t xml:space="preserve">Al final: </w:t>
+      </w:r>
+      <w:r>
+        <w:t>prototip secundari provat el 29/1; demostració de les dues missions el 19/2, amb dades guardades, massa i dimensions mesurades i primer manual.</w:t>
+      </w:r>
+    </w:p>
+    <w:p>
+      <w:pPr>
+        <w:pStyle w:val="Heading2"/>
+      </w:pPr>
+      <w:r>
+        <w:t>5 Verifiquem del 22 de febrer al 19 de març</w:t>
+      </w:r>
+    </w:p>
+    <w:p>
+      <w:r>
+        <w:t>Proveu comunicació, autonomia, estructura i recuperació amb supervisió. Corregiu els problemes i prepareu el CDR, l’informe de revisió crítica. Assageu la defensa amb tots els membres.</w:t>
+      </w:r>
+    </w:p>
+    <w:p>
+      <w:r>
+        <w:rPr>
+          <w:b/>
+        </w:rPr>
+        <w:t xml:space="preserve">Al final: </w:t>
+      </w:r>
+      <w:r>
+        <w:t>registre de proves, esborrany CDR i assaig el 12/3. Del 15 al 19/3, corregiu i deixeu una versió estable.</w:t>
+      </w:r>
+    </w:p>
+    <w:p>
+      <w:pPr>
+        <w:pStyle w:val="Heading2"/>
+      </w:pPr>
+      <w:r>
+        <w:t>6 Operem i expliquem els resultats</w:t>
+      </w:r>
+    </w:p>
+    <w:p>
+      <w:r>
+        <w:t>La fase catalana té data pendent de confirmació. Després de les proves o el vol, reserveu dues setmanes lectives per analitzar les dades i tancar el projecte.</w:t>
+      </w:r>
+    </w:p>
+    <w:p>
+      <w:r>
+        <w:rPr>
+          <w:b/>
+        </w:rPr>
+        <w:t xml:space="preserve">Al final: </w:t>
+      </w:r>
+      <w:r>
+        <w:t>memòria, dades, gràfiques, codi identificat, manual i defensa final. Si no hi ha vol, feu una demostració de taula i analitzeu dades reals de les proves.</w:t>
+      </w:r>
+    </w:p>
+    <w:p>
+      <w:pPr>
+        <w:pStyle w:val="Heading2"/>
+      </w:pPr>
+      <w:r>
+        <w:t>Dates que cal tenir presents</w:t>
       </w:r>
     </w:p>
     <w:tbl>
@@ -37,19 +260,10 @@
         <w:jc w:val="center"/>
         <w:tblLayout w:type="fixed"/>
         <w:tblLook w:firstColumn="1" w:firstRow="1" w:lastColumn="0" w:lastRow="0" w:noHBand="0" w:noVBand="1" w:val="04A0"/>
-        <w:tblBorders>
-          <w:top w:val="single" w:sz="4" w:color="D9D9D9"/>
-          <w:left w:val="single" w:sz="4" w:color="D9D9D9"/>
-          <w:bottom w:val="single" w:sz="4" w:color="D9D9D9"/>
-          <w:right w:val="single" w:sz="4" w:color="D9D9D9"/>
-          <w:insideH w:val="single" w:sz="4" w:color="D9D9D9"/>
-          <w:insideV w:val="single" w:sz="4" w:color="D9D9D9"/>
-        </w:tblBorders>
       </w:tblPr>
       <w:tblGrid>
-        <w:gridCol w:w="1474"/>
-        <w:gridCol w:w="4082"/>
-        <w:gridCol w:w="4309"/>
+        <w:gridCol w:w="3969"/>
+        <w:gridCol w:w="5783"/>
       </w:tblGrid>
       <w:tr>
         <w:trPr>
@@ -58,79 +272,51 @@
         </w:trPr>
         <w:tc>
           <w:tcPr>
-            <w:tcW w:type="dxa" w:w="1474"/>
+            <w:tcW w:type="dxa" w:w="3969"/>
             <w:vAlign w:val="center"/>
-            <w:shd w:fill="174C63"/>
-            <w:tcMar>
-              <w:top w:w="95" w:type="dxa"/>
-              <w:left w:w="95" w:type="dxa"/>
-              <w:bottom w:w="95" w:type="dxa"/>
-              <w:right w:w="95" w:type="dxa"/>
-            </w:tcMar>
+            <w:tcBorders>
+              <w:top w:val="single" w:sz="4" w:color="D9D9D9"/>
+              <w:left w:val="single" w:sz="4" w:color="D9D9D9"/>
+              <w:bottom w:val="single" w:sz="4" w:color="D9D9D9"/>
+              <w:right w:val="single" w:sz="4" w:color="D9D9D9"/>
+            </w:tcBorders>
+            <w:shd w:fill="E4EAF0"/>
           </w:tcPr>
           <w:p>
             <w:pPr>
-              <w:spacing w:after="20" w:before="20" w:line="252" w:lineRule="auto"/>
+              <w:spacing w:after="80" w:before="80"/>
             </w:pPr>
             <w:r>
               <w:rPr>
                 <w:b/>
-                <w:color w:val="FFFFFF"/>
-                <w:sz w:val="18"/>
+                <w:sz w:val="20"/>
               </w:rPr>
-              <w:t>Quan</w:t>
+              <w:t>Fita oficial</w:t>
             </w:r>
           </w:p>
         </w:tc>
         <w:tc>
           <w:tcPr>
-            <w:tcW w:type="dxa" w:w="4082"/>
+            <w:tcW w:type="dxa" w:w="5783"/>
             <w:vAlign w:val="center"/>
-            <w:shd w:fill="174C63"/>
-            <w:tcMar>
-              <w:top w:w="95" w:type="dxa"/>
-              <w:left w:w="95" w:type="dxa"/>
-              <w:bottom w:w="95" w:type="dxa"/>
-              <w:right w:w="95" w:type="dxa"/>
-            </w:tcMar>
+            <w:tcBorders>
+              <w:top w:val="single" w:sz="4" w:color="D9D9D9"/>
+              <w:left w:val="single" w:sz="4" w:color="D9D9D9"/>
+              <w:bottom w:val="single" w:sz="4" w:color="D9D9D9"/>
+              <w:right w:val="single" w:sz="4" w:color="D9D9D9"/>
+            </w:tcBorders>
+            <w:shd w:fill="E4EAF0"/>
           </w:tcPr>
           <w:p>
             <w:pPr>
-              <w:spacing w:after="20" w:before="20" w:line="252" w:lineRule="auto"/>
+              <w:spacing w:after="80" w:before="80"/>
             </w:pPr>
             <w:r>
               <w:rPr>
                 <w:b/>
-                <w:color w:val="FFFFFF"/>
-                <w:sz w:val="18"/>
+                <w:sz w:val="20"/>
               </w:rPr>
-              <w:t>Acció</w:t>
-            </w:r>
-          </w:p>
-        </w:tc>
-        <w:tc>
-          <w:tcPr>
-            <w:tcW w:type="dxa" w:w="4309"/>
-            <w:vAlign w:val="center"/>
-            <w:shd w:fill="174C63"/>
-            <w:tcMar>
-              <w:top w:w="95" w:type="dxa"/>
-              <w:left w:w="95" w:type="dxa"/>
-              <w:bottom w:w="95" w:type="dxa"/>
-              <w:right w:w="95" w:type="dxa"/>
-            </w:tcMar>
-          </w:tcPr>
-          <w:p>
-            <w:pPr>
-              <w:spacing w:after="20" w:before="20" w:line="252" w:lineRule="auto"/>
-            </w:pPr>
-            <w:r>
-              <w:rPr>
-                <w:b/>
-                <w:color w:val="FFFFFF"/>
-                <w:sz w:val="18"/>
-              </w:rPr>
-              <w:t>Què queda preparat</w:t>
+              <w:t>Termini</w:t>
             </w:r>
           </w:p>
         </w:tc>
@@ -141,79 +327,51 @@
         </w:trPr>
         <w:tc>
           <w:tcPr>
-            <w:tcW w:type="dxa" w:w="1474"/>
+            <w:tcW w:type="dxa" w:w="3969"/>
             <w:vAlign w:val="center"/>
+            <w:tcBorders>
+              <w:top w:val="single" w:sz="4" w:color="D9D9D9"/>
+              <w:left w:val="single" w:sz="4" w:color="D9D9D9"/>
+              <w:bottom w:val="single" w:sz="4" w:color="D9D9D9"/>
+              <w:right w:val="single" w:sz="4" w:color="D9D9D9"/>
+            </w:tcBorders>
             <w:shd w:fill="FFFFFF"/>
-            <w:tcMar>
-              <w:top w:w="95" w:type="dxa"/>
-              <w:left w:w="95" w:type="dxa"/>
-              <w:bottom w:w="95" w:type="dxa"/>
-              <w:right w:w="95" w:type="dxa"/>
-            </w:tcMar>
           </w:tcPr>
           <w:p>
             <w:pPr>
-              <w:spacing w:after="20" w:before="20" w:line="252" w:lineRule="auto"/>
+              <w:spacing w:after="80" w:before="80"/>
             </w:pPr>
             <w:r>
               <w:rPr>
                 <w:b w:val="0"/>
-                <w:color w:val="000000"/>
-                <w:sz w:val="18"/>
+                <w:sz w:val="20"/>
               </w:rPr>
-              <w:t>Primera sessió</w:t>
+              <w:t>Inscripció</w:t>
             </w:r>
           </w:p>
         </w:tc>
         <w:tc>
           <w:tcPr>
-            <w:tcW w:type="dxa" w:w="4082"/>
+            <w:tcW w:type="dxa" w:w="5783"/>
             <w:vAlign w:val="center"/>
+            <w:tcBorders>
+              <w:top w:val="single" w:sz="4" w:color="D9D9D9"/>
+              <w:left w:val="single" w:sz="4" w:color="D9D9D9"/>
+              <w:bottom w:val="single" w:sz="4" w:color="D9D9D9"/>
+              <w:right w:val="single" w:sz="4" w:color="D9D9D9"/>
+            </w:tcBorders>
             <w:shd w:fill="FFFFFF"/>
-            <w:tcMar>
-              <w:top w:w="95" w:type="dxa"/>
-              <w:left w:w="95" w:type="dxa"/>
-              <w:bottom w:w="95" w:type="dxa"/>
-              <w:right w:w="95" w:type="dxa"/>
-            </w:tcMar>
           </w:tcPr>
           <w:p>
             <w:pPr>
-              <w:spacing w:after="20" w:before="20" w:line="252" w:lineRule="auto"/>
+              <w:spacing w:after="80" w:before="80"/>
             </w:pPr>
             <w:r>
               <w:rPr>
                 <w:b w:val="0"/>
-                <w:color w:val="000000"/>
-                <w:sz w:val="18"/>
+                <w:sz w:val="20"/>
               </w:rPr>
-              <w:t>Proposar els equips; inventariar el material; preparar una idea de missió per parella.</w:t>
-            </w:r>
-          </w:p>
-        </w:tc>
-        <w:tc>
-          <w:tcPr>
-            <w:tcW w:type="dxa" w:w="4309"/>
-            <w:vAlign w:val="center"/>
-            <w:shd w:fill="FFFFFF"/>
-            <w:tcMar>
-              <w:top w:w="95" w:type="dxa"/>
-              <w:left w:w="95" w:type="dxa"/>
-              <w:bottom w:w="95" w:type="dxa"/>
-              <w:right w:w="95" w:type="dxa"/>
-            </w:tcMar>
-          </w:tcPr>
-          <w:p>
-            <w:pPr>
-              <w:spacing w:after="20" w:before="20" w:line="252" w:lineRule="auto"/>
-            </w:pPr>
-            <w:r>
-              <w:rPr>
-                <w:b w:val="0"/>
-                <w:color w:val="000000"/>
-                <w:sz w:val="18"/>
-              </w:rPr>
-              <w:t>Fitxa de missió, inventari i primer objectiu individual.</w:t>
+              <w:t>30/11/2026 a les 23.59 h</w:t>
             </w:r>
           </w:p>
         </w:tc>
@@ -224,79 +382,51 @@
         </w:trPr>
         <w:tc>
           <w:tcPr>
-            <w:tcW w:type="dxa" w:w="1474"/>
+            <w:tcW w:type="dxa" w:w="3969"/>
             <w:vAlign w:val="center"/>
-            <w:shd w:fill="F0F4F5"/>
-            <w:tcMar>
-              <w:top w:w="95" w:type="dxa"/>
-              <w:left w:w="95" w:type="dxa"/>
-              <w:bottom w:w="95" w:type="dxa"/>
-              <w:right w:w="95" w:type="dxa"/>
-            </w:tcMar>
+            <w:tcBorders>
+              <w:top w:val="single" w:sz="4" w:color="D9D9D9"/>
+              <w:left w:val="single" w:sz="4" w:color="D9D9D9"/>
+              <w:bottom w:val="single" w:sz="4" w:color="D9D9D9"/>
+              <w:right w:val="single" w:sz="4" w:color="D9D9D9"/>
+            </w:tcBorders>
+            <w:shd w:fill="F5F7F9"/>
           </w:tcPr>
           <w:p>
             <w:pPr>
-              <w:spacing w:after="20" w:before="20" w:line="252" w:lineRule="auto"/>
+              <w:spacing w:after="80" w:before="80"/>
             </w:pPr>
             <w:r>
               <w:rPr>
                 <w:b w:val="0"/>
-                <w:color w:val="000000"/>
-                <w:sz w:val="18"/>
+                <w:sz w:val="20"/>
               </w:rPr>
-              <w:t>Segona sessió</w:t>
+              <w:t>PDR</w:t>
             </w:r>
           </w:p>
         </w:tc>
         <w:tc>
           <w:tcPr>
-            <w:tcW w:type="dxa" w:w="4082"/>
+            <w:tcW w:type="dxa" w:w="5783"/>
             <w:vAlign w:val="center"/>
-            <w:shd w:fill="F0F4F5"/>
-            <w:tcMar>
-              <w:top w:w="95" w:type="dxa"/>
-              <w:left w:w="95" w:type="dxa"/>
-              <w:bottom w:w="95" w:type="dxa"/>
-              <w:right w:w="95" w:type="dxa"/>
-            </w:tcMar>
+            <w:tcBorders>
+              <w:top w:val="single" w:sz="4" w:color="D9D9D9"/>
+              <w:left w:val="single" w:sz="4" w:color="D9D9D9"/>
+              <w:bottom w:val="single" w:sz="4" w:color="D9D9D9"/>
+              <w:right w:val="single" w:sz="4" w:color="D9D9D9"/>
+            </w:tcBorders>
+            <w:shd w:fill="F5F7F9"/>
           </w:tcPr>
           <w:p>
             <w:pPr>
-              <w:spacing w:after="20" w:before="20" w:line="252" w:lineRule="auto"/>
+              <w:spacing w:after="80" w:before="80"/>
             </w:pPr>
             <w:r>
               <w:rPr>
                 <w:b w:val="0"/>
-                <w:color w:val="000000"/>
-                <w:sz w:val="18"/>
+                <w:sz w:val="20"/>
               </w:rPr>
-              <w:t>Comparar idees; triar una missió per equip; dibuixar el sistema; obrir els espais de treball.</w:t>
-            </w:r>
-          </w:p>
-        </w:tc>
-        <w:tc>
-          <w:tcPr>
-            <w:tcW w:type="dxa" w:w="4309"/>
-            <w:vAlign w:val="center"/>
-            <w:shd w:fill="F0F4F5"/>
-            <w:tcMar>
-              <w:top w:w="95" w:type="dxa"/>
-              <w:left w:w="95" w:type="dxa"/>
-              <w:bottom w:w="95" w:type="dxa"/>
-              <w:right w:w="95" w:type="dxa"/>
-            </w:tcMar>
-          </w:tcPr>
-          <w:p>
-            <w:pPr>
-              <w:spacing w:after="20" w:before="20" w:line="252" w:lineRule="auto"/>
-            </w:pPr>
-            <w:r>
-              <w:rPr>
-                <w:b w:val="0"/>
-                <w:color w:val="000000"/>
-                <w:sz w:val="18"/>
-              </w:rPr>
-              <w:t>Missió acordada, esquema i enllaços al pla, repositori i memòria.</w:t>
+              <w:t>Abans del 18/12/2026</w:t>
             </w:r>
           </w:p>
         </w:tc>
@@ -307,170 +437,51 @@
         </w:trPr>
         <w:tc>
           <w:tcPr>
-            <w:tcW w:type="dxa" w:w="1474"/>
+            <w:tcW w:type="dxa" w:w="3969"/>
             <w:vAlign w:val="center"/>
+            <w:tcBorders>
+              <w:top w:val="single" w:sz="4" w:color="D9D9D9"/>
+              <w:left w:val="single" w:sz="4" w:color="D9D9D9"/>
+              <w:bottom w:val="single" w:sz="4" w:color="D9D9D9"/>
+              <w:right w:val="single" w:sz="4" w:color="D9D9D9"/>
+            </w:tcBorders>
             <w:shd w:fill="FFFFFF"/>
-            <w:tcMar>
-              <w:top w:w="95" w:type="dxa"/>
-              <w:left w:w="95" w:type="dxa"/>
-              <w:bottom w:w="95" w:type="dxa"/>
-              <w:right w:w="95" w:type="dxa"/>
-            </w:tcMar>
           </w:tcPr>
           <w:p>
             <w:pPr>
-              <w:spacing w:after="20" w:before="20" w:line="252" w:lineRule="auto"/>
+              <w:spacing w:after="80" w:before="80"/>
             </w:pPr>
             <w:r>
               <w:rPr>
                 <w:b w:val="0"/>
-                <w:color w:val="000000"/>
-                <w:sz w:val="18"/>
+                <w:sz w:val="20"/>
               </w:rPr>
-              <w:t>Abans del 23 d’octubre</w:t>
+              <w:t>CDR i fase catalana</w:t>
             </w:r>
           </w:p>
         </w:tc>
         <w:tc>
           <w:tcPr>
-            <w:tcW w:type="dxa" w:w="4082"/>
+            <w:tcW w:type="dxa" w:w="5783"/>
             <w:vAlign w:val="center"/>
+            <w:tcBorders>
+              <w:top w:val="single" w:sz="4" w:color="D9D9D9"/>
+              <w:left w:val="single" w:sz="4" w:color="D9D9D9"/>
+              <w:bottom w:val="single" w:sz="4" w:color="D9D9D9"/>
+              <w:right w:val="single" w:sz="4" w:color="D9D9D9"/>
+            </w:tcBorders>
             <w:shd w:fill="FFFFFF"/>
-            <w:tcMar>
-              <w:top w:w="95" w:type="dxa"/>
-              <w:left w:w="95" w:type="dxa"/>
-              <w:bottom w:w="95" w:type="dxa"/>
-              <w:right w:w="95" w:type="dxa"/>
-            </w:tcMar>
           </w:tcPr>
           <w:p>
             <w:pPr>
-              <w:spacing w:after="20" w:before="20" w:line="252" w:lineRule="auto"/>
+              <w:spacing w:after="80" w:before="80"/>
             </w:pPr>
             <w:r>
               <w:rPr>
                 <w:b w:val="0"/>
-                <w:color w:val="000000"/>
-                <w:sz w:val="18"/>
+                <w:sz w:val="20"/>
               </w:rPr>
-              <w:t>Assignar responsables i revisors; iniciar el seguiment i revisar la viabilitat amb el docent.</w:t>
-            </w:r>
-          </w:p>
-        </w:tc>
-        <w:tc>
-          <w:tcPr>
-            <w:tcW w:type="dxa" w:w="4309"/>
-            <w:vAlign w:val="center"/>
-            <w:shd w:fill="FFFFFF"/>
-            <w:tcMar>
-              <w:top w:w="95" w:type="dxa"/>
-              <w:left w:w="95" w:type="dxa"/>
-              <w:bottom w:w="95" w:type="dxa"/>
-              <w:right w:w="95" w:type="dxa"/>
-            </w:tcMar>
-          </w:tcPr>
-          <w:p>
-            <w:pPr>
-              <w:spacing w:after="20" w:before="20" w:line="252" w:lineRule="auto"/>
-            </w:pPr>
-            <w:r>
-              <w:rPr>
-                <w:b w:val="0"/>
-                <w:color w:val="000000"/>
-                <w:sz w:val="18"/>
-              </w:rPr>
-              <w:t>Primer pla amb tasques, proves, dependències i material.</w:t>
-            </w:r>
-          </w:p>
-        </w:tc>
-      </w:tr>
-    </w:tbl>
-    <w:p>
-      <w:pPr>
-        <w:spacing w:after="0"/>
-      </w:pPr>
-    </w:p>
-    <w:p>
-      <w:pPr>
-        <w:pStyle w:val="Heading2"/>
-      </w:pPr>
-      <w:r>
-        <w:t>Les fites que ens orienten</w:t>
-      </w:r>
-    </w:p>
-    <w:tbl>
-      <w:tblPr>
-        <w:tblW w:type="auto" w:w="0"/>
-        <w:jc w:val="center"/>
-        <w:tblLayout w:type="fixed"/>
-        <w:tblLook w:firstColumn="1" w:firstRow="1" w:lastColumn="0" w:lastRow="0" w:noHBand="0" w:noVBand="1" w:val="04A0"/>
-        <w:tblBorders>
-          <w:top w:val="single" w:sz="4" w:color="D9D9D9"/>
-          <w:left w:val="single" w:sz="4" w:color="D9D9D9"/>
-          <w:bottom w:val="single" w:sz="4" w:color="D9D9D9"/>
-          <w:right w:val="single" w:sz="4" w:color="D9D9D9"/>
-          <w:insideH w:val="single" w:sz="4" w:color="D9D9D9"/>
-          <w:insideV w:val="single" w:sz="4" w:color="D9D9D9"/>
-        </w:tblBorders>
-      </w:tblPr>
-      <w:tblGrid>
-        <w:gridCol w:w="2721"/>
-        <w:gridCol w:w="7143"/>
-      </w:tblGrid>
-      <w:tr>
-        <w:trPr>
-          <w:cantSplit/>
-          <w:tblHeader/>
-        </w:trPr>
-        <w:tc>
-          <w:tcPr>
-            <w:tcW w:type="dxa" w:w="2721"/>
-            <w:vAlign w:val="center"/>
-            <w:shd w:fill="174C63"/>
-            <w:tcMar>
-              <w:top w:w="95" w:type="dxa"/>
-              <w:left w:w="95" w:type="dxa"/>
-              <w:bottom w:w="95" w:type="dxa"/>
-              <w:right w:w="95" w:type="dxa"/>
-            </w:tcMar>
-          </w:tcPr>
-          <w:p>
-            <w:pPr>
-              <w:spacing w:after="20" w:before="20" w:line="252" w:lineRule="auto"/>
-            </w:pPr>
-            <w:r>
-              <w:rPr>
-                <w:b/>
-                <w:color w:val="FFFFFF"/>
-                <w:sz w:val="18"/>
-              </w:rPr>
-              <w:t>Fita interna recomanada</w:t>
-            </w:r>
-          </w:p>
-        </w:tc>
-        <w:tc>
-          <w:tcPr>
-            <w:tcW w:type="dxa" w:w="7143"/>
-            <w:vAlign w:val="center"/>
-            <w:shd w:fill="174C63"/>
-            <w:tcMar>
-              <w:top w:w="95" w:type="dxa"/>
-              <w:left w:w="95" w:type="dxa"/>
-              <w:bottom w:w="95" w:type="dxa"/>
-              <w:right w:w="95" w:type="dxa"/>
-            </w:tcMar>
-          </w:tcPr>
-          <w:p>
-            <w:pPr>
-              <w:spacing w:after="20" w:before="20" w:line="252" w:lineRule="auto"/>
-            </w:pPr>
-            <w:r>
-              <w:rPr>
-                <w:b/>
-                <w:color w:val="FFFFFF"/>
-                <w:sz w:val="18"/>
-              </w:rPr>
-              <w:t>Resultat que hem de mostrar</w:t>
+              <w:t>Per confirmar</w:t>
             </w:r>
           </w:p>
         </w:tc>
@@ -481,53 +492,51 @@
         </w:trPr>
         <w:tc>
           <w:tcPr>
-            <w:tcW w:type="dxa" w:w="2721"/>
+            <w:tcW w:type="dxa" w:w="3969"/>
             <w:vAlign w:val="center"/>
-            <w:shd w:fill="FFFFFF"/>
-            <w:tcMar>
-              <w:top w:w="95" w:type="dxa"/>
-              <w:left w:w="95" w:type="dxa"/>
-              <w:bottom w:w="95" w:type="dxa"/>
-              <w:right w:w="95" w:type="dxa"/>
-            </w:tcMar>
+            <w:tcBorders>
+              <w:top w:val="single" w:sz="4" w:color="D9D9D9"/>
+              <w:left w:val="single" w:sz="4" w:color="D9D9D9"/>
+              <w:bottom w:val="single" w:sz="4" w:color="D9D9D9"/>
+              <w:right w:val="single" w:sz="4" w:color="D9D9D9"/>
+            </w:tcBorders>
+            <w:shd w:fill="F5F7F9"/>
           </w:tcPr>
           <w:p>
             <w:pPr>
-              <w:spacing w:after="20" w:before="20" w:line="252" w:lineRule="auto"/>
+              <w:spacing w:after="80" w:before="80"/>
             </w:pPr>
             <w:r>
               <w:rPr>
                 <w:b w:val="0"/>
-                <w:color w:val="000000"/>
-                <w:sz w:val="18"/>
+                <w:sz w:val="20"/>
               </w:rPr>
-              <w:t>20 novembre</w:t>
+              <w:t>PLR si ens classifiquem</w:t>
             </w:r>
           </w:p>
         </w:tc>
         <w:tc>
           <w:tcPr>
-            <w:tcW w:type="dxa" w:w="7143"/>
+            <w:tcW w:type="dxa" w:w="5783"/>
             <w:vAlign w:val="center"/>
-            <w:shd w:fill="FFFFFF"/>
-            <w:tcMar>
-              <w:top w:w="95" w:type="dxa"/>
-              <w:left w:w="95" w:type="dxa"/>
-              <w:bottom w:w="95" w:type="dxa"/>
-              <w:right w:w="95" w:type="dxa"/>
-            </w:tcMar>
+            <w:tcBorders>
+              <w:top w:val="single" w:sz="4" w:color="D9D9D9"/>
+              <w:left w:val="single" w:sz="4" w:color="D9D9D9"/>
+              <w:bottom w:val="single" w:sz="4" w:color="D9D9D9"/>
+              <w:right w:val="single" w:sz="4" w:color="D9D9D9"/>
+            </w:tcBorders>
+            <w:shd w:fill="F5F7F9"/>
           </w:tcPr>
           <w:p>
             <w:pPr>
-              <w:spacing w:after="20" w:before="20" w:line="252" w:lineRule="auto"/>
+              <w:spacing w:after="80" w:before="80"/>
             </w:pPr>
             <w:r>
               <w:rPr>
                 <w:b w:val="0"/>
-                <w:color w:val="000000"/>
-                <w:sz w:val="18"/>
+                <w:sz w:val="20"/>
               </w:rPr>
-              <w:t>Primera cadena de dades reals de principi a fi.</w:t>
+              <w:t>30/4/2027 a les 23.59 h</w:t>
             </w:r>
           </w:p>
         </w:tc>
@@ -538,224 +547,51 @@
         </w:trPr>
         <w:tc>
           <w:tcPr>
-            <w:tcW w:type="dxa" w:w="2721"/>
+            <w:tcW w:type="dxa" w:w="3969"/>
             <w:vAlign w:val="center"/>
-            <w:shd w:fill="F0F4F5"/>
-            <w:tcMar>
-              <w:top w:w="95" w:type="dxa"/>
-              <w:left w:w="95" w:type="dxa"/>
-              <w:bottom w:w="95" w:type="dxa"/>
-              <w:right w:w="95" w:type="dxa"/>
-            </w:tcMar>
+            <w:tcBorders>
+              <w:top w:val="single" w:sz="4" w:color="D9D9D9"/>
+              <w:left w:val="single" w:sz="4" w:color="D9D9D9"/>
+              <w:bottom w:val="single" w:sz="4" w:color="D9D9D9"/>
+              <w:right w:val="single" w:sz="4" w:color="D9D9D9"/>
+            </w:tcBorders>
+            <w:shd w:fill="FFFFFF"/>
           </w:tcPr>
           <w:p>
             <w:pPr>
-              <w:spacing w:after="20" w:before="20" w:line="252" w:lineRule="auto"/>
+              <w:spacing w:after="80" w:before="80"/>
             </w:pPr>
             <w:r>
               <w:rPr>
                 <w:b w:val="0"/>
-                <w:color w:val="000000"/>
-                <w:sz w:val="18"/>
+                <w:sz w:val="20"/>
               </w:rPr>
-              <w:t>4 desembre</w:t>
+              <w:t>Final nacional si ens classifiquem</w:t>
             </w:r>
           </w:p>
         </w:tc>
         <w:tc>
           <w:tcPr>
-            <w:tcW w:type="dxa" w:w="7143"/>
+            <w:tcW w:type="dxa" w:w="5783"/>
             <w:vAlign w:val="center"/>
-            <w:shd w:fill="F0F4F5"/>
-            <w:tcMar>
-              <w:top w:w="95" w:type="dxa"/>
-              <w:left w:w="95" w:type="dxa"/>
-              <w:bottom w:w="95" w:type="dxa"/>
-              <w:right w:w="95" w:type="dxa"/>
-            </w:tcMar>
+            <w:tcBorders>
+              <w:top w:val="single" w:sz="4" w:color="D9D9D9"/>
+              <w:left w:val="single" w:sz="4" w:color="D9D9D9"/>
+              <w:bottom w:val="single" w:sz="4" w:color="D9D9D9"/>
+              <w:right w:val="single" w:sz="4" w:color="D9D9D9"/>
+            </w:tcBorders>
+            <w:shd w:fill="FFFFFF"/>
           </w:tcPr>
           <w:p>
             <w:pPr>
-              <w:spacing w:after="20" w:before="20" w:line="252" w:lineRule="auto"/>
+              <w:spacing w:after="80" w:before="80"/>
             </w:pPr>
             <w:r>
               <w:rPr>
                 <w:b w:val="0"/>
-                <w:color w:val="000000"/>
-                <w:sz w:val="18"/>
+                <w:sz w:val="20"/>
               </w:rPr>
-              <w:t>Primer esborrany complet del PDR.</w:t>
-            </w:r>
-          </w:p>
-        </w:tc>
-      </w:tr>
-      <w:tr>
-        <w:trPr>
-          <w:cantSplit/>
-        </w:trPr>
-        <w:tc>
-          <w:tcPr>
-            <w:tcW w:type="dxa" w:w="2721"/>
-            <w:vAlign w:val="center"/>
-            <w:shd w:fill="FFFFFF"/>
-            <w:tcMar>
-              <w:top w:w="95" w:type="dxa"/>
-              <w:left w:w="95" w:type="dxa"/>
-              <w:bottom w:w="95" w:type="dxa"/>
-              <w:right w:w="95" w:type="dxa"/>
-            </w:tcMar>
-          </w:tcPr>
-          <w:p>
-            <w:pPr>
-              <w:spacing w:after="20" w:before="20" w:line="252" w:lineRule="auto"/>
-            </w:pPr>
-            <w:r>
-              <w:rPr>
-                <w:b w:val="0"/>
-                <w:color w:val="000000"/>
-                <w:sz w:val="18"/>
-              </w:rPr>
-              <w:t>11 i 16 desembre</w:t>
-            </w:r>
-          </w:p>
-        </w:tc>
-        <w:tc>
-          <w:tcPr>
-            <w:tcW w:type="dxa" w:w="7143"/>
-            <w:vAlign w:val="center"/>
-            <w:shd w:fill="FFFFFF"/>
-            <w:tcMar>
-              <w:top w:w="95" w:type="dxa"/>
-              <w:left w:w="95" w:type="dxa"/>
-              <w:bottom w:w="95" w:type="dxa"/>
-              <w:right w:w="95" w:type="dxa"/>
-            </w:tcMar>
-          </w:tcPr>
-          <w:p>
-            <w:pPr>
-              <w:spacing w:after="20" w:before="20" w:line="252" w:lineRule="auto"/>
-            </w:pPr>
-            <w:r>
-              <w:rPr>
-                <w:b w:val="0"/>
-                <w:color w:val="000000"/>
-                <w:sz w:val="18"/>
-              </w:rPr>
-              <w:t>Revisió docent i enviament recomanat del PDR.</w:t>
-            </w:r>
-          </w:p>
-        </w:tc>
-      </w:tr>
-      <w:tr>
-        <w:trPr>
-          <w:cantSplit/>
-        </w:trPr>
-        <w:tc>
-          <w:tcPr>
-            <w:tcW w:type="dxa" w:w="2721"/>
-            <w:vAlign w:val="center"/>
-            <w:shd w:fill="F0F4F5"/>
-            <w:tcMar>
-              <w:top w:w="95" w:type="dxa"/>
-              <w:left w:w="95" w:type="dxa"/>
-              <w:bottom w:w="95" w:type="dxa"/>
-              <w:right w:w="95" w:type="dxa"/>
-            </w:tcMar>
-          </w:tcPr>
-          <w:p>
-            <w:pPr>
-              <w:spacing w:after="20" w:before="20" w:line="252" w:lineRule="auto"/>
-            </w:pPr>
-            <w:r>
-              <w:rPr>
-                <w:b w:val="0"/>
-                <w:color w:val="000000"/>
-                <w:sz w:val="18"/>
-              </w:rPr>
-              <w:t>19 febrer</w:t>
-            </w:r>
-          </w:p>
-        </w:tc>
-        <w:tc>
-          <w:tcPr>
-            <w:tcW w:type="dxa" w:w="7143"/>
-            <w:vAlign w:val="center"/>
-            <w:shd w:fill="F0F4F5"/>
-            <w:tcMar>
-              <w:top w:w="95" w:type="dxa"/>
-              <w:left w:w="95" w:type="dxa"/>
-              <w:bottom w:w="95" w:type="dxa"/>
-              <w:right w:w="95" w:type="dxa"/>
-            </w:tcMar>
-          </w:tcPr>
-          <w:p>
-            <w:pPr>
-              <w:spacing w:after="20" w:before="20" w:line="252" w:lineRule="auto"/>
-            </w:pPr>
-            <w:r>
-              <w:rPr>
-                <w:b w:val="0"/>
-                <w:color w:val="000000"/>
-                <w:sz w:val="18"/>
-              </w:rPr>
-              <w:t>Conjunt integrat amb les dues missions.</w:t>
-            </w:r>
-          </w:p>
-        </w:tc>
-      </w:tr>
-      <w:tr>
-        <w:trPr>
-          <w:cantSplit/>
-        </w:trPr>
-        <w:tc>
-          <w:tcPr>
-            <w:tcW w:type="dxa" w:w="2721"/>
-            <w:vAlign w:val="center"/>
-            <w:shd w:fill="FFFFFF"/>
-            <w:tcMar>
-              <w:top w:w="95" w:type="dxa"/>
-              <w:left w:w="95" w:type="dxa"/>
-              <w:bottom w:w="95" w:type="dxa"/>
-              <w:right w:w="95" w:type="dxa"/>
-            </w:tcMar>
-          </w:tcPr>
-          <w:p>
-            <w:pPr>
-              <w:spacing w:after="20" w:before="20" w:line="252" w:lineRule="auto"/>
-            </w:pPr>
-            <w:r>
-              <w:rPr>
-                <w:b w:val="0"/>
-                <w:color w:val="000000"/>
-                <w:sz w:val="18"/>
-              </w:rPr>
-              <w:t>12 març</w:t>
-            </w:r>
-          </w:p>
-        </w:tc>
-        <w:tc>
-          <w:tcPr>
-            <w:tcW w:type="dxa" w:w="7143"/>
-            <w:vAlign w:val="center"/>
-            <w:shd w:fill="FFFFFF"/>
-            <w:tcMar>
-              <w:top w:w="95" w:type="dxa"/>
-              <w:left w:w="95" w:type="dxa"/>
-              <w:bottom w:w="95" w:type="dxa"/>
-              <w:right w:w="95" w:type="dxa"/>
-            </w:tcMar>
-          </w:tcPr>
-          <w:p>
-            <w:pPr>
-              <w:spacing w:after="20" w:before="20" w:line="252" w:lineRule="auto"/>
-            </w:pPr>
-            <w:r>
-              <w:rPr>
-                <w:b w:val="0"/>
-                <w:color w:val="000000"/>
-                <w:sz w:val="18"/>
-              </w:rPr>
-              <w:t>Proves revisades, esborrany CDR i assaig de defensa.</w:t>
+              <w:t>12–13/5/2027</w:t>
             </w:r>
           </w:p>
         </w:tc>
@@ -763,1654 +599,34 @@
     </w:tbl>
     <w:p>
       <w:pPr>
-        <w:spacing w:after="0"/>
+        <w:spacing w:after="0" w:before="0" w:line="60" w:lineRule="exact"/>
       </w:pPr>
     </w:p>
     <w:p>
       <w:r>
-        <w:t>Aquestes dates són objectius interns de treball. Els terminis oficials i les vacances consten a les pàgines 2, 3 i 10. La data del CDR i la fase catalana s’ajustarà quan l’organització la confirmi.</w:t>
+        <w:t>Les dates de les fases són objectius interns. El docent les ajustarà a les sessions, l’estada a l’empresa i les dates oficials. Si la fase catalana s’avança, avançarem també les proves i el CDR.</w:t>
+      </w:r>
+    </w:p>
+    <w:p>
+      <w:r>
+        <w:t>Nadal: 22/12–7/1. Setmana Santa: 20–29/3. No hi ha feina obligatòria durant les vacances. El 8/1 és de represa si hi ha sessió; construcció des de l’11/1.</w:t>
       </w:r>
     </w:p>
     <w:p>
       <w:pPr>
-        <w:pStyle w:val="Heading2"/>
+        <w:spacing w:after="0" w:before="0" w:line="60" w:lineRule="exact"/>
       </w:pPr>
       <w:r>
-        <w:t>Què vol dir tenir una tasca acabada</w:t>
-      </w:r>
-    </w:p>
-    <w:p>
-      <w:r>
-        <w:t>El resultat està guardat, la prova està explicada, un company l’ha revisat i l’alumne responsable el pot demostrar. Si és parcial, indiquem què falta i el següent pas. Una prova fallida també és una evidència útil quan n’analitzem el resultat.</w:t>
-      </w:r>
-    </w:p>
-    <w:p>
-      <w:r>
-        <w:t>Consulta ràpida: calendari 2–3 · equips i espais 4 · rutina 5 · missió i pla 6 · proves 7 · memòria 8 · avaluació 9 · bases i terminis 10.</w:t>
+        <w:br w:type="page"/>
       </w:r>
     </w:p>
     <w:p>
       <w:pPr>
         <w:pStyle w:val="Heading1"/>
-        <w:pageBreakBefore/>
       </w:pPr>
       <w:r>
-        <w:t>Calendari de treball fins al desembre</w:t>
+        <w:t>Com treballem cada setmana</w:t>
       </w:r>
-    </w:p>
-    <w:p>
-      <w:r>
-        <w:t>Planifiquem des del 14 d’octubre. La proposta pressuposa treball de projecte regular cada setmana; els docents ajustaran les sessions segons les hores reals, les avaluacions, l’estada a l’empresa i el calendari del centre. Els objectius de sortida es mantenen encara que canviï una sessió.</w:t>
-      </w:r>
-    </w:p>
-    <w:tbl>
-      <w:tblPr>
-        <w:tblW w:type="auto" w:w="0"/>
-        <w:jc w:val="center"/>
-        <w:tblLayout w:type="fixed"/>
-        <w:tblLook w:firstColumn="1" w:firstRow="1" w:lastColumn="0" w:lastRow="0" w:noHBand="0" w:noVBand="1" w:val="04A0"/>
-        <w:tblBorders>
-          <w:top w:val="single" w:sz="4" w:color="D9D9D9"/>
-          <w:left w:val="single" w:sz="4" w:color="D9D9D9"/>
-          <w:bottom w:val="single" w:sz="4" w:color="D9D9D9"/>
-          <w:right w:val="single" w:sz="4" w:color="D9D9D9"/>
-          <w:insideH w:val="single" w:sz="4" w:color="D9D9D9"/>
-          <w:insideV w:val="single" w:sz="4" w:color="D9D9D9"/>
-        </w:tblBorders>
-      </w:tblPr>
-      <w:tblGrid>
-        <w:gridCol w:w="1928"/>
-        <w:gridCol w:w="3855"/>
-        <w:gridCol w:w="4082"/>
-      </w:tblGrid>
-      <w:tr>
-        <w:trPr>
-          <w:cantSplit/>
-          <w:tblHeader/>
-        </w:trPr>
-        <w:tc>
-          <w:tcPr>
-            <w:tcW w:type="dxa" w:w="1928"/>
-            <w:vAlign w:val="center"/>
-            <w:shd w:fill="174C63"/>
-            <w:tcMar>
-              <w:top w:w="95" w:type="dxa"/>
-              <w:left w:w="95" w:type="dxa"/>
-              <w:bottom w:w="95" w:type="dxa"/>
-              <w:right w:w="95" w:type="dxa"/>
-            </w:tcMar>
-          </w:tcPr>
-          <w:p>
-            <w:pPr>
-              <w:spacing w:after="20" w:before="20" w:line="252" w:lineRule="auto"/>
-            </w:pPr>
-            <w:r>
-              <w:rPr>
-                <w:b/>
-                <w:color w:val="FFFFFF"/>
-                <w:sz w:val="18"/>
-              </w:rPr>
-              <w:t>Període i fita interna</w:t>
-            </w:r>
-          </w:p>
-        </w:tc>
-        <w:tc>
-          <w:tcPr>
-            <w:tcW w:type="dxa" w:w="3855"/>
-            <w:vAlign w:val="center"/>
-            <w:shd w:fill="174C63"/>
-            <w:tcMar>
-              <w:top w:w="95" w:type="dxa"/>
-              <w:left w:w="95" w:type="dxa"/>
-              <w:bottom w:w="95" w:type="dxa"/>
-              <w:right w:w="95" w:type="dxa"/>
-            </w:tcMar>
-          </w:tcPr>
-          <w:p>
-            <w:pPr>
-              <w:spacing w:after="20" w:before="20" w:line="252" w:lineRule="auto"/>
-            </w:pPr>
-            <w:r>
-              <w:rPr>
-                <w:b/>
-                <w:color w:val="FFFFFF"/>
-                <w:sz w:val="18"/>
-              </w:rPr>
-              <w:t>Treball prioritari</w:t>
-            </w:r>
-          </w:p>
-        </w:tc>
-        <w:tc>
-          <w:tcPr>
-            <w:tcW w:type="dxa" w:w="4082"/>
-            <w:vAlign w:val="center"/>
-            <w:shd w:fill="174C63"/>
-            <w:tcMar>
-              <w:top w:w="95" w:type="dxa"/>
-              <w:left w:w="95" w:type="dxa"/>
-              <w:bottom w:w="95" w:type="dxa"/>
-              <w:right w:w="95" w:type="dxa"/>
-            </w:tcMar>
-          </w:tcPr>
-          <w:p>
-            <w:pPr>
-              <w:spacing w:after="20" w:before="20" w:line="252" w:lineRule="auto"/>
-            </w:pPr>
-            <w:r>
-              <w:rPr>
-                <w:b/>
-                <w:color w:val="FFFFFF"/>
-                <w:sz w:val="18"/>
-              </w:rPr>
-              <w:t>Entrega per validar la fase</w:t>
-            </w:r>
-          </w:p>
-        </w:tc>
-      </w:tr>
-      <w:tr>
-        <w:trPr>
-          <w:cantSplit/>
-        </w:trPr>
-        <w:tc>
-          <w:tcPr>
-            <w:tcW w:type="dxa" w:w="1928"/>
-            <w:vAlign w:val="center"/>
-            <w:shd w:fill="FFFFFF"/>
-            <w:tcMar>
-              <w:top w:w="95" w:type="dxa"/>
-              <w:left w:w="95" w:type="dxa"/>
-              <w:bottom w:w="95" w:type="dxa"/>
-              <w:right w:w="95" w:type="dxa"/>
-            </w:tcMar>
-          </w:tcPr>
-          <w:p>
-            <w:pPr>
-              <w:spacing w:after="20" w:before="20" w:line="252" w:lineRule="auto"/>
-            </w:pPr>
-            <w:r>
-              <w:rPr>
-                <w:b w:val="0"/>
-                <w:color w:val="000000"/>
-                <w:sz w:val="18"/>
-              </w:rPr>
-              <w:t>14–23 octubre</w:t>
-              <w:br/>
-              <w:t>Fita 23/10</w:t>
-            </w:r>
-          </w:p>
-        </w:tc>
-        <w:tc>
-          <w:tcPr>
-            <w:tcW w:type="dxa" w:w="3855"/>
-            <w:vAlign w:val="center"/>
-            <w:shd w:fill="FFFFFF"/>
-            <w:tcMar>
-              <w:top w:w="95" w:type="dxa"/>
-              <w:left w:w="95" w:type="dxa"/>
-              <w:bottom w:w="95" w:type="dxa"/>
-              <w:right w:w="95" w:type="dxa"/>
-            </w:tcMar>
-          </w:tcPr>
-          <w:p>
-            <w:pPr>
-              <w:spacing w:after="20" w:before="20" w:line="252" w:lineRule="auto"/>
-            </w:pPr>
-            <w:r>
-              <w:rPr>
-                <w:b w:val="0"/>
-                <w:color w:val="000000"/>
-                <w:sz w:val="18"/>
-              </w:rPr>
-              <w:t>Equips, inventari, propostes de missió i selecció. Comprovar elegibilitat amb el docent.</w:t>
-            </w:r>
-          </w:p>
-        </w:tc>
-        <w:tc>
-          <w:tcPr>
-            <w:tcW w:type="dxa" w:w="4082"/>
-            <w:vAlign w:val="center"/>
-            <w:shd w:fill="FFFFFF"/>
-            <w:tcMar>
-              <w:top w:w="95" w:type="dxa"/>
-              <w:left w:w="95" w:type="dxa"/>
-              <w:bottom w:w="95" w:type="dxa"/>
-              <w:right w:w="95" w:type="dxa"/>
-            </w:tcMar>
-          </w:tcPr>
-          <w:p>
-            <w:pPr>
-              <w:spacing w:after="20" w:before="20" w:line="252" w:lineRule="auto"/>
-            </w:pPr>
-            <w:r>
-              <w:rPr>
-                <w:b w:val="0"/>
-                <w:color w:val="000000"/>
-                <w:sz w:val="18"/>
-              </w:rPr>
-              <w:t>Fitxa de missió escollida, responsables, inventari i espais compartits.</w:t>
-            </w:r>
-          </w:p>
-        </w:tc>
-      </w:tr>
-      <w:tr>
-        <w:trPr>
-          <w:cantSplit/>
-        </w:trPr>
-        <w:tc>
-          <w:tcPr>
-            <w:tcW w:type="dxa" w:w="1928"/>
-            <w:vAlign w:val="center"/>
-            <w:shd w:fill="F0F4F5"/>
-            <w:tcMar>
-              <w:top w:w="95" w:type="dxa"/>
-              <w:left w:w="95" w:type="dxa"/>
-              <w:bottom w:w="95" w:type="dxa"/>
-              <w:right w:w="95" w:type="dxa"/>
-            </w:tcMar>
-          </w:tcPr>
-          <w:p>
-            <w:pPr>
-              <w:spacing w:after="20" w:before="20" w:line="252" w:lineRule="auto"/>
-            </w:pPr>
-            <w:r>
-              <w:rPr>
-                <w:b w:val="0"/>
-                <w:color w:val="000000"/>
-                <w:sz w:val="18"/>
-              </w:rPr>
-              <w:t>26 octubre–6 novembre</w:t>
-              <w:br/>
-              <w:t>Fita 6/11</w:t>
-            </w:r>
-          </w:p>
-        </w:tc>
-        <w:tc>
-          <w:tcPr>
-            <w:tcW w:type="dxa" w:w="3855"/>
-            <w:vAlign w:val="center"/>
-            <w:shd w:fill="F0F4F5"/>
-            <w:tcMar>
-              <w:top w:w="95" w:type="dxa"/>
-              <w:left w:w="95" w:type="dxa"/>
-              <w:bottom w:w="95" w:type="dxa"/>
-              <w:right w:w="95" w:type="dxa"/>
-            </w:tcMar>
-          </w:tcPr>
-          <w:p>
-            <w:pPr>
-              <w:spacing w:after="20" w:before="20" w:line="252" w:lineRule="auto"/>
-            </w:pPr>
-            <w:r>
-              <w:rPr>
-                <w:b w:val="0"/>
-                <w:color w:val="000000"/>
-                <w:sz w:val="18"/>
-              </w:rPr>
-              <w:t>Comparar components; acordar dades i unitats; revisar massa, volum, energia i cost abans de comprar.</w:t>
-            </w:r>
-          </w:p>
-        </w:tc>
-        <w:tc>
-          <w:tcPr>
-            <w:tcW w:type="dxa" w:w="4082"/>
-            <w:vAlign w:val="center"/>
-            <w:shd w:fill="F0F4F5"/>
-            <w:tcMar>
-              <w:top w:w="95" w:type="dxa"/>
-              <w:left w:w="95" w:type="dxa"/>
-              <w:bottom w:w="95" w:type="dxa"/>
-              <w:right w:w="95" w:type="dxa"/>
-            </w:tcMar>
-          </w:tcPr>
-          <w:p>
-            <w:pPr>
-              <w:spacing w:after="20" w:before="20" w:line="252" w:lineRule="auto"/>
-            </w:pPr>
-            <w:r>
-              <w:rPr>
-                <w:b w:val="0"/>
-                <w:color w:val="000000"/>
-                <w:sz w:val="18"/>
-              </w:rPr>
-              <w:t>Esquema del conjunt, acord de comunicació, pressupost i missatge simulat llegit pel receptor.</w:t>
-            </w:r>
-          </w:p>
-        </w:tc>
-      </w:tr>
-      <w:tr>
-        <w:trPr>
-          <w:cantSplit/>
-        </w:trPr>
-        <w:tc>
-          <w:tcPr>
-            <w:tcW w:type="dxa" w:w="1928"/>
-            <w:vAlign w:val="center"/>
-            <w:shd w:fill="FFFFFF"/>
-            <w:tcMar>
-              <w:top w:w="95" w:type="dxa"/>
-              <w:left w:w="95" w:type="dxa"/>
-              <w:bottom w:w="95" w:type="dxa"/>
-              <w:right w:w="95" w:type="dxa"/>
-            </w:tcMar>
-          </w:tcPr>
-          <w:p>
-            <w:pPr>
-              <w:spacing w:after="20" w:before="20" w:line="252" w:lineRule="auto"/>
-            </w:pPr>
-            <w:r>
-              <w:rPr>
-                <w:b w:val="0"/>
-                <w:color w:val="000000"/>
-                <w:sz w:val="18"/>
-              </w:rPr>
-              <w:t>9–20 novembre</w:t>
-              <w:br/>
-              <w:t>Fita 20/11</w:t>
-            </w:r>
-          </w:p>
-        </w:tc>
-        <w:tc>
-          <w:tcPr>
-            <w:tcW w:type="dxa" w:w="3855"/>
-            <w:vAlign w:val="center"/>
-            <w:shd w:fill="FFFFFF"/>
-            <w:tcMar>
-              <w:top w:w="95" w:type="dxa"/>
-              <w:left w:w="95" w:type="dxa"/>
-              <w:bottom w:w="95" w:type="dxa"/>
-              <w:right w:w="95" w:type="dxa"/>
-            </w:tcMar>
-          </w:tcPr>
-          <w:p>
-            <w:pPr>
-              <w:spacing w:after="20" w:before="20" w:line="252" w:lineRule="auto"/>
-            </w:pPr>
-            <w:r>
-              <w:rPr>
-                <w:b w:val="0"/>
-                <w:color w:val="000000"/>
-                <w:sz w:val="18"/>
-              </w:rPr>
-              <w:t>Llegir temperatura i pressió; transmetre, rebre, guardar i representar. Tramitar la inscripció amb marge.</w:t>
-            </w:r>
-          </w:p>
-        </w:tc>
-        <w:tc>
-          <w:tcPr>
-            <w:tcW w:type="dxa" w:w="4082"/>
-            <w:vAlign w:val="center"/>
-            <w:shd w:fill="FFFFFF"/>
-            <w:tcMar>
-              <w:top w:w="95" w:type="dxa"/>
-              <w:left w:w="95" w:type="dxa"/>
-              <w:bottom w:w="95" w:type="dxa"/>
-              <w:right w:w="95" w:type="dxa"/>
-            </w:tcMar>
-          </w:tcPr>
-          <w:p>
-            <w:pPr>
-              <w:spacing w:after="20" w:before="20" w:line="252" w:lineRule="auto"/>
-            </w:pPr>
-            <w:r>
-              <w:rPr>
-                <w:b w:val="0"/>
-                <w:color w:val="000000"/>
-                <w:sz w:val="18"/>
-              </w:rPr>
-              <w:t>Codi identificat, CSV real, gràfica amb unitats i instruccions per repetir la prova. Objectiu intern d’inscripció: 20/11.</w:t>
-            </w:r>
-          </w:p>
-        </w:tc>
-      </w:tr>
-      <w:tr>
-        <w:trPr>
-          <w:cantSplit/>
-        </w:trPr>
-        <w:tc>
-          <w:tcPr>
-            <w:tcW w:type="dxa" w:w="1928"/>
-            <w:vAlign w:val="center"/>
-            <w:shd w:fill="F0F4F5"/>
-            <w:tcMar>
-              <w:top w:w="95" w:type="dxa"/>
-              <w:left w:w="95" w:type="dxa"/>
-              <w:bottom w:w="95" w:type="dxa"/>
-              <w:right w:w="95" w:type="dxa"/>
-            </w:tcMar>
-          </w:tcPr>
-          <w:p>
-            <w:pPr>
-              <w:spacing w:after="20" w:before="20" w:line="252" w:lineRule="auto"/>
-            </w:pPr>
-            <w:r>
-              <w:rPr>
-                <w:b w:val="0"/>
-                <w:color w:val="000000"/>
-                <w:sz w:val="18"/>
-              </w:rPr>
-              <w:t>23 novembre–4 desembre</w:t>
-              <w:br/>
-              <w:t>Fita 4/12</w:t>
-            </w:r>
-          </w:p>
-        </w:tc>
-        <w:tc>
-          <w:tcPr>
-            <w:tcW w:type="dxa" w:w="3855"/>
-            <w:vAlign w:val="center"/>
-            <w:shd w:fill="F0F4F5"/>
-            <w:tcMar>
-              <w:top w:w="95" w:type="dxa"/>
-              <w:left w:w="95" w:type="dxa"/>
-              <w:bottom w:w="95" w:type="dxa"/>
-              <w:right w:w="95" w:type="dxa"/>
-            </w:tcMar>
-          </w:tcPr>
-          <w:p>
-            <w:pPr>
-              <w:spacing w:after="20" w:before="20" w:line="252" w:lineRule="auto"/>
-            </w:pPr>
-            <w:r>
-              <w:rPr>
-                <w:b w:val="0"/>
-                <w:color w:val="000000"/>
-                <w:sz w:val="18"/>
-              </w:rPr>
-              <w:t>Provar la viabilitat de la missió secundària. Justificar disseny, riscos, pressupost i difusió.</w:t>
-            </w:r>
-          </w:p>
-        </w:tc>
-        <w:tc>
-          <w:tcPr>
-            <w:tcW w:type="dxa" w:w="4082"/>
-            <w:vAlign w:val="center"/>
-            <w:shd w:fill="F0F4F5"/>
-            <w:tcMar>
-              <w:top w:w="95" w:type="dxa"/>
-              <w:left w:w="95" w:type="dxa"/>
-              <w:bottom w:w="95" w:type="dxa"/>
-              <w:right w:w="95" w:type="dxa"/>
-            </w:tcMar>
-          </w:tcPr>
-          <w:p>
-            <w:pPr>
-              <w:spacing w:after="20" w:before="20" w:line="252" w:lineRule="auto"/>
-            </w:pPr>
-            <w:r>
-              <w:rPr>
-                <w:b w:val="0"/>
-                <w:color w:val="000000"/>
-                <w:sz w:val="18"/>
-              </w:rPr>
-              <w:t>Primer PDR complet, revisió inicial de requisits i resultat d’una prova secundària o límits de viabilitat justificats.</w:t>
-            </w:r>
-          </w:p>
-        </w:tc>
-      </w:tr>
-      <w:tr>
-        <w:trPr>
-          <w:cantSplit/>
-        </w:trPr>
-        <w:tc>
-          <w:tcPr>
-            <w:tcW w:type="dxa" w:w="1928"/>
-            <w:vAlign w:val="center"/>
-            <w:shd w:fill="FFFFFF"/>
-            <w:tcMar>
-              <w:top w:w="95" w:type="dxa"/>
-              <w:left w:w="95" w:type="dxa"/>
-              <w:bottom w:w="95" w:type="dxa"/>
-              <w:right w:w="95" w:type="dxa"/>
-            </w:tcMar>
-          </w:tcPr>
-          <w:p>
-            <w:pPr>
-              <w:spacing w:after="20" w:before="20" w:line="252" w:lineRule="auto"/>
-            </w:pPr>
-            <w:r>
-              <w:rPr>
-                <w:b w:val="0"/>
-                <w:color w:val="000000"/>
-                <w:sz w:val="18"/>
-              </w:rPr>
-              <w:t>9–16 desembre</w:t>
-              <w:br/>
-              <w:t>Revisió 11/12</w:t>
-              <w:br/>
-              <w:t>Enviament 16/12</w:t>
-            </w:r>
-          </w:p>
-        </w:tc>
-        <w:tc>
-          <w:tcPr>
-            <w:tcW w:type="dxa" w:w="3855"/>
-            <w:vAlign w:val="center"/>
-            <w:shd w:fill="FFFFFF"/>
-            <w:tcMar>
-              <w:top w:w="95" w:type="dxa"/>
-              <w:left w:w="95" w:type="dxa"/>
-              <w:bottom w:w="95" w:type="dxa"/>
-              <w:right w:w="95" w:type="dxa"/>
-            </w:tcMar>
-          </w:tcPr>
-          <w:p>
-            <w:pPr>
-              <w:spacing w:after="20" w:before="20" w:line="252" w:lineRule="auto"/>
-            </w:pPr>
-            <w:r>
-              <w:rPr>
-                <w:b w:val="0"/>
-                <w:color w:val="000000"/>
-                <w:sz w:val="18"/>
-              </w:rPr>
-              <w:t>Corregir el PDR, comprovar enllaços i permisos, incorporar només ajustos necessaris de les formacions.</w:t>
-            </w:r>
-          </w:p>
-        </w:tc>
-        <w:tc>
-          <w:tcPr>
-            <w:tcW w:type="dxa" w:w="4082"/>
-            <w:vAlign w:val="center"/>
-            <w:shd w:fill="FFFFFF"/>
-            <w:tcMar>
-              <w:top w:w="95" w:type="dxa"/>
-              <w:left w:w="95" w:type="dxa"/>
-              <w:bottom w:w="95" w:type="dxa"/>
-              <w:right w:w="95" w:type="dxa"/>
-            </w:tcMar>
-          </w:tcPr>
-          <w:p>
-            <w:pPr>
-              <w:spacing w:after="20" w:before="20" w:line="252" w:lineRule="auto"/>
-            </w:pPr>
-            <w:r>
-              <w:rPr>
-                <w:b w:val="0"/>
-                <w:color w:val="000000"/>
-                <w:sz w:val="18"/>
-              </w:rPr>
-              <w:t>Versió revisada per tots els membres; còpia presentada i justificant o registre d’enviament.</w:t>
-            </w:r>
-          </w:p>
-        </w:tc>
-      </w:tr>
-    </w:tbl>
-    <w:p>
-      <w:pPr>
-        <w:spacing w:after="0"/>
-      </w:pPr>
-    </w:p>
-    <w:p>
-      <w:pPr>
-        <w:pStyle w:val="Heading2"/>
-      </w:pPr>
-      <w:r>
-        <w:t>Desembre té menys marge útil</w:t>
-      </w:r>
-    </w:p>
-    <w:p>
-      <w:r>
-        <w:t>El 6 i el 8 de desembre es deixen fora de la planificació de sessions. Reservem la setmana del 7 al 11 per revisar i la del 14 al 18 per corregir i enviar. Del 17 al 21 només preveiem contingències, còpies i deixar anotat com reprendre el treball; cap funció nova imprescindible.</w:t>
-      </w:r>
-    </w:p>
-    <w:p>
-      <w:r>
-        <w:t>Les vacances de Nadal són del 22 de desembre de 2026 al 7 de gener de 2027, ambdós inclosos. No assignem feina obligatòria durant les vacances. El 8 de gener queda per reprendre i comprovar material si hi ha sessió; la construcció es programa des de l’11.</w:t>
-      </w:r>
-    </w:p>
-    <w:p>
-      <w:r>
-        <w:t>La inscripció oficial tanca el 30/11 a les 23.59 h. El PDR s’ha de presentar abans del 18/12. Les nostres fites del 20/11 i 16/12 deixen marge; no són terminis de l’organització.</w:t>
-      </w:r>
-    </w:p>
-    <w:p>
-      <w:hyperlink r:id="rId11">
-        <w:r>
-          <w:rPr>
-            <w:color w:val="174C63"/>
-          </w:rPr>
-          <w:t>Calendari escolar de Catalunya 2026–2027</w:t>
-        </w:r>
-      </w:hyperlink>
-    </w:p>
-    <w:p>
-      <w:pPr>
-        <w:pStyle w:val="Heading1"/>
-        <w:pageBreakBefore/>
-      </w:pPr>
-      <w:r>
-        <w:t>Calendari de construcció i verificació</w:t>
-      </w:r>
-    </w:p>
-    <w:tbl>
-      <w:tblPr>
-        <w:tblW w:type="auto" w:w="0"/>
-        <w:jc w:val="center"/>
-        <w:tblLayout w:type="fixed"/>
-        <w:tblLook w:firstColumn="1" w:firstRow="1" w:lastColumn="0" w:lastRow="0" w:noHBand="0" w:noVBand="1" w:val="04A0"/>
-        <w:tblBorders>
-          <w:top w:val="single" w:sz="4" w:color="D9D9D9"/>
-          <w:left w:val="single" w:sz="4" w:color="D9D9D9"/>
-          <w:bottom w:val="single" w:sz="4" w:color="D9D9D9"/>
-          <w:right w:val="single" w:sz="4" w:color="D9D9D9"/>
-          <w:insideH w:val="single" w:sz="4" w:color="D9D9D9"/>
-          <w:insideV w:val="single" w:sz="4" w:color="D9D9D9"/>
-        </w:tblBorders>
-      </w:tblPr>
-      <w:tblGrid>
-        <w:gridCol w:w="1984"/>
-        <w:gridCol w:w="3855"/>
-        <w:gridCol w:w="4025"/>
-      </w:tblGrid>
-      <w:tr>
-        <w:trPr>
-          <w:cantSplit/>
-          <w:tblHeader/>
-        </w:trPr>
-        <w:tc>
-          <w:tcPr>
-            <w:tcW w:type="dxa" w:w="1984"/>
-            <w:vAlign w:val="center"/>
-            <w:shd w:fill="174C63"/>
-            <w:tcMar>
-              <w:top w:w="95" w:type="dxa"/>
-              <w:left w:w="95" w:type="dxa"/>
-              <w:bottom w:w="95" w:type="dxa"/>
-              <w:right w:w="95" w:type="dxa"/>
-            </w:tcMar>
-          </w:tcPr>
-          <w:p>
-            <w:pPr>
-              <w:spacing w:after="20" w:before="20" w:line="252" w:lineRule="auto"/>
-            </w:pPr>
-            <w:r>
-              <w:rPr>
-                <w:b/>
-                <w:color w:val="FFFFFF"/>
-                <w:sz w:val="18"/>
-              </w:rPr>
-              <w:t>Període i fita interna</w:t>
-            </w:r>
-          </w:p>
-        </w:tc>
-        <w:tc>
-          <w:tcPr>
-            <w:tcW w:type="dxa" w:w="3855"/>
-            <w:vAlign w:val="center"/>
-            <w:shd w:fill="174C63"/>
-            <w:tcMar>
-              <w:top w:w="95" w:type="dxa"/>
-              <w:left w:w="95" w:type="dxa"/>
-              <w:bottom w:w="95" w:type="dxa"/>
-              <w:right w:w="95" w:type="dxa"/>
-            </w:tcMar>
-          </w:tcPr>
-          <w:p>
-            <w:pPr>
-              <w:spacing w:after="20" w:before="20" w:line="252" w:lineRule="auto"/>
-            </w:pPr>
-            <w:r>
-              <w:rPr>
-                <w:b/>
-                <w:color w:val="FFFFFF"/>
-                <w:sz w:val="18"/>
-              </w:rPr>
-              <w:t>Treball prioritari</w:t>
-            </w:r>
-          </w:p>
-        </w:tc>
-        <w:tc>
-          <w:tcPr>
-            <w:tcW w:type="dxa" w:w="4025"/>
-            <w:vAlign w:val="center"/>
-            <w:shd w:fill="174C63"/>
-            <w:tcMar>
-              <w:top w:w="95" w:type="dxa"/>
-              <w:left w:w="95" w:type="dxa"/>
-              <w:bottom w:w="95" w:type="dxa"/>
-              <w:right w:w="95" w:type="dxa"/>
-            </w:tcMar>
-          </w:tcPr>
-          <w:p>
-            <w:pPr>
-              <w:spacing w:after="20" w:before="20" w:line="252" w:lineRule="auto"/>
-            </w:pPr>
-            <w:r>
-              <w:rPr>
-                <w:b/>
-                <w:color w:val="FFFFFF"/>
-                <w:sz w:val="18"/>
-              </w:rPr>
-              <w:t>Entrega per validar la fase</w:t>
-            </w:r>
-          </w:p>
-        </w:tc>
-      </w:tr>
-      <w:tr>
-        <w:trPr>
-          <w:cantSplit/>
-        </w:trPr>
-        <w:tc>
-          <w:tcPr>
-            <w:tcW w:type="dxa" w:w="1984"/>
-            <w:vAlign w:val="center"/>
-            <w:shd w:fill="FFFFFF"/>
-            <w:tcMar>
-              <w:top w:w="95" w:type="dxa"/>
-              <w:left w:w="95" w:type="dxa"/>
-              <w:bottom w:w="95" w:type="dxa"/>
-              <w:right w:w="95" w:type="dxa"/>
-            </w:tcMar>
-          </w:tcPr>
-          <w:p>
-            <w:pPr>
-              <w:spacing w:after="20" w:before="20" w:line="252" w:lineRule="auto"/>
-            </w:pPr>
-            <w:r>
-              <w:rPr>
-                <w:b w:val="0"/>
-                <w:color w:val="000000"/>
-                <w:sz w:val="18"/>
-              </w:rPr>
-              <w:t>11–29 gener</w:t>
-              <w:br/>
-              <w:t>Fita 29/1</w:t>
-            </w:r>
-          </w:p>
-        </w:tc>
-        <w:tc>
-          <w:tcPr>
-            <w:tcW w:type="dxa" w:w="3855"/>
-            <w:vAlign w:val="center"/>
-            <w:shd w:fill="FFFFFF"/>
-            <w:tcMar>
-              <w:top w:w="95" w:type="dxa"/>
-              <w:left w:w="95" w:type="dxa"/>
-              <w:bottom w:w="95" w:type="dxa"/>
-              <w:right w:w="95" w:type="dxa"/>
-            </w:tcMar>
-          </w:tcPr>
-          <w:p>
-            <w:pPr>
-              <w:spacing w:after="20" w:before="20" w:line="252" w:lineRule="auto"/>
-            </w:pPr>
-            <w:r>
-              <w:rPr>
-                <w:b w:val="0"/>
-                <w:color w:val="000000"/>
-                <w:sz w:val="18"/>
-              </w:rPr>
-              <w:t>Construir la missió secundària; prototipar estructura i recuperació; completar programa i panell.</w:t>
-            </w:r>
-          </w:p>
-        </w:tc>
-        <w:tc>
-          <w:tcPr>
-            <w:tcW w:type="dxa" w:w="4025"/>
-            <w:vAlign w:val="center"/>
-            <w:shd w:fill="FFFFFF"/>
-            <w:tcMar>
-              <w:top w:w="95" w:type="dxa"/>
-              <w:left w:w="95" w:type="dxa"/>
-              <w:bottom w:w="95" w:type="dxa"/>
-              <w:right w:w="95" w:type="dxa"/>
-            </w:tcMar>
-          </w:tcPr>
-          <w:p>
-            <w:pPr>
-              <w:spacing w:after="20" w:before="20" w:line="252" w:lineRule="auto"/>
-            </w:pPr>
-            <w:r>
-              <w:rPr>
-                <w:b w:val="0"/>
-                <w:color w:val="000000"/>
-                <w:sz w:val="18"/>
-              </w:rPr>
-              <w:t>Prototip secundari amb prova i criteri d’èxit; disseny físic actualitzat; consum i pressupost revisats.</w:t>
-            </w:r>
-          </w:p>
-        </w:tc>
-      </w:tr>
-      <w:tr>
-        <w:trPr>
-          <w:cantSplit/>
-        </w:trPr>
-        <w:tc>
-          <w:tcPr>
-            <w:tcW w:type="dxa" w:w="1984"/>
-            <w:vAlign w:val="center"/>
-            <w:shd w:fill="F0F4F5"/>
-            <w:tcMar>
-              <w:top w:w="95" w:type="dxa"/>
-              <w:left w:w="95" w:type="dxa"/>
-              <w:bottom w:w="95" w:type="dxa"/>
-              <w:right w:w="95" w:type="dxa"/>
-            </w:tcMar>
-          </w:tcPr>
-          <w:p>
-            <w:pPr>
-              <w:spacing w:after="20" w:before="20" w:line="252" w:lineRule="auto"/>
-            </w:pPr>
-            <w:r>
-              <w:rPr>
-                <w:b w:val="0"/>
-                <w:color w:val="000000"/>
-                <w:sz w:val="18"/>
-              </w:rPr>
-              <w:t>1–19 febrer</w:t>
-              <w:br/>
-              <w:t>Fita 19/2</w:t>
-            </w:r>
-          </w:p>
-        </w:tc>
-        <w:tc>
-          <w:tcPr>
-            <w:tcW w:type="dxa" w:w="3855"/>
-            <w:vAlign w:val="center"/>
-            <w:shd w:fill="F0F4F5"/>
-            <w:tcMar>
-              <w:top w:w="95" w:type="dxa"/>
-              <w:left w:w="95" w:type="dxa"/>
-              <w:bottom w:w="95" w:type="dxa"/>
-              <w:right w:w="95" w:type="dxa"/>
-            </w:tcMar>
-          </w:tcPr>
-          <w:p>
-            <w:pPr>
-              <w:spacing w:after="20" w:before="20" w:line="252" w:lineRule="auto"/>
-            </w:pPr>
-            <w:r>
-              <w:rPr>
-                <w:b w:val="0"/>
-                <w:color w:val="000000"/>
-                <w:sz w:val="18"/>
-              </w:rPr>
-              <w:t>Integrar satèl·lit i terra. Fer funcionar les dues missions i provar l’operació completa.</w:t>
-            </w:r>
-          </w:p>
-        </w:tc>
-        <w:tc>
-          <w:tcPr>
-            <w:tcW w:type="dxa" w:w="4025"/>
-            <w:vAlign w:val="center"/>
-            <w:shd w:fill="F0F4F5"/>
-            <w:tcMar>
-              <w:top w:w="95" w:type="dxa"/>
-              <w:left w:w="95" w:type="dxa"/>
-              <w:bottom w:w="95" w:type="dxa"/>
-              <w:right w:w="95" w:type="dxa"/>
-            </w:tcMar>
-          </w:tcPr>
-          <w:p>
-            <w:pPr>
-              <w:spacing w:after="20" w:before="20" w:line="252" w:lineRule="auto"/>
-            </w:pPr>
-            <w:r>
-              <w:rPr>
-                <w:b w:val="0"/>
-                <w:color w:val="000000"/>
-                <w:sz w:val="18"/>
-              </w:rPr>
-              <w:t>Demostració conjunta, dades guardades, massa i dimensions mesurades, incidències prioritzades i manual inicial.</w:t>
-            </w:r>
-          </w:p>
-        </w:tc>
-      </w:tr>
-      <w:tr>
-        <w:trPr>
-          <w:cantSplit/>
-        </w:trPr>
-        <w:tc>
-          <w:tcPr>
-            <w:tcW w:type="dxa" w:w="1984"/>
-            <w:vAlign w:val="center"/>
-            <w:shd w:fill="FFFFFF"/>
-            <w:tcMar>
-              <w:top w:w="95" w:type="dxa"/>
-              <w:left w:w="95" w:type="dxa"/>
-              <w:bottom w:w="95" w:type="dxa"/>
-              <w:right w:w="95" w:type="dxa"/>
-            </w:tcMar>
-          </w:tcPr>
-          <w:p>
-            <w:pPr>
-              <w:spacing w:after="20" w:before="20" w:line="252" w:lineRule="auto"/>
-            </w:pPr>
-            <w:r>
-              <w:rPr>
-                <w:b w:val="0"/>
-                <w:color w:val="000000"/>
-                <w:sz w:val="18"/>
-              </w:rPr>
-              <w:t>22 febrer–12 març</w:t>
-              <w:br/>
-              <w:t>Fita 12/3</w:t>
-            </w:r>
-          </w:p>
-        </w:tc>
-        <w:tc>
-          <w:tcPr>
-            <w:tcW w:type="dxa" w:w="3855"/>
-            <w:vAlign w:val="center"/>
-            <w:shd w:fill="FFFFFF"/>
-            <w:tcMar>
-              <w:top w:w="95" w:type="dxa"/>
-              <w:left w:w="95" w:type="dxa"/>
-              <w:bottom w:w="95" w:type="dxa"/>
-              <w:right w:w="95" w:type="dxa"/>
-            </w:tcMar>
-          </w:tcPr>
-          <w:p>
-            <w:pPr>
-              <w:spacing w:after="20" w:before="20" w:line="252" w:lineRule="auto"/>
-            </w:pPr>
-            <w:r>
-              <w:rPr>
-                <w:b w:val="0"/>
-                <w:color w:val="000000"/>
-                <w:sz w:val="18"/>
-              </w:rPr>
-              <w:t>Verificar requisits; provar autonomia, comunicació, recuperació i estructura amb supervisió. Preparar el CDR.</w:t>
-            </w:r>
-          </w:p>
-        </w:tc>
-        <w:tc>
-          <w:tcPr>
-            <w:tcW w:type="dxa" w:w="4025"/>
-            <w:vAlign w:val="center"/>
-            <w:shd w:fill="FFFFFF"/>
-            <w:tcMar>
-              <w:top w:w="95" w:type="dxa"/>
-              <w:left w:w="95" w:type="dxa"/>
-              <w:bottom w:w="95" w:type="dxa"/>
-              <w:right w:w="95" w:type="dxa"/>
-            </w:tcMar>
-          </w:tcPr>
-          <w:p>
-            <w:pPr>
-              <w:spacing w:after="20" w:before="20" w:line="252" w:lineRule="auto"/>
-            </w:pPr>
-            <w:r>
-              <w:rPr>
-                <w:b w:val="0"/>
-                <w:color w:val="000000"/>
-                <w:sz w:val="18"/>
-              </w:rPr>
-              <w:t>Registre de proves, correccions comprovades, esborrany CDR i defensa amb participació de tots els membres.</w:t>
-            </w:r>
-          </w:p>
-        </w:tc>
-      </w:tr>
-      <w:tr>
-        <w:trPr>
-          <w:cantSplit/>
-        </w:trPr>
-        <w:tc>
-          <w:tcPr>
-            <w:tcW w:type="dxa" w:w="1984"/>
-            <w:vAlign w:val="center"/>
-            <w:shd w:fill="F0F4F5"/>
-            <w:tcMar>
-              <w:top w:w="95" w:type="dxa"/>
-              <w:left w:w="95" w:type="dxa"/>
-              <w:bottom w:w="95" w:type="dxa"/>
-              <w:right w:w="95" w:type="dxa"/>
-            </w:tcMar>
-          </w:tcPr>
-          <w:p>
-            <w:pPr>
-              <w:spacing w:after="20" w:before="20" w:line="252" w:lineRule="auto"/>
-            </w:pPr>
-            <w:r>
-              <w:rPr>
-                <w:b w:val="0"/>
-                <w:color w:val="000000"/>
-                <w:sz w:val="18"/>
-              </w:rPr>
-              <w:t>15–19 març</w:t>
-            </w:r>
-          </w:p>
-        </w:tc>
-        <w:tc>
-          <w:tcPr>
-            <w:tcW w:type="dxa" w:w="3855"/>
-            <w:vAlign w:val="center"/>
-            <w:shd w:fill="F0F4F5"/>
-            <w:tcMar>
-              <w:top w:w="95" w:type="dxa"/>
-              <w:left w:w="95" w:type="dxa"/>
-              <w:bottom w:w="95" w:type="dxa"/>
-              <w:right w:w="95" w:type="dxa"/>
-            </w:tcMar>
-          </w:tcPr>
-          <w:p>
-            <w:pPr>
-              <w:spacing w:after="20" w:before="20" w:line="252" w:lineRule="auto"/>
-            </w:pPr>
-            <w:r>
-              <w:rPr>
-                <w:b w:val="0"/>
-                <w:color w:val="000000"/>
-                <w:sz w:val="18"/>
-              </w:rPr>
-              <w:t>Deixar dues o més setmanes lectives de marge abans de la fase regional, quan el calendari ho permeti.</w:t>
-            </w:r>
-          </w:p>
-        </w:tc>
-        <w:tc>
-          <w:tcPr>
-            <w:tcW w:type="dxa" w:w="4025"/>
-            <w:vAlign w:val="center"/>
-            <w:shd w:fill="F0F4F5"/>
-            <w:tcMar>
-              <w:top w:w="95" w:type="dxa"/>
-              <w:left w:w="95" w:type="dxa"/>
-              <w:bottom w:w="95" w:type="dxa"/>
-              <w:right w:w="95" w:type="dxa"/>
-            </w:tcMar>
-          </w:tcPr>
-          <w:p>
-            <w:pPr>
-              <w:spacing w:after="20" w:before="20" w:line="252" w:lineRule="auto"/>
-            </w:pPr>
-            <w:r>
-              <w:rPr>
-                <w:b w:val="0"/>
-                <w:color w:val="000000"/>
-                <w:sz w:val="18"/>
-              </w:rPr>
-              <w:t>Versió estable, assaig complet i material preparat. Només correccions necessàries, repetint les proves afectades.</w:t>
-            </w:r>
-          </w:p>
-        </w:tc>
-      </w:tr>
-      <w:tr>
-        <w:trPr>
-          <w:cantSplit/>
-        </w:trPr>
-        <w:tc>
-          <w:tcPr>
-            <w:tcW w:type="dxa" w:w="1984"/>
-            <w:vAlign w:val="center"/>
-            <w:shd w:fill="FFFFFF"/>
-            <w:tcMar>
-              <w:top w:w="95" w:type="dxa"/>
-              <w:left w:w="95" w:type="dxa"/>
-              <w:bottom w:w="95" w:type="dxa"/>
-              <w:right w:w="95" w:type="dxa"/>
-            </w:tcMar>
-          </w:tcPr>
-          <w:p>
-            <w:pPr>
-              <w:spacing w:after="20" w:before="20" w:line="252" w:lineRule="auto"/>
-            </w:pPr>
-            <w:r>
-              <w:rPr>
-                <w:b w:val="0"/>
-                <w:color w:val="000000"/>
-                <w:sz w:val="18"/>
-              </w:rPr>
-              <w:t>Fase regional</w:t>
-              <w:br/>
-              <w:t>Març–abril orientatiu</w:t>
-            </w:r>
-          </w:p>
-        </w:tc>
-        <w:tc>
-          <w:tcPr>
-            <w:tcW w:type="dxa" w:w="3855"/>
-            <w:vAlign w:val="center"/>
-            <w:shd w:fill="FFFFFF"/>
-            <w:tcMar>
-              <w:top w:w="95" w:type="dxa"/>
-              <w:left w:w="95" w:type="dxa"/>
-              <w:bottom w:w="95" w:type="dxa"/>
-              <w:right w:w="95" w:type="dxa"/>
-            </w:tcMar>
-          </w:tcPr>
-          <w:p>
-            <w:pPr>
-              <w:spacing w:after="20" w:before="20" w:line="252" w:lineRule="auto"/>
-            </w:pPr>
-            <w:r>
-              <w:rPr>
-                <w:b w:val="0"/>
-                <w:color w:val="000000"/>
-                <w:sz w:val="18"/>
-              </w:rPr>
-              <w:t>Participar segons les instruccions i dates confirmades de Catalunya. Registrar operació i resultats.</w:t>
-            </w:r>
-          </w:p>
-        </w:tc>
-        <w:tc>
-          <w:tcPr>
-            <w:tcW w:type="dxa" w:w="4025"/>
-            <w:vAlign w:val="center"/>
-            <w:shd w:fill="FFFFFF"/>
-            <w:tcMar>
-              <w:top w:w="95" w:type="dxa"/>
-              <w:left w:w="95" w:type="dxa"/>
-              <w:bottom w:w="95" w:type="dxa"/>
-              <w:right w:w="95" w:type="dxa"/>
-            </w:tcMar>
-          </w:tcPr>
-          <w:p>
-            <w:pPr>
-              <w:spacing w:after="20" w:before="20" w:line="252" w:lineRule="auto"/>
-            </w:pPr>
-            <w:r>
-              <w:rPr>
-                <w:b w:val="0"/>
-                <w:color w:val="000000"/>
-                <w:sz w:val="18"/>
-              </w:rPr>
-              <w:t>CDR segons termini oficial, verificacions i dades de proves o de vol.</w:t>
-            </w:r>
-          </w:p>
-        </w:tc>
-      </w:tr>
-      <w:tr>
-        <w:trPr>
-          <w:cantSplit/>
-        </w:trPr>
-        <w:tc>
-          <w:tcPr>
-            <w:tcW w:type="dxa" w:w="1984"/>
-            <w:vAlign w:val="center"/>
-            <w:shd w:fill="F0F4F5"/>
-            <w:tcMar>
-              <w:top w:w="95" w:type="dxa"/>
-              <w:left w:w="95" w:type="dxa"/>
-              <w:bottom w:w="95" w:type="dxa"/>
-              <w:right w:w="95" w:type="dxa"/>
-            </w:tcMar>
-          </w:tcPr>
-          <w:p>
-            <w:pPr>
-              <w:spacing w:after="20" w:before="20" w:line="252" w:lineRule="auto"/>
-            </w:pPr>
-            <w:r>
-              <w:rPr>
-                <w:b w:val="0"/>
-                <w:color w:val="000000"/>
-                <w:sz w:val="18"/>
-              </w:rPr>
-              <w:t>Dues setmanes lectives després de les proves o el vol</w:t>
-            </w:r>
-          </w:p>
-        </w:tc>
-        <w:tc>
-          <w:tcPr>
-            <w:tcW w:type="dxa" w:w="3855"/>
-            <w:vAlign w:val="center"/>
-            <w:shd w:fill="F0F4F5"/>
-            <w:tcMar>
-              <w:top w:w="95" w:type="dxa"/>
-              <w:left w:w="95" w:type="dxa"/>
-              <w:bottom w:w="95" w:type="dxa"/>
-              <w:right w:w="95" w:type="dxa"/>
-            </w:tcMar>
-          </w:tcPr>
-          <w:p>
-            <w:pPr>
-              <w:spacing w:after="20" w:before="20" w:line="252" w:lineRule="auto"/>
-            </w:pPr>
-            <w:r>
-              <w:rPr>
-                <w:b w:val="0"/>
-                <w:color w:val="000000"/>
-                <w:sz w:val="18"/>
-              </w:rPr>
-              <w:t>Analitzar, justificar conclusions i deixar el projecte reproduïble.</w:t>
-            </w:r>
-          </w:p>
-        </w:tc>
-        <w:tc>
-          <w:tcPr>
-            <w:tcW w:type="dxa" w:w="4025"/>
-            <w:vAlign w:val="center"/>
-            <w:shd w:fill="F0F4F5"/>
-            <w:tcMar>
-              <w:top w:w="95" w:type="dxa"/>
-              <w:left w:w="95" w:type="dxa"/>
-              <w:bottom w:w="95" w:type="dxa"/>
-              <w:right w:w="95" w:type="dxa"/>
-            </w:tcMar>
-          </w:tcPr>
-          <w:p>
-            <w:pPr>
-              <w:spacing w:after="20" w:before="20" w:line="252" w:lineRule="auto"/>
-            </w:pPr>
-            <w:r>
-              <w:rPr>
-                <w:b w:val="0"/>
-                <w:color w:val="000000"/>
-                <w:sz w:val="18"/>
-              </w:rPr>
-              <w:t>Memòria final, dades, gràfiques, repositori identificat, manual i defensa del centre.</w:t>
-            </w:r>
-          </w:p>
-        </w:tc>
-      </w:tr>
-    </w:tbl>
-    <w:p>
-      <w:pPr>
-        <w:spacing w:after="0"/>
-      </w:pPr>
-    </w:p>
-    <w:p>
-      <w:pPr>
-        <w:pStyle w:val="Heading2"/>
-      </w:pPr>
-      <w:r>
-        <w:t>Setmana Santa i dates encara pendents</w:t>
-      </w:r>
-    </w:p>
-    <w:p>
-      <w:r>
-        <w:t>Setmana Santa: del 20 al 29 de març de 2027, ambdós inclosos. No hi programem tasques obligatòries ni les utilitzem com a marge de correcció. Des del 30 de març reprenem el treball segons les sessions del centre.</w:t>
-      </w:r>
-    </w:p>
-    <w:p>
-      <w:r>
-        <w:t>La data catalana encara s’ha de confirmar. Quan es conegui, situarem l’esborrany CDR almenys una setmana lectiva abans del seu termini i la primera operació completa dues o més setmanes lectives abans de l’esdeveniment. Si s’avança, reduirem ampliacions i replanificarem amb el docent.</w:t>
-      </w:r>
-    </w:p>
-    <w:p>
-      <w:pPr>
-        <w:pStyle w:val="Heading2"/>
-      </w:pPr>
-      <w:r>
-        <w:t>Si ens classifiquem o si no hi ha vol</w:t>
-      </w:r>
-    </w:p>
-    <w:p>
-      <w:r>
-        <w:t>Si ens classifiquem, incorporem millores de la fase catalana i preparem el PLR: revisió interna recomanada el 23 d’abril i enviament el 28, sempre que la selecció ho permeti. Termini oficial: 30 d’abril a les 23.59 h. Final nacional: 12–13 de maig.</w:t>
-      </w:r>
-    </w:p>
-    <w:p>
-      <w:r>
-        <w:t>Si no hi ha vol o classificació, mantenim el tancament escolar: demostració de taula, anàlisi de dades reals de proves i conclusions. Les dades simulades s’identifiquen explícitament. Participar o guanyar no substitueix demostrar l’aprenentatge.</w:t>
-      </w:r>
-    </w:p>
-    <w:p>
-      <w:pPr>
-        <w:pStyle w:val="Heading1"/>
-        <w:pageBreakBefore/>
-      </w:pPr>
-      <w:r>
-        <w:t>Equips i espais de treball</w:t>
-      </w:r>
-    </w:p>
-    <w:p>
-      <w:r>
-        <w:t>La proposta inicial és formar dos equips de quatre alumnes a partir de les quatre parelles. Una parella treballa principalment al satèl·lit i l’altra a l’estació de terra. Tots participen en la missió, la integració, l’anàlisi i les presentacions.</w:t>
-      </w:r>
-    </w:p>
-    <w:p>
-      <w:r>
-        <w:t>Els team leaders docents són l’Adrià i en Luis, un per equip. L’assignació a Puig Falcon i Equip B es tancarà amb la composició dels grups. L’alumnat pot proposar combinacions; els docents revisaran que tothom hi pugui treballar i aprendre.</w:t>
-      </w:r>
-    </w:p>
-    <w:tbl>
-      <w:tblPr>
-        <w:tblW w:type="auto" w:w="0"/>
-        <w:jc w:val="center"/>
-        <w:tblLayout w:type="fixed"/>
-        <w:tblLook w:firstColumn="1" w:firstRow="1" w:lastColumn="0" w:lastRow="0" w:noHBand="0" w:noVBand="1" w:val="04A0"/>
-        <w:tblBorders>
-          <w:top w:val="single" w:sz="4" w:color="D9D9D9"/>
-          <w:left w:val="single" w:sz="4" w:color="D9D9D9"/>
-          <w:bottom w:val="single" w:sz="4" w:color="D9D9D9"/>
-          <w:right w:val="single" w:sz="4" w:color="D9D9D9"/>
-          <w:insideH w:val="single" w:sz="4" w:color="D9D9D9"/>
-          <w:insideV w:val="single" w:sz="4" w:color="D9D9D9"/>
-        </w:tblBorders>
-      </w:tblPr>
-      <w:tblGrid>
-        <w:gridCol w:w="1757"/>
-        <w:gridCol w:w="4025"/>
-        <w:gridCol w:w="4082"/>
-      </w:tblGrid>
-      <w:tr>
-        <w:trPr>
-          <w:cantSplit/>
-          <w:tblHeader/>
-        </w:trPr>
-        <w:tc>
-          <w:tcPr>
-            <w:tcW w:type="dxa" w:w="1757"/>
-            <w:vAlign w:val="center"/>
-            <w:shd w:fill="174C63"/>
-            <w:tcMar>
-              <w:top w:w="95" w:type="dxa"/>
-              <w:left w:w="95" w:type="dxa"/>
-              <w:bottom w:w="95" w:type="dxa"/>
-              <w:right w:w="95" w:type="dxa"/>
-            </w:tcMar>
-          </w:tcPr>
-          <w:p>
-            <w:pPr>
-              <w:spacing w:after="20" w:before="20" w:line="252" w:lineRule="auto"/>
-            </w:pPr>
-            <w:r>
-              <w:rPr>
-                <w:b/>
-                <w:color w:val="FFFFFF"/>
-                <w:sz w:val="18"/>
-              </w:rPr>
-              <w:t>Part</w:t>
-            </w:r>
-          </w:p>
-        </w:tc>
-        <w:tc>
-          <w:tcPr>
-            <w:tcW w:type="dxa" w:w="4025"/>
-            <w:vAlign w:val="center"/>
-            <w:shd w:fill="174C63"/>
-            <w:tcMar>
-              <w:top w:w="95" w:type="dxa"/>
-              <w:left w:w="95" w:type="dxa"/>
-              <w:bottom w:w="95" w:type="dxa"/>
-              <w:right w:w="95" w:type="dxa"/>
-            </w:tcMar>
-          </w:tcPr>
-          <w:p>
-            <w:pPr>
-              <w:spacing w:after="20" w:before="20" w:line="252" w:lineRule="auto"/>
-            </w:pPr>
-            <w:r>
-              <w:rPr>
-                <w:b/>
-                <w:color w:val="FFFFFF"/>
-                <w:sz w:val="18"/>
-              </w:rPr>
-              <w:t>Responsabilitat principal</w:t>
-            </w:r>
-          </w:p>
-        </w:tc>
-        <w:tc>
-          <w:tcPr>
-            <w:tcW w:type="dxa" w:w="4082"/>
-            <w:vAlign w:val="center"/>
-            <w:shd w:fill="174C63"/>
-            <w:tcMar>
-              <w:top w:w="95" w:type="dxa"/>
-              <w:left w:w="95" w:type="dxa"/>
-              <w:bottom w:w="95" w:type="dxa"/>
-              <w:right w:w="95" w:type="dxa"/>
-            </w:tcMar>
-          </w:tcPr>
-          <w:p>
-            <w:pPr>
-              <w:spacing w:after="20" w:before="20" w:line="252" w:lineRule="auto"/>
-            </w:pPr>
-            <w:r>
-              <w:rPr>
-                <w:b/>
-                <w:color w:val="FFFFFF"/>
-                <w:sz w:val="18"/>
-              </w:rPr>
-              <w:t>Resultat per al conjunt</w:t>
-            </w:r>
-          </w:p>
-        </w:tc>
-      </w:tr>
-      <w:tr>
-        <w:trPr>
-          <w:cantSplit/>
-        </w:trPr>
-        <w:tc>
-          <w:tcPr>
-            <w:tcW w:type="dxa" w:w="1757"/>
-            <w:vAlign w:val="center"/>
-            <w:shd w:fill="FFFFFF"/>
-            <w:tcMar>
-              <w:top w:w="95" w:type="dxa"/>
-              <w:left w:w="95" w:type="dxa"/>
-              <w:bottom w:w="95" w:type="dxa"/>
-              <w:right w:w="95" w:type="dxa"/>
-            </w:tcMar>
-          </w:tcPr>
-          <w:p>
-            <w:pPr>
-              <w:spacing w:after="20" w:before="20" w:line="252" w:lineRule="auto"/>
-            </w:pPr>
-            <w:r>
-              <w:rPr>
-                <w:b w:val="0"/>
-                <w:color w:val="000000"/>
-                <w:sz w:val="18"/>
-              </w:rPr>
-              <w:t>Satèl·lit</w:t>
-            </w:r>
-          </w:p>
-        </w:tc>
-        <w:tc>
-          <w:tcPr>
-            <w:tcW w:type="dxa" w:w="4025"/>
-            <w:vAlign w:val="center"/>
-            <w:shd w:fill="FFFFFF"/>
-            <w:tcMar>
-              <w:top w:w="95" w:type="dxa"/>
-              <w:left w:w="95" w:type="dxa"/>
-              <w:bottom w:w="95" w:type="dxa"/>
-              <w:right w:w="95" w:type="dxa"/>
-            </w:tcMar>
-          </w:tcPr>
-          <w:p>
-            <w:pPr>
-              <w:spacing w:after="20" w:before="20" w:line="252" w:lineRule="auto"/>
-            </w:pPr>
-            <w:r>
-              <w:rPr>
-                <w:b w:val="0"/>
-                <w:color w:val="000000"/>
-                <w:sz w:val="18"/>
-              </w:rPr>
-              <w:t>Sensors, programa, ràdio, energia, estructura i recuperació.</w:t>
-            </w:r>
-          </w:p>
-        </w:tc>
-        <w:tc>
-          <w:tcPr>
-            <w:tcW w:type="dxa" w:w="4082"/>
-            <w:vAlign w:val="center"/>
-            <w:shd w:fill="FFFFFF"/>
-            <w:tcMar>
-              <w:top w:w="95" w:type="dxa"/>
-              <w:left w:w="95" w:type="dxa"/>
-              <w:bottom w:w="95" w:type="dxa"/>
-              <w:right w:w="95" w:type="dxa"/>
-            </w:tcMar>
-          </w:tcPr>
-          <w:p>
-            <w:pPr>
-              <w:spacing w:after="20" w:before="20" w:line="252" w:lineRule="auto"/>
-            </w:pPr>
-            <w:r>
-              <w:rPr>
-                <w:b w:val="0"/>
-                <w:color w:val="000000"/>
-                <w:sz w:val="18"/>
-              </w:rPr>
-              <w:t>Dispositiu provable i dades identificables.</w:t>
-            </w:r>
-          </w:p>
-        </w:tc>
-      </w:tr>
-      <w:tr>
-        <w:trPr>
-          <w:cantSplit/>
-        </w:trPr>
-        <w:tc>
-          <w:tcPr>
-            <w:tcW w:type="dxa" w:w="1757"/>
-            <w:vAlign w:val="center"/>
-            <w:shd w:fill="F0F4F5"/>
-            <w:tcMar>
-              <w:top w:w="95" w:type="dxa"/>
-              <w:left w:w="95" w:type="dxa"/>
-              <w:bottom w:w="95" w:type="dxa"/>
-              <w:right w:w="95" w:type="dxa"/>
-            </w:tcMar>
-          </w:tcPr>
-          <w:p>
-            <w:pPr>
-              <w:spacing w:after="20" w:before="20" w:line="252" w:lineRule="auto"/>
-            </w:pPr>
-            <w:r>
-              <w:rPr>
-                <w:b w:val="0"/>
-                <w:color w:val="000000"/>
-                <w:sz w:val="18"/>
-              </w:rPr>
-              <w:t>Estació de terra</w:t>
-            </w:r>
-          </w:p>
-        </w:tc>
-        <w:tc>
-          <w:tcPr>
-            <w:tcW w:type="dxa" w:w="4025"/>
-            <w:vAlign w:val="center"/>
-            <w:shd w:fill="F0F4F5"/>
-            <w:tcMar>
-              <w:top w:w="95" w:type="dxa"/>
-              <w:left w:w="95" w:type="dxa"/>
-              <w:bottom w:w="95" w:type="dxa"/>
-              <w:right w:w="95" w:type="dxa"/>
-            </w:tcMar>
-          </w:tcPr>
-          <w:p>
-            <w:pPr>
-              <w:spacing w:after="20" w:before="20" w:line="252" w:lineRule="auto"/>
-            </w:pPr>
-            <w:r>
-              <w:rPr>
-                <w:b w:val="0"/>
-                <w:color w:val="000000"/>
-                <w:sz w:val="18"/>
-              </w:rPr>
-              <w:t>Recepció, registre, panell, gràfiques i anàlisi.</w:t>
-            </w:r>
-          </w:p>
-        </w:tc>
-        <w:tc>
-          <w:tcPr>
-            <w:tcW w:type="dxa" w:w="4082"/>
-            <w:vAlign w:val="center"/>
-            <w:shd w:fill="F0F4F5"/>
-            <w:tcMar>
-              <w:top w:w="95" w:type="dxa"/>
-              <w:left w:w="95" w:type="dxa"/>
-              <w:bottom w:w="95" w:type="dxa"/>
-              <w:right w:w="95" w:type="dxa"/>
-            </w:tcMar>
-          </w:tcPr>
-          <w:p>
-            <w:pPr>
-              <w:spacing w:after="20" w:before="20" w:line="252" w:lineRule="auto"/>
-            </w:pPr>
-            <w:r>
-              <w:rPr>
-                <w:b w:val="0"/>
-                <w:color w:val="000000"/>
-                <w:sz w:val="18"/>
-              </w:rPr>
-              <w:t>Sessions guardades i resultats interpretables.</w:t>
-            </w:r>
-          </w:p>
-        </w:tc>
-      </w:tr>
-      <w:tr>
-        <w:trPr>
-          <w:cantSplit/>
-        </w:trPr>
-        <w:tc>
-          <w:tcPr>
-            <w:tcW w:type="dxa" w:w="1757"/>
-            <w:vAlign w:val="center"/>
-            <w:shd w:fill="FFFFFF"/>
-            <w:tcMar>
-              <w:top w:w="95" w:type="dxa"/>
-              <w:left w:w="95" w:type="dxa"/>
-              <w:bottom w:w="95" w:type="dxa"/>
-              <w:right w:w="95" w:type="dxa"/>
-            </w:tcMar>
-          </w:tcPr>
-          <w:p>
-            <w:pPr>
-              <w:spacing w:after="20" w:before="20" w:line="252" w:lineRule="auto"/>
-            </w:pPr>
-            <w:r>
-              <w:rPr>
-                <w:b w:val="0"/>
-                <w:color w:val="000000"/>
-                <w:sz w:val="18"/>
-              </w:rPr>
-              <w:t>Tot l’equip</w:t>
-            </w:r>
-          </w:p>
-        </w:tc>
-        <w:tc>
-          <w:tcPr>
-            <w:tcW w:type="dxa" w:w="4025"/>
-            <w:vAlign w:val="center"/>
-            <w:shd w:fill="FFFFFF"/>
-            <w:tcMar>
-              <w:top w:w="95" w:type="dxa"/>
-              <w:left w:w="95" w:type="dxa"/>
-              <w:bottom w:w="95" w:type="dxa"/>
-              <w:right w:w="95" w:type="dxa"/>
-            </w:tcMar>
-          </w:tcPr>
-          <w:p>
-            <w:pPr>
-              <w:spacing w:after="20" w:before="20" w:line="252" w:lineRule="auto"/>
-            </w:pPr>
-            <w:r>
-              <w:rPr>
-                <w:b w:val="0"/>
-                <w:color w:val="000000"/>
-                <w:sz w:val="18"/>
-              </w:rPr>
-              <w:t>Missió, interfícies, pressupost, proves i documentació.</w:t>
-            </w:r>
-          </w:p>
-        </w:tc>
-        <w:tc>
-          <w:tcPr>
-            <w:tcW w:type="dxa" w:w="4082"/>
-            <w:vAlign w:val="center"/>
-            <w:shd w:fill="FFFFFF"/>
-            <w:tcMar>
-              <w:top w:w="95" w:type="dxa"/>
-              <w:left w:w="95" w:type="dxa"/>
-              <w:bottom w:w="95" w:type="dxa"/>
-              <w:right w:w="95" w:type="dxa"/>
-            </w:tcMar>
-          </w:tcPr>
-          <w:p>
-            <w:pPr>
-              <w:spacing w:after="20" w:before="20" w:line="252" w:lineRule="auto"/>
-            </w:pPr>
-            <w:r>
-              <w:rPr>
-                <w:b w:val="0"/>
-                <w:color w:val="000000"/>
-                <w:sz w:val="18"/>
-              </w:rPr>
-              <w:t>Un projecte coherent que tots poden explicar.</w:t>
-            </w:r>
-          </w:p>
-        </w:tc>
-      </w:tr>
-    </w:tbl>
-    <w:p>
-      <w:pPr>
-        <w:spacing w:after="0"/>
-      </w:pPr>
     </w:p>
     <w:p>
       <w:pPr>
@@ -2422,12 +638,62 @@
     </w:p>
     <w:p>
       <w:r>
-        <w:t>Cada tasca té un alumne responsable i un company revisor. Quan sigui possible, la revisió es fa des de l’altra parella. Les especialitats reparteixen feina, però no eximeixen de comprendre les altres parts. A cada revisió tècnica, un company de l’altra parella explica el funcionament o reprodueix una prova de taula.</w:t>
+        <w:t>Al començar, digueu què fareu, quin resultat espereu i de qui depeneu. Durant el treball, guardeu el codi, les dades i les proves. Al final de la setmana, actualitzeu el pla i el seguiment individual, i dediqueu uns deu minuts a la memòria.</w:t>
       </w:r>
     </w:p>
     <w:p>
       <w:r>
-        <w:t>La conducció de reunions i la redacció d’actes roten. El team leader docent orienta, revisa i tramita; el disseny, el codi, la construcció, l’anàlisi i la documentació corresponen a l’alumnat.</w:t>
+        <w:t>Feu una reunió de 15–20 minuts per mostrar resultats i repartir els passos següents. Cada dues setmanes, substituïu-la per una demostració de 30 minuts: cada parella mostra la seva part i un company de l’altra parella l’explica o repeteix una prova. Roteu qui condueix la reunió i qui pren notes.</w:t>
+      </w:r>
+    </w:p>
+    <w:p>
+      <w:pPr>
+        <w:pStyle w:val="Heading2"/>
+      </w:pPr>
+      <w:r>
+        <w:t>Quan està acabada una tasca</w:t>
+      </w:r>
+    </w:p>
+    <w:p>
+      <w:pPr>
+        <w:pStyle w:val="ListBullet"/>
+      </w:pPr>
+      <w:r>
+        <w:t>El resultat està guardat i enllaçat.</w:t>
+      </w:r>
+    </w:p>
+    <w:p>
+      <w:pPr>
+        <w:pStyle w:val="ListBullet"/>
+      </w:pPr>
+      <w:r>
+        <w:t>Hi ha una prova que explica què esperàvem i què ha passat.</w:t>
+      </w:r>
+    </w:p>
+    <w:p>
+      <w:pPr>
+        <w:pStyle w:val="ListBullet"/>
+      </w:pPr>
+      <w:r>
+        <w:t>Un company l’ha revisat i el responsable la pot demostrar.</w:t>
+      </w:r>
+    </w:p>
+    <w:p>
+      <w:r>
+        <w:t>Si falta alguna cosa, indiqueu què queda pendent. Una prova fallida serveix per aprendre, però no demostra que el sistema funcioni.</w:t>
+      </w:r>
+    </w:p>
+    <w:p>
+      <w:pPr>
+        <w:pStyle w:val="Heading2"/>
+      </w:pPr>
+      <w:r>
+        <w:t>Si us quedeu bloquejats</w:t>
+      </w:r>
+    </w:p>
+    <w:p>
+      <w:r>
+        <w:t>Si el bloqueig dura una sessió, anoteu què heu provat i aviseu el docent. Acordeu una altra tasca útil. Si un canvi afecta l’altra parella, parleu-ne abans de fer-lo.</w:t>
       </w:r>
     </w:p>
     <w:p>
@@ -2444,19 +710,10 @@
         <w:jc w:val="center"/>
         <w:tblLayout w:type="fixed"/>
         <w:tblLook w:firstColumn="1" w:firstRow="1" w:lastColumn="0" w:lastRow="0" w:noHBand="0" w:noVBand="1" w:val="04A0"/>
-        <w:tblBorders>
-          <w:top w:val="single" w:sz="4" w:color="D9D9D9"/>
-          <w:left w:val="single" w:sz="4" w:color="D9D9D9"/>
-          <w:bottom w:val="single" w:sz="4" w:color="D9D9D9"/>
-          <w:right w:val="single" w:sz="4" w:color="D9D9D9"/>
-          <w:insideH w:val="single" w:sz="4" w:color="D9D9D9"/>
-          <w:insideV w:val="single" w:sz="4" w:color="D9D9D9"/>
-        </w:tblBorders>
       </w:tblPr>
       <w:tblGrid>
-        <w:gridCol w:w="2381"/>
-        <w:gridCol w:w="2381"/>
-        <w:gridCol w:w="5102"/>
+        <w:gridCol w:w="3402"/>
+        <w:gridCol w:w="6350"/>
       </w:tblGrid>
       <w:tr>
         <w:trPr>
@@ -2465,25 +722,24 @@
         </w:trPr>
         <w:tc>
           <w:tcPr>
-            <w:tcW w:type="dxa" w:w="2381"/>
+            <w:tcW w:type="dxa" w:w="3402"/>
             <w:vAlign w:val="center"/>
-            <w:shd w:fill="174C63"/>
-            <w:tcMar>
-              <w:top w:w="95" w:type="dxa"/>
-              <w:left w:w="95" w:type="dxa"/>
-              <w:bottom w:w="95" w:type="dxa"/>
-              <w:right w:w="95" w:type="dxa"/>
-            </w:tcMar>
+            <w:tcBorders>
+              <w:top w:val="single" w:sz="4" w:color="D9D9D9"/>
+              <w:left w:val="single" w:sz="4" w:color="D9D9D9"/>
+              <w:bottom w:val="single" w:sz="4" w:color="D9D9D9"/>
+              <w:right w:val="single" w:sz="4" w:color="D9D9D9"/>
+            </w:tcBorders>
+            <w:shd w:fill="E4EAF0"/>
           </w:tcPr>
           <w:p>
             <w:pPr>
-              <w:spacing w:after="20" w:before="20" w:line="252" w:lineRule="auto"/>
+              <w:spacing w:after="80" w:before="80"/>
             </w:pPr>
             <w:r>
               <w:rPr>
                 <w:b/>
-                <w:color w:val="FFFFFF"/>
-                <w:sz w:val="18"/>
+                <w:sz w:val="20"/>
               </w:rPr>
               <w:t>Espai</w:t>
             </w:r>
@@ -2491,53 +747,26 @@
         </w:tc>
         <w:tc>
           <w:tcPr>
-            <w:tcW w:type="dxa" w:w="2381"/>
+            <w:tcW w:type="dxa" w:w="6350"/>
             <w:vAlign w:val="center"/>
-            <w:shd w:fill="174C63"/>
-            <w:tcMar>
-              <w:top w:w="95" w:type="dxa"/>
-              <w:left w:w="95" w:type="dxa"/>
-              <w:bottom w:w="95" w:type="dxa"/>
-              <w:right w:w="95" w:type="dxa"/>
-            </w:tcMar>
+            <w:tcBorders>
+              <w:top w:val="single" w:sz="4" w:color="D9D9D9"/>
+              <w:left w:val="single" w:sz="4" w:color="D9D9D9"/>
+              <w:bottom w:val="single" w:sz="4" w:color="D9D9D9"/>
+              <w:right w:val="single" w:sz="4" w:color="D9D9D9"/>
+            </w:tcBorders>
+            <w:shd w:fill="E4EAF0"/>
           </w:tcPr>
           <w:p>
             <w:pPr>
-              <w:spacing w:after="20" w:before="20" w:line="252" w:lineRule="auto"/>
+              <w:spacing w:after="80" w:before="80"/>
             </w:pPr>
             <w:r>
               <w:rPr>
                 <w:b/>
-                <w:color w:val="FFFFFF"/>
-                <w:sz w:val="18"/>
+                <w:sz w:val="20"/>
               </w:rPr>
-              <w:t>Funció</w:t>
-            </w:r>
-          </w:p>
-        </w:tc>
-        <w:tc>
-          <w:tcPr>
-            <w:tcW w:type="dxa" w:w="5102"/>
-            <w:vAlign w:val="center"/>
-            <w:shd w:fill="174C63"/>
-            <w:tcMar>
-              <w:top w:w="95" w:type="dxa"/>
-              <w:left w:w="95" w:type="dxa"/>
-              <w:bottom w:w="95" w:type="dxa"/>
-              <w:right w:w="95" w:type="dxa"/>
-            </w:tcMar>
-          </w:tcPr>
-          <w:p>
-            <w:pPr>
-              <w:spacing w:after="20" w:before="20" w:line="252" w:lineRule="auto"/>
-            </w:pPr>
-            <w:r>
-              <w:rPr>
-                <w:b/>
-                <w:color w:val="FFFFFF"/>
-                <w:sz w:val="18"/>
-              </w:rPr>
-              <w:t>Què hi posem</w:t>
+              <w:t>Què hi guardem</w:t>
             </w:r>
           </w:p>
         </w:tc>
@@ -2548,79 +777,51 @@
         </w:trPr>
         <w:tc>
           <w:tcPr>
-            <w:tcW w:type="dxa" w:w="2381"/>
+            <w:tcW w:type="dxa" w:w="3402"/>
             <w:vAlign w:val="center"/>
+            <w:tcBorders>
+              <w:top w:val="single" w:sz="4" w:color="D9D9D9"/>
+              <w:left w:val="single" w:sz="4" w:color="D9D9D9"/>
+              <w:bottom w:val="single" w:sz="4" w:color="D9D9D9"/>
+              <w:right w:val="single" w:sz="4" w:color="D9D9D9"/>
+            </w:tcBorders>
             <w:shd w:fill="FFFFFF"/>
-            <w:tcMar>
-              <w:top w:w="95" w:type="dxa"/>
-              <w:left w:w="95" w:type="dxa"/>
-              <w:bottom w:w="95" w:type="dxa"/>
-              <w:right w:w="95" w:type="dxa"/>
-            </w:tcMar>
           </w:tcPr>
           <w:p>
             <w:pPr>
-              <w:spacing w:after="20" w:before="20" w:line="252" w:lineRule="auto"/>
+              <w:spacing w:after="80" w:before="80"/>
             </w:pPr>
             <w:r>
               <w:rPr>
                 <w:b w:val="0"/>
-                <w:color w:val="000000"/>
-                <w:sz w:val="18"/>
+                <w:sz w:val="20"/>
               </w:rPr>
-              <w:t>Web de projectes del Puig</w:t>
+              <w:t>Repositori o carpeta compartida</w:t>
             </w:r>
           </w:p>
         </w:tc>
         <w:tc>
           <w:tcPr>
-            <w:tcW w:type="dxa" w:w="2381"/>
+            <w:tcW w:type="dxa" w:w="6350"/>
             <w:vAlign w:val="center"/>
+            <w:tcBorders>
+              <w:top w:val="single" w:sz="4" w:color="D9D9D9"/>
+              <w:left w:val="single" w:sz="4" w:color="D9D9D9"/>
+              <w:bottom w:val="single" w:sz="4" w:color="D9D9D9"/>
+              <w:right w:val="single" w:sz="4" w:color="D9D9D9"/>
+            </w:tcBorders>
             <w:shd w:fill="FFFFFF"/>
-            <w:tcMar>
-              <w:top w:w="95" w:type="dxa"/>
-              <w:left w:w="95" w:type="dxa"/>
-              <w:bottom w:w="95" w:type="dxa"/>
-              <w:right w:w="95" w:type="dxa"/>
-            </w:tcMar>
           </w:tcPr>
           <w:p>
             <w:pPr>
-              <w:spacing w:after="20" w:before="20" w:line="252" w:lineRule="auto"/>
+              <w:spacing w:after="80" w:before="80"/>
             </w:pPr>
             <w:r>
               <w:rPr>
                 <w:b w:val="0"/>
-                <w:color w:val="000000"/>
-                <w:sz w:val="18"/>
+                <w:sz w:val="20"/>
               </w:rPr>
-              <w:t>Seguiment individual.</w:t>
-            </w:r>
-          </w:p>
-        </w:tc>
-        <w:tc>
-          <w:tcPr>
-            <w:tcW w:type="dxa" w:w="5102"/>
-            <w:vAlign w:val="center"/>
-            <w:shd w:fill="FFFFFF"/>
-            <w:tcMar>
-              <w:top w:w="95" w:type="dxa"/>
-              <w:left w:w="95" w:type="dxa"/>
-              <w:bottom w:w="95" w:type="dxa"/>
-              <w:right w:w="95" w:type="dxa"/>
-            </w:tcMar>
-          </w:tcPr>
-          <w:p>
-            <w:pPr>
-              <w:spacing w:after="20" w:before="20" w:line="252" w:lineRule="auto"/>
-            </w:pPr>
-            <w:r>
-              <w:rPr>
-                <w:b w:val="0"/>
-                <w:color w:val="000000"/>
-                <w:sz w:val="18"/>
-              </w:rPr>
-              <w:t>Objectius, aportació pròpia, evidències enllaçades, incidències i retorn docent.</w:t>
+              <w:t>Codi, esquemes, dades, proves i manuals.</w:t>
             </w:r>
           </w:p>
         </w:tc>
@@ -2631,79 +832,51 @@
         </w:trPr>
         <w:tc>
           <w:tcPr>
-            <w:tcW w:type="dxa" w:w="2381"/>
+            <w:tcW w:type="dxa" w:w="3402"/>
             <w:vAlign w:val="center"/>
-            <w:shd w:fill="F0F4F5"/>
-            <w:tcMar>
-              <w:top w:w="95" w:type="dxa"/>
-              <w:left w:w="95" w:type="dxa"/>
-              <w:bottom w:w="95" w:type="dxa"/>
-              <w:right w:w="95" w:type="dxa"/>
-            </w:tcMar>
+            <w:tcBorders>
+              <w:top w:val="single" w:sz="4" w:color="D9D9D9"/>
+              <w:left w:val="single" w:sz="4" w:color="D9D9D9"/>
+              <w:bottom w:val="single" w:sz="4" w:color="D9D9D9"/>
+              <w:right w:val="single" w:sz="4" w:color="D9D9D9"/>
+            </w:tcBorders>
+            <w:shd w:fill="F5F7F9"/>
           </w:tcPr>
           <w:p>
             <w:pPr>
-              <w:spacing w:after="20" w:before="20" w:line="252" w:lineRule="auto"/>
+              <w:spacing w:after="80" w:before="80"/>
             </w:pPr>
             <w:r>
               <w:rPr>
                 <w:b w:val="0"/>
-                <w:color w:val="000000"/>
-                <w:sz w:val="18"/>
+                <w:sz w:val="20"/>
               </w:rPr>
-              <w:t>Repositori o carpeta compartida</w:t>
+              <w:t>Pla de l’equip</w:t>
             </w:r>
           </w:p>
         </w:tc>
         <w:tc>
           <w:tcPr>
-            <w:tcW w:type="dxa" w:w="2381"/>
+            <w:tcW w:type="dxa" w:w="6350"/>
             <w:vAlign w:val="center"/>
-            <w:shd w:fill="F0F4F5"/>
-            <w:tcMar>
-              <w:top w:w="95" w:type="dxa"/>
-              <w:left w:w="95" w:type="dxa"/>
-              <w:bottom w:w="95" w:type="dxa"/>
-              <w:right w:w="95" w:type="dxa"/>
-            </w:tcMar>
+            <w:tcBorders>
+              <w:top w:val="single" w:sz="4" w:color="D9D9D9"/>
+              <w:left w:val="single" w:sz="4" w:color="D9D9D9"/>
+              <w:bottom w:val="single" w:sz="4" w:color="D9D9D9"/>
+              <w:right w:val="single" w:sz="4" w:color="D9D9D9"/>
+            </w:tcBorders>
+            <w:shd w:fill="F5F7F9"/>
           </w:tcPr>
           <w:p>
             <w:pPr>
-              <w:spacing w:after="20" w:before="20" w:line="252" w:lineRule="auto"/>
+              <w:spacing w:after="80" w:before="80"/>
             </w:pPr>
             <w:r>
               <w:rPr>
                 <w:b w:val="0"/>
-                <w:color w:val="000000"/>
-                <w:sz w:val="18"/>
+                <w:sz w:val="20"/>
               </w:rPr>
-              <w:t>Font de les evidències.</w:t>
-            </w:r>
-          </w:p>
-        </w:tc>
-        <w:tc>
-          <w:tcPr>
-            <w:tcW w:type="dxa" w:w="5102"/>
-            <w:vAlign w:val="center"/>
-            <w:shd w:fill="F0F4F5"/>
-            <w:tcMar>
-              <w:top w:w="95" w:type="dxa"/>
-              <w:left w:w="95" w:type="dxa"/>
-              <w:bottom w:w="95" w:type="dxa"/>
-              <w:right w:w="95" w:type="dxa"/>
-            </w:tcMar>
-          </w:tcPr>
-          <w:p>
-            <w:pPr>
-              <w:spacing w:after="20" w:before="20" w:line="252" w:lineRule="auto"/>
-            </w:pPr>
-            <w:r>
-              <w:rPr>
-                <w:b w:val="0"/>
-                <w:color w:val="000000"/>
-                <w:sz w:val="18"/>
-              </w:rPr>
-              <w:t>Codi, esquemes, dades, proves, manuals i versions presentades.</w:t>
+              <w:t>Tasques, responsables, revisors, dates i estat.</w:t>
             </w:r>
           </w:p>
         </w:tc>
@@ -2714,79 +887,51 @@
         </w:trPr>
         <w:tc>
           <w:tcPr>
-            <w:tcW w:type="dxa" w:w="2381"/>
+            <w:tcW w:type="dxa" w:w="3402"/>
             <w:vAlign w:val="center"/>
+            <w:tcBorders>
+              <w:top w:val="single" w:sz="4" w:color="D9D9D9"/>
+              <w:left w:val="single" w:sz="4" w:color="D9D9D9"/>
+              <w:bottom w:val="single" w:sz="4" w:color="D9D9D9"/>
+              <w:right w:val="single" w:sz="4" w:color="D9D9D9"/>
+            </w:tcBorders>
             <w:shd w:fill="FFFFFF"/>
-            <w:tcMar>
-              <w:top w:w="95" w:type="dxa"/>
-              <w:left w:w="95" w:type="dxa"/>
-              <w:bottom w:w="95" w:type="dxa"/>
-              <w:right w:w="95" w:type="dxa"/>
-            </w:tcMar>
           </w:tcPr>
           <w:p>
             <w:pPr>
-              <w:spacing w:after="20" w:before="20" w:line="252" w:lineRule="auto"/>
+              <w:spacing w:after="80" w:before="80"/>
             </w:pPr>
             <w:r>
               <w:rPr>
                 <w:b w:val="0"/>
-                <w:color w:val="000000"/>
-                <w:sz w:val="18"/>
+                <w:sz w:val="20"/>
               </w:rPr>
-              <w:t>Pla compartit de l’equip</w:t>
+              <w:t>Memòria compartida</w:t>
             </w:r>
           </w:p>
         </w:tc>
         <w:tc>
           <w:tcPr>
-            <w:tcW w:type="dxa" w:w="2381"/>
+            <w:tcW w:type="dxa" w:w="6350"/>
             <w:vAlign w:val="center"/>
+            <w:tcBorders>
+              <w:top w:val="single" w:sz="4" w:color="D9D9D9"/>
+              <w:left w:val="single" w:sz="4" w:color="D9D9D9"/>
+              <w:bottom w:val="single" w:sz="4" w:color="D9D9D9"/>
+              <w:right w:val="single" w:sz="4" w:color="D9D9D9"/>
+            </w:tcBorders>
             <w:shd w:fill="FFFFFF"/>
-            <w:tcMar>
-              <w:top w:w="95" w:type="dxa"/>
-              <w:left w:w="95" w:type="dxa"/>
-              <w:bottom w:w="95" w:type="dxa"/>
-              <w:right w:w="95" w:type="dxa"/>
-            </w:tcMar>
           </w:tcPr>
           <w:p>
             <w:pPr>
-              <w:spacing w:after="20" w:before="20" w:line="252" w:lineRule="auto"/>
+              <w:spacing w:after="80" w:before="80"/>
             </w:pPr>
             <w:r>
               <w:rPr>
                 <w:b w:val="0"/>
-                <w:color w:val="000000"/>
-                <w:sz w:val="18"/>
+                <w:sz w:val="20"/>
               </w:rPr>
-              <w:t>Organitzar la feina.</w:t>
-            </w:r>
-          </w:p>
-        </w:tc>
-        <w:tc>
-          <w:tcPr>
-            <w:tcW w:type="dxa" w:w="5102"/>
-            <w:vAlign w:val="center"/>
-            <w:shd w:fill="FFFFFF"/>
-            <w:tcMar>
-              <w:top w:w="95" w:type="dxa"/>
-              <w:left w:w="95" w:type="dxa"/>
-              <w:bottom w:w="95" w:type="dxa"/>
-              <w:right w:w="95" w:type="dxa"/>
-            </w:tcMar>
-          </w:tcPr>
-          <w:p>
-            <w:pPr>
-              <w:spacing w:after="20" w:before="20" w:line="252" w:lineRule="auto"/>
-            </w:pPr>
-            <w:r>
-              <w:rPr>
-                <w:b w:val="0"/>
-                <w:color w:val="000000"/>
-                <w:sz w:val="18"/>
-              </w:rPr>
-              <w:t>Tasques, dependències, responsables, revisors, dates i estat.</w:t>
+              <w:t>Decisions, funcionament i conclusions.</w:t>
             </w:r>
           </w:p>
         </w:tc>
@@ -2797,79 +942,51 @@
         </w:trPr>
         <w:tc>
           <w:tcPr>
-            <w:tcW w:type="dxa" w:w="2381"/>
+            <w:tcW w:type="dxa" w:w="3402"/>
             <w:vAlign w:val="center"/>
-            <w:shd w:fill="F0F4F5"/>
-            <w:tcMar>
-              <w:top w:w="95" w:type="dxa"/>
-              <w:left w:w="95" w:type="dxa"/>
-              <w:bottom w:w="95" w:type="dxa"/>
-              <w:right w:w="95" w:type="dxa"/>
-            </w:tcMar>
+            <w:tcBorders>
+              <w:top w:val="single" w:sz="4" w:color="D9D9D9"/>
+              <w:left w:val="single" w:sz="4" w:color="D9D9D9"/>
+              <w:bottom w:val="single" w:sz="4" w:color="D9D9D9"/>
+              <w:right w:val="single" w:sz="4" w:color="D9D9D9"/>
+            </w:tcBorders>
+            <w:shd w:fill="F5F7F9"/>
           </w:tcPr>
           <w:p>
             <w:pPr>
-              <w:spacing w:after="20" w:before="20" w:line="252" w:lineRule="auto"/>
+              <w:spacing w:after="80" w:before="80"/>
             </w:pPr>
             <w:r>
               <w:rPr>
                 <w:b w:val="0"/>
-                <w:color w:val="000000"/>
-                <w:sz w:val="18"/>
+                <w:sz w:val="20"/>
               </w:rPr>
-              <w:t>Memòria compartida</w:t>
+              <w:t>Web de projectes del Puig</w:t>
             </w:r>
           </w:p>
         </w:tc>
         <w:tc>
           <w:tcPr>
-            <w:tcW w:type="dxa" w:w="2381"/>
+            <w:tcW w:type="dxa" w:w="6350"/>
             <w:vAlign w:val="center"/>
-            <w:shd w:fill="F0F4F5"/>
-            <w:tcMar>
-              <w:top w:w="95" w:type="dxa"/>
-              <w:left w:w="95" w:type="dxa"/>
-              <w:bottom w:w="95" w:type="dxa"/>
-              <w:right w:w="95" w:type="dxa"/>
-            </w:tcMar>
+            <w:tcBorders>
+              <w:top w:val="single" w:sz="4" w:color="D9D9D9"/>
+              <w:left w:val="single" w:sz="4" w:color="D9D9D9"/>
+              <w:bottom w:val="single" w:sz="4" w:color="D9D9D9"/>
+              <w:right w:val="single" w:sz="4" w:color="D9D9D9"/>
+            </w:tcBorders>
+            <w:shd w:fill="F5F7F9"/>
           </w:tcPr>
           <w:p>
             <w:pPr>
-              <w:spacing w:after="20" w:before="20" w:line="252" w:lineRule="auto"/>
+              <w:spacing w:after="80" w:before="80"/>
             </w:pPr>
             <w:r>
               <w:rPr>
                 <w:b w:val="0"/>
-                <w:color w:val="000000"/>
-                <w:sz w:val="18"/>
+                <w:sz w:val="20"/>
               </w:rPr>
-              <w:t>Explicar el projecte.</w:t>
-            </w:r>
-          </w:p>
-        </w:tc>
-        <w:tc>
-          <w:tcPr>
-            <w:tcW w:type="dxa" w:w="5102"/>
-            <w:vAlign w:val="center"/>
-            <w:shd w:fill="F0F4F5"/>
-            <w:tcMar>
-              <w:top w:w="95" w:type="dxa"/>
-              <w:left w:w="95" w:type="dxa"/>
-              <w:bottom w:w="95" w:type="dxa"/>
-              <w:right w:w="95" w:type="dxa"/>
-            </w:tcMar>
-          </w:tcPr>
-          <w:p>
-            <w:pPr>
-              <w:spacing w:after="20" w:before="20" w:line="252" w:lineRule="auto"/>
-            </w:pPr>
-            <w:r>
-              <w:rPr>
-                <w:b w:val="0"/>
-                <w:color w:val="000000"/>
-                <w:sz w:val="18"/>
-              </w:rPr>
-              <w:t>Decisions, disseny, funcionament i conclusions amb enllaços a proves.</w:t>
+              <w:t>Aportació i seguiment individual.</w:t>
             </w:r>
           </w:p>
         </w:tc>
@@ -2880,25 +997,24 @@
         </w:trPr>
         <w:tc>
           <w:tcPr>
-            <w:tcW w:type="dxa" w:w="2381"/>
+            <w:tcW w:type="dxa" w:w="3402"/>
             <w:vAlign w:val="center"/>
+            <w:tcBorders>
+              <w:top w:val="single" w:sz="4" w:color="D9D9D9"/>
+              <w:left w:val="single" w:sz="4" w:color="D9D9D9"/>
+              <w:bottom w:val="single" w:sz="4" w:color="D9D9D9"/>
+              <w:right w:val="single" w:sz="4" w:color="D9D9D9"/>
+            </w:tcBorders>
             <w:shd w:fill="FFFFFF"/>
-            <w:tcMar>
-              <w:top w:w="95" w:type="dxa"/>
-              <w:left w:w="95" w:type="dxa"/>
-              <w:bottom w:w="95" w:type="dxa"/>
-              <w:right w:w="95" w:type="dxa"/>
-            </w:tcMar>
           </w:tcPr>
           <w:p>
             <w:pPr>
-              <w:spacing w:after="20" w:before="20" w:line="252" w:lineRule="auto"/>
+              <w:spacing w:after="80" w:before="80"/>
             </w:pPr>
             <w:r>
               <w:rPr>
                 <w:b w:val="0"/>
-                <w:color w:val="000000"/>
-                <w:sz w:val="18"/>
+                <w:sz w:val="20"/>
               </w:rPr>
               <w:t>Web pública CanSat</w:t>
             </w:r>
@@ -2906,53 +1022,26 @@
         </w:tc>
         <w:tc>
           <w:tcPr>
-            <w:tcW w:type="dxa" w:w="2381"/>
+            <w:tcW w:type="dxa" w:w="6350"/>
             <w:vAlign w:val="center"/>
+            <w:tcBorders>
+              <w:top w:val="single" w:sz="4" w:color="D9D9D9"/>
+              <w:left w:val="single" w:sz="4" w:color="D9D9D9"/>
+              <w:bottom w:val="single" w:sz="4" w:color="D9D9D9"/>
+              <w:right w:val="single" w:sz="4" w:color="D9D9D9"/>
+            </w:tcBorders>
             <w:shd w:fill="FFFFFF"/>
-            <w:tcMar>
-              <w:top w:w="95" w:type="dxa"/>
-              <w:left w:w="95" w:type="dxa"/>
-              <w:bottom w:w="95" w:type="dxa"/>
-              <w:right w:w="95" w:type="dxa"/>
-            </w:tcMar>
           </w:tcPr>
           <w:p>
             <w:pPr>
-              <w:spacing w:after="20" w:before="20" w:line="252" w:lineRule="auto"/>
+              <w:spacing w:after="80" w:before="80"/>
             </w:pPr>
             <w:r>
               <w:rPr>
                 <w:b w:val="0"/>
-                <w:color w:val="000000"/>
-                <w:sz w:val="18"/>
+                <w:sz w:val="20"/>
               </w:rPr>
-              <w:t>Difondre avenços.</w:t>
-            </w:r>
-          </w:p>
-        </w:tc>
-        <w:tc>
-          <w:tcPr>
-            <w:tcW w:type="dxa" w:w="5102"/>
-            <w:vAlign w:val="center"/>
-            <w:shd w:fill="FFFFFF"/>
-            <w:tcMar>
-              <w:top w:w="95" w:type="dxa"/>
-              <w:left w:w="95" w:type="dxa"/>
-              <w:bottom w:w="95" w:type="dxa"/>
-              <w:right w:w="95" w:type="dxa"/>
-            </w:tcMar>
-          </w:tcPr>
-          <w:p>
-            <w:pPr>
-              <w:spacing w:after="20" w:before="20" w:line="252" w:lineRule="auto"/>
-            </w:pPr>
-            <w:r>
-              <w:rPr>
-                <w:b w:val="0"/>
-                <w:color w:val="000000"/>
-                <w:sz w:val="18"/>
-              </w:rPr>
-              <w:t>Resums i gràfiques seleccionats; publicació docent amb Pages CMS.</w:t>
+              <w:t>Avenços seleccionats, publicats pel docent.</w:t>
             </w:r>
           </w:p>
         </w:tc>
@@ -2960,31 +1049,156 @@
     </w:tbl>
     <w:p>
       <w:pPr>
-        <w:spacing w:after="0"/>
+        <w:spacing w:after="0" w:before="0" w:line="60" w:lineRule="exact"/>
       </w:pPr>
     </w:p>
     <w:p>
       <w:r>
-        <w:t>Guardem cada evidència una sola vegada i reutilitzem el seu enllaç. L’acta recull decisions i compromisos; l’autoseguiment explica qui ha fet què; la memòria explica el sistema. Els comentaris interns docents no es publiquen ni substitueixen el retorn que necessita l’alumne.</w:t>
+        <w:t>Guardeu cada evidència una sola vegada i reutilitzeu l’enllaç. A l’acta només calen data, assistents, decisions i pròximes tasques amb responsable.</w:t>
       </w:r>
     </w:p>
     <w:p>
-      <w:hyperlink r:id="rId12">
-        <w:r>
-          <w:rPr>
-            <w:color w:val="174C63"/>
-          </w:rPr>
-          <w:t>Autoseguiment a la web de projectes del Puig</w:t>
-        </w:r>
-      </w:hyperlink>
+      <w:pPr>
+        <w:pStyle w:val="Heading2"/>
+      </w:pPr>
+      <w:r>
+        <w:t>Què escric al meu seguiment</w:t>
+      </w:r>
+    </w:p>
+    <w:p>
+      <w:r>
+        <w:t>Objectiu: què volia fer i com ho provaria.</w:t>
+        <w:br/>
+        <w:t>Treball realitzat: què he fet jo, resultat i enllaç a la prova.</w:t>
+        <w:br/>
+        <w:t>Incidències: què ha fallat, què he intentat i quina ajuda necessito.</w:t>
+        <w:br/>
+        <w:t>Objectius assolits: trio l’opció del formulari i justifico què està fet i què falta.</w:t>
+      </w:r>
+    </w:p>
+    <w:p>
+      <w:pPr>
+        <w:pStyle w:val="Heading2"/>
+      </w:pPr>
+      <w:r>
+        <w:t>Què s’avalua</w:t>
+      </w:r>
+    </w:p>
+    <w:p>
+      <w:r>
+        <w:t>El funcionament i les proves, les decisions i l’anàlisi, la comprensió tècnica, l’aportació individual i la documentació i defensa. Tothom ha de poder explicar la seva feina i com es connecta amb la resta. El docent comunicarà les ponderacions del mòdul. Participar o guanyar no substitueix demostrar l’aprenentatge.</w:t>
+      </w:r>
+    </w:p>
+    <w:p>
+      <w:pPr>
+        <w:spacing w:after="0" w:before="0" w:line="60" w:lineRule="exact"/>
+      </w:pPr>
+      <w:r>
+        <w:br w:type="page"/>
+      </w:r>
     </w:p>
     <w:p>
       <w:pPr>
         <w:pStyle w:val="Heading1"/>
-        <w:pageBreakBefore/>
       </w:pPr>
       <w:r>
-        <w:t>Rutina setmanal i ajuda</w:t>
+        <w:t>Guia de consulta</w:t>
+      </w:r>
+    </w:p>
+    <w:p>
+      <w:pPr>
+        <w:pStyle w:val="Heading2"/>
+      </w:pPr>
+      <w:r>
+        <w:t>Una prova útil</w:t>
+      </w:r>
+    </w:p>
+    <w:p>
+      <w:pPr>
+        <w:spacing w:after="100"/>
+      </w:pPr>
+      <w:r>
+        <w:rPr>
+          <w:sz w:val="20"/>
+        </w:rPr>
+        <w:t>Primer objectiu de classe: guardar cinc minuts de dades reals de taula, reobrir el CSV i generar la gràfica. Aquest temps és una prova interna, no un requisit oficial de vol.</w:t>
+      </w:r>
+    </w:p>
+    <w:p>
+      <w:pPr>
+        <w:spacing w:after="100"/>
+      </w:pPr>
+      <w:r>
+        <w:rPr>
+          <w:sz w:val="20"/>
+        </w:rPr>
+        <w:t>Acordeu el format dels missatges: equip, número de missatge, temps, mesures i unitats. Definiu què passa si falta una dada. No inventeu mesures. Comproveu missatges incorrectes, dades d’un altre equip i pèrdua i retorn de la connexió.</w:t>
+      </w:r>
+    </w:p>
+    <w:p>
+      <w:pPr>
+        <w:spacing w:after="100"/>
+      </w:pPr>
+      <w:r>
+        <w:rPr>
+          <w:sz w:val="20"/>
+        </w:rPr>
+        <w:t>Per a cada prova, anoteu objectiu, data, responsable, versió del codi i material, condicions, resultat esperat, resultat observat i evidència. Si corregiu alguna cosa, repetiu la prova afectada. Un company ha de poder repetir-la amb les vostres instruccions.</w:t>
+      </w:r>
+    </w:p>
+    <w:p>
+      <w:pPr>
+        <w:pStyle w:val="Heading2"/>
+      </w:pPr>
+      <w:r>
+        <w:t>La memòria i els informes</w:t>
+      </w:r>
+    </w:p>
+    <w:p>
+      <w:pPr>
+        <w:spacing w:after="100"/>
+      </w:pPr>
+      <w:r>
+        <w:rPr>
+          <w:sz w:val="20"/>
+        </w:rPr>
+        <w:t>Manteniu una memòria per equip des del primer dia. Qui fa una tasca n’escriu l’explicació i un company la revisa. Seguiu els apartats del centre: presentació, planificació, anàlisi, disseny, desenvolupament, conclusions, glossari, bibliografia i annexos. Enllaceu les proves; el codi complet queda al repositori.</w:t>
+      </w:r>
+    </w:p>
+    <w:p>
+      <w:pPr>
+        <w:spacing w:after="100"/>
+      </w:pPr>
+      <w:r>
+        <w:rPr>
+          <w:sz w:val="20"/>
+        </w:rPr>
+        <w:t>Reutilitzeu la memòria per preparar els informes amb la plantilla oficial:</w:t>
+        <w:br/>
+        <w:t>PDR: proposta, equip, pla, pressupost i decisions encara obertes.</w:t>
+        <w:br/>
+        <w:t>CDR: disseny construït, funcionament, proves i coses pendents.</w:t>
+        <w:br/>
+        <w:t>PLR: informe previ al llançament, només si ens classifiquem. Inclou estat final, operació i millores. Revisió interna prevista el 23/4 i enviament el 28/4, si la selecció ho permet.</w:t>
+      </w:r>
+    </w:p>
+    <w:p>
+      <w:pPr>
+        <w:pStyle w:val="Heading2"/>
+      </w:pPr>
+      <w:r>
+        <w:t>Abans de comprar i abans de provar</w:t>
+      </w:r>
+    </w:p>
+    <w:p>
+      <w:pPr>
+        <w:spacing w:after="100"/>
+      </w:pPr>
+      <w:r>
+        <w:rPr>
+          <w:sz w:val="20"/>
+        </w:rPr>
+        <w:t>Reviseu les compres amb el docent. Prioritzeu les dues missions i el sistema bàsic abans d’afegir funcions. El pressupost ha de separar material de vol, material de terra i material disponible.</w:t>
       </w:r>
     </w:p>
     <w:tbl>
@@ -2993,2829 +1207,10 @@
         <w:jc w:val="center"/>
         <w:tblLayout w:type="fixed"/>
         <w:tblLook w:firstColumn="1" w:firstRow="1" w:lastColumn="0" w:lastRow="0" w:noHBand="0" w:noVBand="1" w:val="04A0"/>
-        <w:tblBorders>
-          <w:top w:val="single" w:sz="4" w:color="D9D9D9"/>
-          <w:left w:val="single" w:sz="4" w:color="D9D9D9"/>
-          <w:bottom w:val="single" w:sz="4" w:color="D9D9D9"/>
-          <w:right w:val="single" w:sz="4" w:color="D9D9D9"/>
-          <w:insideH w:val="single" w:sz="4" w:color="D9D9D9"/>
-          <w:insideV w:val="single" w:sz="4" w:color="D9D9D9"/>
-        </w:tblBorders>
-      </w:tblPr>
-      <w:tblGrid>
-        <w:gridCol w:w="2154"/>
-        <w:gridCol w:w="5839"/>
-        <w:gridCol w:w="1871"/>
-      </w:tblGrid>
-      <w:tr>
-        <w:trPr>
-          <w:cantSplit/>
-          <w:tblHeader/>
-        </w:trPr>
-        <w:tc>
-          <w:tcPr>
-            <w:tcW w:type="dxa" w:w="2154"/>
-            <w:vAlign w:val="center"/>
-            <w:shd w:fill="174C63"/>
-            <w:tcMar>
-              <w:top w:w="95" w:type="dxa"/>
-              <w:left w:w="95" w:type="dxa"/>
-              <w:bottom w:w="95" w:type="dxa"/>
-              <w:right w:w="95" w:type="dxa"/>
-            </w:tcMar>
-          </w:tcPr>
-          <w:p>
-            <w:pPr>
-              <w:spacing w:after="20" w:before="20" w:line="252" w:lineRule="auto"/>
-            </w:pPr>
-            <w:r>
-              <w:rPr>
-                <w:b/>
-                <w:color w:val="FFFFFF"/>
-                <w:sz w:val="18"/>
-              </w:rPr>
-              <w:t>Moment</w:t>
-            </w:r>
-          </w:p>
-        </w:tc>
-        <w:tc>
-          <w:tcPr>
-            <w:tcW w:type="dxa" w:w="5839"/>
-            <w:vAlign w:val="center"/>
-            <w:shd w:fill="174C63"/>
-            <w:tcMar>
-              <w:top w:w="95" w:type="dxa"/>
-              <w:left w:w="95" w:type="dxa"/>
-              <w:bottom w:w="95" w:type="dxa"/>
-              <w:right w:w="95" w:type="dxa"/>
-            </w:tcMar>
-          </w:tcPr>
-          <w:p>
-            <w:pPr>
-              <w:spacing w:after="20" w:before="20" w:line="252" w:lineRule="auto"/>
-            </w:pPr>
-            <w:r>
-              <w:rPr>
-                <w:b/>
-                <w:color w:val="FFFFFF"/>
-                <w:sz w:val="18"/>
-              </w:rPr>
-              <w:t>Acció</w:t>
-            </w:r>
-          </w:p>
-        </w:tc>
-        <w:tc>
-          <w:tcPr>
-            <w:tcW w:type="dxa" w:w="1871"/>
-            <w:vAlign w:val="center"/>
-            <w:shd w:fill="174C63"/>
-            <w:tcMar>
-              <w:top w:w="95" w:type="dxa"/>
-              <w:left w:w="95" w:type="dxa"/>
-              <w:bottom w:w="95" w:type="dxa"/>
-              <w:right w:w="95" w:type="dxa"/>
-            </w:tcMar>
-          </w:tcPr>
-          <w:p>
-            <w:pPr>
-              <w:spacing w:after="20" w:before="20" w:line="252" w:lineRule="auto"/>
-            </w:pPr>
-            <w:r>
-              <w:rPr>
-                <w:b/>
-                <w:color w:val="FFFFFF"/>
-                <w:sz w:val="18"/>
-              </w:rPr>
-              <w:t>Temps orientatiu</w:t>
-            </w:r>
-          </w:p>
-        </w:tc>
-      </w:tr>
-      <w:tr>
-        <w:trPr>
-          <w:cantSplit/>
-        </w:trPr>
-        <w:tc>
-          <w:tcPr>
-            <w:tcW w:type="dxa" w:w="2154"/>
-            <w:vAlign w:val="center"/>
-            <w:shd w:fill="FFFFFF"/>
-            <w:tcMar>
-              <w:top w:w="95" w:type="dxa"/>
-              <w:left w:w="95" w:type="dxa"/>
-              <w:bottom w:w="95" w:type="dxa"/>
-              <w:right w:w="95" w:type="dxa"/>
-            </w:tcMar>
-          </w:tcPr>
-          <w:p>
-            <w:pPr>
-              <w:spacing w:after="20" w:before="20" w:line="252" w:lineRule="auto"/>
-            </w:pPr>
-            <w:r>
-              <w:rPr>
-                <w:b w:val="0"/>
-                <w:color w:val="000000"/>
-                <w:sz w:val="18"/>
-              </w:rPr>
-              <w:t>Inici del bloc</w:t>
-            </w:r>
-          </w:p>
-        </w:tc>
-        <w:tc>
-          <w:tcPr>
-            <w:tcW w:type="dxa" w:w="5839"/>
-            <w:vAlign w:val="center"/>
-            <w:shd w:fill="FFFFFF"/>
-            <w:tcMar>
-              <w:top w:w="95" w:type="dxa"/>
-              <w:left w:w="95" w:type="dxa"/>
-              <w:bottom w:w="95" w:type="dxa"/>
-              <w:right w:w="95" w:type="dxa"/>
-            </w:tcMar>
-          </w:tcPr>
-          <w:p>
-            <w:pPr>
-              <w:spacing w:after="20" w:before="20" w:line="252" w:lineRule="auto"/>
-            </w:pPr>
-            <w:r>
-              <w:rPr>
-                <w:b w:val="0"/>
-                <w:color w:val="000000"/>
-                <w:sz w:val="18"/>
-              </w:rPr>
-              <w:t>Dir la tasca principal, el resultat esperat i les dependències.</w:t>
-            </w:r>
-          </w:p>
-        </w:tc>
-        <w:tc>
-          <w:tcPr>
-            <w:tcW w:type="dxa" w:w="1871"/>
-            <w:vAlign w:val="center"/>
-            <w:shd w:fill="FFFFFF"/>
-            <w:tcMar>
-              <w:top w:w="95" w:type="dxa"/>
-              <w:left w:w="95" w:type="dxa"/>
-              <w:bottom w:w="95" w:type="dxa"/>
-              <w:right w:w="95" w:type="dxa"/>
-            </w:tcMar>
-          </w:tcPr>
-          <w:p>
-            <w:pPr>
-              <w:spacing w:after="20" w:before="20" w:line="252" w:lineRule="auto"/>
-            </w:pPr>
-            <w:r>
-              <w:rPr>
-                <w:b w:val="0"/>
-                <w:color w:val="000000"/>
-                <w:sz w:val="18"/>
-              </w:rPr>
-              <w:t>3 minuts per equip</w:t>
-            </w:r>
-          </w:p>
-        </w:tc>
-      </w:tr>
-      <w:tr>
-        <w:trPr>
-          <w:cantSplit/>
-        </w:trPr>
-        <w:tc>
-          <w:tcPr>
-            <w:tcW w:type="dxa" w:w="2154"/>
-            <w:vAlign w:val="center"/>
-            <w:shd w:fill="F0F4F5"/>
-            <w:tcMar>
-              <w:top w:w="95" w:type="dxa"/>
-              <w:left w:w="95" w:type="dxa"/>
-              <w:bottom w:w="95" w:type="dxa"/>
-              <w:right w:w="95" w:type="dxa"/>
-            </w:tcMar>
-          </w:tcPr>
-          <w:p>
-            <w:pPr>
-              <w:spacing w:after="20" w:before="20" w:line="252" w:lineRule="auto"/>
-            </w:pPr>
-            <w:r>
-              <w:rPr>
-                <w:b w:val="0"/>
-                <w:color w:val="000000"/>
-                <w:sz w:val="18"/>
-              </w:rPr>
-              <w:t>Durant el treball</w:t>
-            </w:r>
-          </w:p>
-        </w:tc>
-        <w:tc>
-          <w:tcPr>
-            <w:tcW w:type="dxa" w:w="5839"/>
-            <w:vAlign w:val="center"/>
-            <w:shd w:fill="F0F4F5"/>
-            <w:tcMar>
-              <w:top w:w="95" w:type="dxa"/>
-              <w:left w:w="95" w:type="dxa"/>
-              <w:bottom w:w="95" w:type="dxa"/>
-              <w:right w:w="95" w:type="dxa"/>
-            </w:tcMar>
-          </w:tcPr>
-          <w:p>
-            <w:pPr>
-              <w:spacing w:after="20" w:before="20" w:line="252" w:lineRule="auto"/>
-            </w:pPr>
-            <w:r>
-              <w:rPr>
-                <w:b w:val="0"/>
-                <w:color w:val="000000"/>
-                <w:sz w:val="18"/>
-              </w:rPr>
-              <w:t>Construir, provar i guardar evidències quan es produeixen.</w:t>
-            </w:r>
-          </w:p>
-        </w:tc>
-        <w:tc>
-          <w:tcPr>
-            <w:tcW w:type="dxa" w:w="1871"/>
-            <w:vAlign w:val="center"/>
-            <w:shd w:fill="F0F4F5"/>
-            <w:tcMar>
-              <w:top w:w="95" w:type="dxa"/>
-              <w:left w:w="95" w:type="dxa"/>
-              <w:bottom w:w="95" w:type="dxa"/>
-              <w:right w:w="95" w:type="dxa"/>
-            </w:tcMar>
-          </w:tcPr>
-          <w:p>
-            <w:pPr>
-              <w:spacing w:after="20" w:before="20" w:line="252" w:lineRule="auto"/>
-            </w:pPr>
-            <w:r>
-              <w:rPr>
-                <w:b w:val="0"/>
-                <w:color w:val="000000"/>
-                <w:sz w:val="18"/>
-              </w:rPr>
-              <w:t>Bloc principal de treball</w:t>
-            </w:r>
-          </w:p>
-        </w:tc>
-      </w:tr>
-      <w:tr>
-        <w:trPr>
-          <w:cantSplit/>
-        </w:trPr>
-        <w:tc>
-          <w:tcPr>
-            <w:tcW w:type="dxa" w:w="2154"/>
-            <w:vAlign w:val="center"/>
-            <w:shd w:fill="FFFFFF"/>
-            <w:tcMar>
-              <w:top w:w="95" w:type="dxa"/>
-              <w:left w:w="95" w:type="dxa"/>
-              <w:bottom w:w="95" w:type="dxa"/>
-              <w:right w:w="95" w:type="dxa"/>
-            </w:tcMar>
-          </w:tcPr>
-          <w:p>
-            <w:pPr>
-              <w:spacing w:after="20" w:before="20" w:line="252" w:lineRule="auto"/>
-            </w:pPr>
-            <w:r>
-              <w:rPr>
-                <w:b w:val="0"/>
-                <w:color w:val="000000"/>
-                <w:sz w:val="18"/>
-              </w:rPr>
-              <w:t>Final de setmana</w:t>
-            </w:r>
-          </w:p>
-        </w:tc>
-        <w:tc>
-          <w:tcPr>
-            <w:tcW w:type="dxa" w:w="5839"/>
-            <w:vAlign w:val="center"/>
-            <w:shd w:fill="FFFFFF"/>
-            <w:tcMar>
-              <w:top w:w="95" w:type="dxa"/>
-              <w:left w:w="95" w:type="dxa"/>
-              <w:bottom w:w="95" w:type="dxa"/>
-              <w:right w:w="95" w:type="dxa"/>
-            </w:tcMar>
-          </w:tcPr>
-          <w:p>
-            <w:pPr>
-              <w:spacing w:after="20" w:before="20" w:line="252" w:lineRule="auto"/>
-            </w:pPr>
-            <w:r>
-              <w:rPr>
-                <w:b w:val="0"/>
-                <w:color w:val="000000"/>
-                <w:sz w:val="18"/>
-              </w:rPr>
-              <w:t>Actualitzar autoseguiment i pla; afegir a la memòria allò que ha canviat.</w:t>
-            </w:r>
-          </w:p>
-        </w:tc>
-        <w:tc>
-          <w:tcPr>
-            <w:tcW w:type="dxa" w:w="1871"/>
-            <w:vAlign w:val="center"/>
-            <w:shd w:fill="FFFFFF"/>
-            <w:tcMar>
-              <w:top w:w="95" w:type="dxa"/>
-              <w:left w:w="95" w:type="dxa"/>
-              <w:bottom w:w="95" w:type="dxa"/>
-              <w:right w:w="95" w:type="dxa"/>
-            </w:tcMar>
-          </w:tcPr>
-          <w:p>
-            <w:pPr>
-              <w:spacing w:after="20" w:before="20" w:line="252" w:lineRule="auto"/>
-            </w:pPr>
-            <w:r>
-              <w:rPr>
-                <w:b w:val="0"/>
-                <w:color w:val="000000"/>
-                <w:sz w:val="18"/>
-              </w:rPr>
-              <w:t>5–10 min individuals i 10 min de memòria</w:t>
-            </w:r>
-          </w:p>
-        </w:tc>
-      </w:tr>
-      <w:tr>
-        <w:trPr>
-          <w:cantSplit/>
-        </w:trPr>
-        <w:tc>
-          <w:tcPr>
-            <w:tcW w:type="dxa" w:w="2154"/>
-            <w:vAlign w:val="center"/>
-            <w:shd w:fill="F0F4F5"/>
-            <w:tcMar>
-              <w:top w:w="95" w:type="dxa"/>
-              <w:left w:w="95" w:type="dxa"/>
-              <w:bottom w:w="95" w:type="dxa"/>
-              <w:right w:w="95" w:type="dxa"/>
-            </w:tcMar>
-          </w:tcPr>
-          <w:p>
-            <w:pPr>
-              <w:spacing w:after="20" w:before="20" w:line="252" w:lineRule="auto"/>
-            </w:pPr>
-            <w:r>
-              <w:rPr>
-                <w:b w:val="0"/>
-                <w:color w:val="000000"/>
-                <w:sz w:val="18"/>
-              </w:rPr>
-              <w:t>Reunió setmanal</w:t>
-            </w:r>
-          </w:p>
-        </w:tc>
-        <w:tc>
-          <w:tcPr>
-            <w:tcW w:type="dxa" w:w="5839"/>
-            <w:vAlign w:val="center"/>
-            <w:shd w:fill="F0F4F5"/>
-            <w:tcMar>
-              <w:top w:w="95" w:type="dxa"/>
-              <w:left w:w="95" w:type="dxa"/>
-              <w:bottom w:w="95" w:type="dxa"/>
-              <w:right w:w="95" w:type="dxa"/>
-            </w:tcMar>
-          </w:tcPr>
-          <w:p>
-            <w:pPr>
-              <w:spacing w:after="20" w:before="20" w:line="252" w:lineRule="auto"/>
-            </w:pPr>
-            <w:r>
-              <w:rPr>
-                <w:b w:val="0"/>
-                <w:color w:val="000000"/>
-                <w:sz w:val="18"/>
-              </w:rPr>
-              <w:t>Mostrar resultats, decidir i repartir els passos següents.</w:t>
-            </w:r>
-          </w:p>
-        </w:tc>
-        <w:tc>
-          <w:tcPr>
-            <w:tcW w:type="dxa" w:w="1871"/>
-            <w:vAlign w:val="center"/>
-            <w:shd w:fill="F0F4F5"/>
-            <w:tcMar>
-              <w:top w:w="95" w:type="dxa"/>
-              <w:left w:w="95" w:type="dxa"/>
-              <w:bottom w:w="95" w:type="dxa"/>
-              <w:right w:w="95" w:type="dxa"/>
-            </w:tcMar>
-          </w:tcPr>
-          <w:p>
-            <w:pPr>
-              <w:spacing w:after="20" w:before="20" w:line="252" w:lineRule="auto"/>
-            </w:pPr>
-            <w:r>
-              <w:rPr>
-                <w:b w:val="0"/>
-                <w:color w:val="000000"/>
-                <w:sz w:val="18"/>
-              </w:rPr>
-              <w:t>15–20 minuts</w:t>
-            </w:r>
-          </w:p>
-        </w:tc>
-      </w:tr>
-      <w:tr>
-        <w:trPr>
-          <w:cantSplit/>
-        </w:trPr>
-        <w:tc>
-          <w:tcPr>
-            <w:tcW w:type="dxa" w:w="2154"/>
-            <w:vAlign w:val="center"/>
-            <w:shd w:fill="FFFFFF"/>
-            <w:tcMar>
-              <w:top w:w="95" w:type="dxa"/>
-              <w:left w:w="95" w:type="dxa"/>
-              <w:bottom w:w="95" w:type="dxa"/>
-              <w:right w:w="95" w:type="dxa"/>
-            </w:tcMar>
-          </w:tcPr>
-          <w:p>
-            <w:pPr>
-              <w:spacing w:after="20" w:before="20" w:line="252" w:lineRule="auto"/>
-            </w:pPr>
-            <w:r>
-              <w:rPr>
-                <w:b w:val="0"/>
-                <w:color w:val="000000"/>
-                <w:sz w:val="18"/>
-              </w:rPr>
-              <w:t>Cada dues setmanes</w:t>
-            </w:r>
-          </w:p>
-        </w:tc>
-        <w:tc>
-          <w:tcPr>
-            <w:tcW w:type="dxa" w:w="5839"/>
-            <w:vAlign w:val="center"/>
-            <w:shd w:fill="FFFFFF"/>
-            <w:tcMar>
-              <w:top w:w="95" w:type="dxa"/>
-              <w:left w:w="95" w:type="dxa"/>
-              <w:bottom w:w="95" w:type="dxa"/>
-              <w:right w:w="95" w:type="dxa"/>
-            </w:tcMar>
-          </w:tcPr>
-          <w:p>
-            <w:pPr>
-              <w:spacing w:after="20" w:before="20" w:line="252" w:lineRule="auto"/>
-            </w:pPr>
-            <w:r>
-              <w:rPr>
-                <w:b w:val="0"/>
-                <w:color w:val="000000"/>
-                <w:sz w:val="18"/>
-              </w:rPr>
-              <w:t>Demostració de cada parella i explicació creuada; substitueix la reunió setmanal.</w:t>
-            </w:r>
-          </w:p>
-        </w:tc>
-        <w:tc>
-          <w:tcPr>
-            <w:tcW w:type="dxa" w:w="1871"/>
-            <w:vAlign w:val="center"/>
-            <w:shd w:fill="FFFFFF"/>
-            <w:tcMar>
-              <w:top w:w="95" w:type="dxa"/>
-              <w:left w:w="95" w:type="dxa"/>
-              <w:bottom w:w="95" w:type="dxa"/>
-              <w:right w:w="95" w:type="dxa"/>
-            </w:tcMar>
-          </w:tcPr>
-          <w:p>
-            <w:pPr>
-              <w:spacing w:after="20" w:before="20" w:line="252" w:lineRule="auto"/>
-            </w:pPr>
-            <w:r>
-              <w:rPr>
-                <w:b w:val="0"/>
-                <w:color w:val="000000"/>
-                <w:sz w:val="18"/>
-              </w:rPr>
-              <w:t>30 minuts</w:t>
-            </w:r>
-          </w:p>
-        </w:tc>
-      </w:tr>
-    </w:tbl>
-    <w:p>
-      <w:pPr>
-        <w:spacing w:after="0"/>
-      </w:pPr>
-    </w:p>
-    <w:p>
-      <w:pPr>
-        <w:pStyle w:val="Heading2"/>
-      </w:pPr>
-      <w:r>
-        <w:t>Com omplim l’autoseguiment</w:t>
-      </w:r>
-    </w:p>
-    <w:tbl>
-      <w:tblPr>
-        <w:tblW w:type="auto" w:w="0"/>
-        <w:jc w:val="center"/>
-        <w:tblLayout w:type="fixed"/>
-        <w:tblLook w:firstColumn="1" w:firstRow="1" w:lastColumn="0" w:lastRow="0" w:noHBand="0" w:noVBand="1" w:val="04A0"/>
-        <w:tblBorders>
-          <w:top w:val="single" w:sz="4" w:color="D9D9D9"/>
-          <w:left w:val="single" w:sz="4" w:color="D9D9D9"/>
-          <w:bottom w:val="single" w:sz="4" w:color="D9D9D9"/>
-          <w:right w:val="single" w:sz="4" w:color="D9D9D9"/>
-          <w:insideH w:val="single" w:sz="4" w:color="D9D9D9"/>
-          <w:insideV w:val="single" w:sz="4" w:color="D9D9D9"/>
-        </w:tblBorders>
-      </w:tblPr>
-      <w:tblGrid>
-        <w:gridCol w:w="2835"/>
-        <w:gridCol w:w="7030"/>
-      </w:tblGrid>
-      <w:tr>
-        <w:trPr>
-          <w:cantSplit/>
-          <w:tblHeader/>
-        </w:trPr>
-        <w:tc>
-          <w:tcPr>
-            <w:tcW w:type="dxa" w:w="2835"/>
-            <w:vAlign w:val="center"/>
-            <w:shd w:fill="174C63"/>
-            <w:tcMar>
-              <w:top w:w="95" w:type="dxa"/>
-              <w:left w:w="95" w:type="dxa"/>
-              <w:bottom w:w="95" w:type="dxa"/>
-              <w:right w:w="95" w:type="dxa"/>
-            </w:tcMar>
-          </w:tcPr>
-          <w:p>
-            <w:pPr>
-              <w:spacing w:after="20" w:before="20" w:line="252" w:lineRule="auto"/>
-            </w:pPr>
-            <w:r>
-              <w:rPr>
-                <w:b/>
-                <w:color w:val="FFFFFF"/>
-                <w:sz w:val="18"/>
-              </w:rPr>
-              <w:t>Camp real de la web</w:t>
-            </w:r>
-          </w:p>
-        </w:tc>
-        <w:tc>
-          <w:tcPr>
-            <w:tcW w:type="dxa" w:w="7030"/>
-            <w:vAlign w:val="center"/>
-            <w:shd w:fill="174C63"/>
-            <w:tcMar>
-              <w:top w:w="95" w:type="dxa"/>
-              <w:left w:w="95" w:type="dxa"/>
-              <w:bottom w:w="95" w:type="dxa"/>
-              <w:right w:w="95" w:type="dxa"/>
-            </w:tcMar>
-          </w:tcPr>
-          <w:p>
-            <w:pPr>
-              <w:spacing w:after="20" w:before="20" w:line="252" w:lineRule="auto"/>
-            </w:pPr>
-            <w:r>
-              <w:rPr>
-                <w:b/>
-                <w:color w:val="FFFFFF"/>
-                <w:sz w:val="18"/>
-              </w:rPr>
-              <w:t>Contingut mínim útil</w:t>
-            </w:r>
-          </w:p>
-        </w:tc>
-      </w:tr>
-      <w:tr>
-        <w:trPr>
-          <w:cantSplit/>
-        </w:trPr>
-        <w:tc>
-          <w:tcPr>
-            <w:tcW w:type="dxa" w:w="2835"/>
-            <w:vAlign w:val="center"/>
-            <w:shd w:fill="FFFFFF"/>
-            <w:tcMar>
-              <w:top w:w="95" w:type="dxa"/>
-              <w:left w:w="95" w:type="dxa"/>
-              <w:bottom w:w="95" w:type="dxa"/>
-              <w:right w:w="95" w:type="dxa"/>
-            </w:tcMar>
-          </w:tcPr>
-          <w:p>
-            <w:pPr>
-              <w:spacing w:after="20" w:before="20" w:line="252" w:lineRule="auto"/>
-            </w:pPr>
-            <w:r>
-              <w:rPr>
-                <w:b w:val="0"/>
-                <w:color w:val="000000"/>
-                <w:sz w:val="18"/>
-              </w:rPr>
-              <w:t>Objectius de la setmana</w:t>
-            </w:r>
-          </w:p>
-        </w:tc>
-        <w:tc>
-          <w:tcPr>
-            <w:tcW w:type="dxa" w:w="7030"/>
-            <w:vAlign w:val="center"/>
-            <w:shd w:fill="FFFFFF"/>
-            <w:tcMar>
-              <w:top w:w="95" w:type="dxa"/>
-              <w:left w:w="95" w:type="dxa"/>
-              <w:bottom w:w="95" w:type="dxa"/>
-              <w:right w:w="95" w:type="dxa"/>
-            </w:tcMar>
-          </w:tcPr>
-          <w:p>
-            <w:pPr>
-              <w:spacing w:after="20" w:before="20" w:line="252" w:lineRule="auto"/>
-            </w:pPr>
-            <w:r>
-              <w:rPr>
-                <w:b w:val="0"/>
-                <w:color w:val="000000"/>
-                <w:sz w:val="18"/>
-              </w:rPr>
-              <w:t>Una o dues tasques amb resultat i prova prevista. Enllaç o identificador del pla.</w:t>
-            </w:r>
-          </w:p>
-        </w:tc>
-      </w:tr>
-      <w:tr>
-        <w:trPr>
-          <w:cantSplit/>
-        </w:trPr>
-        <w:tc>
-          <w:tcPr>
-            <w:tcW w:type="dxa" w:w="2835"/>
-            <w:vAlign w:val="center"/>
-            <w:shd w:fill="F0F4F5"/>
-            <w:tcMar>
-              <w:top w:w="95" w:type="dxa"/>
-              <w:left w:w="95" w:type="dxa"/>
-              <w:bottom w:w="95" w:type="dxa"/>
-              <w:right w:w="95" w:type="dxa"/>
-            </w:tcMar>
-          </w:tcPr>
-          <w:p>
-            <w:pPr>
-              <w:spacing w:after="20" w:before="20" w:line="252" w:lineRule="auto"/>
-            </w:pPr>
-            <w:r>
-              <w:rPr>
-                <w:b w:val="0"/>
-                <w:color w:val="000000"/>
-                <w:sz w:val="18"/>
-              </w:rPr>
-              <w:t>Treball realitzat</w:t>
-            </w:r>
-          </w:p>
-        </w:tc>
-        <w:tc>
-          <w:tcPr>
-            <w:tcW w:type="dxa" w:w="7030"/>
-            <w:vAlign w:val="center"/>
-            <w:shd w:fill="F0F4F5"/>
-            <w:tcMar>
-              <w:top w:w="95" w:type="dxa"/>
-              <w:left w:w="95" w:type="dxa"/>
-              <w:bottom w:w="95" w:type="dxa"/>
-              <w:right w:w="95" w:type="dxa"/>
-            </w:tcMar>
-          </w:tcPr>
-          <w:p>
-            <w:pPr>
-              <w:spacing w:after="20" w:before="20" w:line="252" w:lineRule="auto"/>
-            </w:pPr>
-            <w:r>
-              <w:rPr>
-                <w:b w:val="0"/>
-                <w:color w:val="000000"/>
-                <w:sz w:val="18"/>
-              </w:rPr>
-              <w:t>Què he fet jo, què hem fet plegats, resultat de la prova i evidència. Indicar què falta.</w:t>
-            </w:r>
-          </w:p>
-        </w:tc>
-      </w:tr>
-      <w:tr>
-        <w:trPr>
-          <w:cantSplit/>
-        </w:trPr>
-        <w:tc>
-          <w:tcPr>
-            <w:tcW w:type="dxa" w:w="2835"/>
-            <w:vAlign w:val="center"/>
-            <w:shd w:fill="FFFFFF"/>
-            <w:tcMar>
-              <w:top w:w="95" w:type="dxa"/>
-              <w:left w:w="95" w:type="dxa"/>
-              <w:bottom w:w="95" w:type="dxa"/>
-              <w:right w:w="95" w:type="dxa"/>
-            </w:tcMar>
-          </w:tcPr>
-          <w:p>
-            <w:pPr>
-              <w:spacing w:after="20" w:before="20" w:line="252" w:lineRule="auto"/>
-            </w:pPr>
-            <w:r>
-              <w:rPr>
-                <w:b w:val="0"/>
-                <w:color w:val="000000"/>
-                <w:sz w:val="18"/>
-              </w:rPr>
-              <w:t>Incidències</w:t>
-            </w:r>
-          </w:p>
-        </w:tc>
-        <w:tc>
-          <w:tcPr>
-            <w:tcW w:type="dxa" w:w="7030"/>
-            <w:vAlign w:val="center"/>
-            <w:shd w:fill="FFFFFF"/>
-            <w:tcMar>
-              <w:top w:w="95" w:type="dxa"/>
-              <w:left w:w="95" w:type="dxa"/>
-              <w:bottom w:w="95" w:type="dxa"/>
-              <w:right w:w="95" w:type="dxa"/>
-            </w:tcMar>
-          </w:tcPr>
-          <w:p>
-            <w:pPr>
-              <w:spacing w:after="20" w:before="20" w:line="252" w:lineRule="auto"/>
-            </w:pPr>
-            <w:r>
-              <w:rPr>
-                <w:b w:val="0"/>
-                <w:color w:val="000000"/>
-                <w:sz w:val="18"/>
-              </w:rPr>
-              <w:t>Problema, efecte, què he provat i ajuda que necessito. Si no n’hi ha, indicar-ho.</w:t>
-            </w:r>
-          </w:p>
-        </w:tc>
-      </w:tr>
-      <w:tr>
-        <w:trPr>
-          <w:cantSplit/>
-        </w:trPr>
-        <w:tc>
-          <w:tcPr>
-            <w:tcW w:type="dxa" w:w="2835"/>
-            <w:vAlign w:val="center"/>
-            <w:shd w:fill="F0F4F5"/>
-            <w:tcMar>
-              <w:top w:w="95" w:type="dxa"/>
-              <w:left w:w="95" w:type="dxa"/>
-              <w:bottom w:w="95" w:type="dxa"/>
-              <w:right w:w="95" w:type="dxa"/>
-            </w:tcMar>
-          </w:tcPr>
-          <w:p>
-            <w:pPr>
-              <w:spacing w:after="20" w:before="20" w:line="252" w:lineRule="auto"/>
-            </w:pPr>
-            <w:r>
-              <w:rPr>
-                <w:b w:val="0"/>
-                <w:color w:val="000000"/>
-                <w:sz w:val="18"/>
-              </w:rPr>
-              <w:t>Objectius assolits?</w:t>
-            </w:r>
-          </w:p>
-        </w:tc>
-        <w:tc>
-          <w:tcPr>
-            <w:tcW w:type="dxa" w:w="7030"/>
-            <w:vAlign w:val="center"/>
-            <w:shd w:fill="F0F4F5"/>
-            <w:tcMar>
-              <w:top w:w="95" w:type="dxa"/>
-              <w:left w:w="95" w:type="dxa"/>
-              <w:bottom w:w="95" w:type="dxa"/>
-              <w:right w:w="95" w:type="dxa"/>
-            </w:tcMar>
-          </w:tcPr>
-          <w:p>
-            <w:pPr>
-              <w:spacing w:after="20" w:before="20" w:line="252" w:lineRule="auto"/>
-            </w:pPr>
-            <w:r>
-              <w:rPr>
-                <w:b w:val="0"/>
-                <w:color w:val="000000"/>
-                <w:sz w:val="18"/>
-              </w:rPr>
-              <w:t>Triar l’opció del formulari i justificar-la a Treball realitzat.</w:t>
-            </w:r>
-          </w:p>
-        </w:tc>
-      </w:tr>
-      <w:tr>
-        <w:trPr>
-          <w:cantSplit/>
-        </w:trPr>
-        <w:tc>
-          <w:tcPr>
-            <w:tcW w:type="dxa" w:w="2835"/>
-            <w:vAlign w:val="center"/>
-            <w:shd w:fill="FFFFFF"/>
-            <w:tcMar>
-              <w:top w:w="95" w:type="dxa"/>
-              <w:left w:w="95" w:type="dxa"/>
-              <w:bottom w:w="95" w:type="dxa"/>
-              <w:right w:w="95" w:type="dxa"/>
-            </w:tcMar>
-          </w:tcPr>
-          <w:p>
-            <w:pPr>
-              <w:spacing w:after="20" w:before="20" w:line="252" w:lineRule="auto"/>
-            </w:pPr>
-            <w:r>
-              <w:rPr>
-                <w:b w:val="0"/>
-                <w:color w:val="000000"/>
-                <w:sz w:val="18"/>
-              </w:rPr>
-              <w:t>Valoració del tutor</w:t>
-            </w:r>
-          </w:p>
-        </w:tc>
-        <w:tc>
-          <w:tcPr>
-            <w:tcW w:type="dxa" w:w="7030"/>
-            <w:vAlign w:val="center"/>
-            <w:shd w:fill="FFFFFF"/>
-            <w:tcMar>
-              <w:top w:w="95" w:type="dxa"/>
-              <w:left w:w="95" w:type="dxa"/>
-              <w:bottom w:w="95" w:type="dxa"/>
-              <w:right w:w="95" w:type="dxa"/>
-            </w:tcMar>
-          </w:tcPr>
-          <w:p>
-            <w:pPr>
-              <w:spacing w:after="20" w:before="20" w:line="252" w:lineRule="auto"/>
-            </w:pPr>
-            <w:r>
-              <w:rPr>
-                <w:b w:val="0"/>
-                <w:color w:val="000000"/>
-                <w:sz w:val="18"/>
-              </w:rPr>
-              <w:t>La completa el docent: revisa evidència i comprensió i concreta el següent pas.</w:t>
-            </w:r>
-          </w:p>
-        </w:tc>
-      </w:tr>
-    </w:tbl>
-    <w:p>
-      <w:pPr>
-        <w:spacing w:after="0"/>
-      </w:pPr>
-    </w:p>
-    <w:p>
-      <w:pPr>
-        <w:pStyle w:val="Heading2"/>
-      </w:pPr>
-      <w:r>
-        <w:t>Exemple de seguiment individual</w:t>
-      </w:r>
-    </w:p>
-    <w:p>
-      <w:r>
-        <w:t>Objectiu: desenvolupar el lector de telemetria i guardar un CSV que conservi equip, seqüència, temps i mesures. Prova prevista: missatge correcte i missatge incomplet.</w:t>
-      </w:r>
-    </w:p>
-    <w:p>
-      <w:r>
-        <w:t>Treball realitzat: he implementat lectura i guardat; la meva parella ha preparat el panell. Hem provat dades simulades i he enllaçat codi, CSV i resultat. L’enllaç amb el transmissor real queda pendent per a la setmana següent.</w:t>
-      </w:r>
-    </w:p>
-    <w:p>
-      <w:r>
-        <w:t>Incidència: faltava un camp. He afegit validació i guardat els dos casos de prova. Necessito acordar amb l’altra parella què s’enviarà quan falli un sensor. És un exemple orientatiu, no una prova ja feta.</w:t>
-      </w:r>
-    </w:p>
-    <w:p>
-      <w:pPr>
-        <w:pStyle w:val="Heading2"/>
-      </w:pPr>
-      <w:r>
-        <w:t>Quan ens bloquegem</w:t>
-      </w:r>
-    </w:p>
-    <w:p>
-      <w:r>
-        <w:t>Si una tasca queda bloquejada durant una sessió, anotem què hem provat, avisem el docent i acordem una tasca alternativa útil. No esperem a la reunió setmanal. Si el canvi afecta l’altra parella, l’avisem abans de modificar la interfície.</w:t>
-      </w:r>
-    </w:p>
-    <w:p>
-      <w:r>
-        <w:t>L’acta només recull data, assistents, evidències mostrades, decisions i compromisos amb responsable i pròxima comprovació. Una prova fallida ben descrita ajuda a decidir què corregir.</w:t>
-      </w:r>
-    </w:p>
-    <w:p>
-      <w:pPr>
-        <w:pStyle w:val="Heading1"/>
-        <w:pageBreakBefore/>
-      </w:pPr>
-      <w:r>
-        <w:t>Missió i pla inicial</w:t>
-      </w:r>
-    </w:p>
-    <w:p>
-      <w:r>
-        <w:t>Cada parella prepara una proposta: quatre idees en total. Dins de cada equip comparem les dues propostes i n’escollim una. La missió secundària ha de respondre una pregunta o demostrar un comportament amb un criteri d’èxit mesurable.</w:t>
-      </w:r>
-    </w:p>
-    <w:tbl>
-      <w:tblPr>
-        <w:tblW w:type="auto" w:w="0"/>
-        <w:jc w:val="center"/>
-        <w:tblLayout w:type="fixed"/>
-        <w:tblLook w:firstColumn="1" w:firstRow="1" w:lastColumn="0" w:lastRow="0" w:noHBand="0" w:noVBand="1" w:val="04A0"/>
-        <w:tblBorders>
-          <w:top w:val="single" w:sz="4" w:color="D9D9D9"/>
-          <w:left w:val="single" w:sz="4" w:color="D9D9D9"/>
-          <w:bottom w:val="single" w:sz="4" w:color="D9D9D9"/>
-          <w:right w:val="single" w:sz="4" w:color="D9D9D9"/>
-          <w:insideH w:val="single" w:sz="4" w:color="D9D9D9"/>
-          <w:insideV w:val="single" w:sz="4" w:color="D9D9D9"/>
-        </w:tblBorders>
-      </w:tblPr>
-      <w:tblGrid>
-        <w:gridCol w:w="2721"/>
-        <w:gridCol w:w="7143"/>
-      </w:tblGrid>
-      <w:tr>
-        <w:trPr>
-          <w:cantSplit/>
-          <w:tblHeader/>
-        </w:trPr>
-        <w:tc>
-          <w:tcPr>
-            <w:tcW w:type="dxa" w:w="2721"/>
-            <w:vAlign w:val="center"/>
-            <w:shd w:fill="174C63"/>
-            <w:tcMar>
-              <w:top w:w="95" w:type="dxa"/>
-              <w:left w:w="95" w:type="dxa"/>
-              <w:bottom w:w="95" w:type="dxa"/>
-              <w:right w:w="95" w:type="dxa"/>
-            </w:tcMar>
-          </w:tcPr>
-          <w:p>
-            <w:pPr>
-              <w:spacing w:after="20" w:before="20" w:line="252" w:lineRule="auto"/>
-            </w:pPr>
-            <w:r>
-              <w:rPr>
-                <w:b/>
-                <w:color w:val="FFFFFF"/>
-                <w:sz w:val="18"/>
-              </w:rPr>
-              <w:t>Fitxa de proposta</w:t>
-            </w:r>
-          </w:p>
-        </w:tc>
-        <w:tc>
-          <w:tcPr>
-            <w:tcW w:type="dxa" w:w="7143"/>
-            <w:vAlign w:val="center"/>
-            <w:shd w:fill="174C63"/>
-            <w:tcMar>
-              <w:top w:w="95" w:type="dxa"/>
-              <w:left w:w="95" w:type="dxa"/>
-              <w:bottom w:w="95" w:type="dxa"/>
-              <w:right w:w="95" w:type="dxa"/>
-            </w:tcMar>
-          </w:tcPr>
-          <w:p>
-            <w:pPr>
-              <w:spacing w:after="20" w:before="20" w:line="252" w:lineRule="auto"/>
-            </w:pPr>
-            <w:r>
-              <w:rPr>
-                <w:b/>
-                <w:color w:val="FFFFFF"/>
-                <w:sz w:val="18"/>
-              </w:rPr>
-              <w:t>Què hem de concretar</w:t>
-            </w:r>
-          </w:p>
-        </w:tc>
-      </w:tr>
-      <w:tr>
-        <w:trPr>
-          <w:cantSplit/>
-        </w:trPr>
-        <w:tc>
-          <w:tcPr>
-            <w:tcW w:type="dxa" w:w="2721"/>
-            <w:vAlign w:val="center"/>
-            <w:shd w:fill="FFFFFF"/>
-            <w:tcMar>
-              <w:top w:w="95" w:type="dxa"/>
-              <w:left w:w="95" w:type="dxa"/>
-              <w:bottom w:w="95" w:type="dxa"/>
-              <w:right w:w="95" w:type="dxa"/>
-            </w:tcMar>
-          </w:tcPr>
-          <w:p>
-            <w:pPr>
-              <w:spacing w:after="20" w:before="20" w:line="252" w:lineRule="auto"/>
-            </w:pPr>
-            <w:r>
-              <w:rPr>
-                <w:b w:val="0"/>
-                <w:color w:val="000000"/>
-                <w:sz w:val="18"/>
-              </w:rPr>
-              <w:t>Pregunta o demostració</w:t>
-            </w:r>
-          </w:p>
-        </w:tc>
-        <w:tc>
-          <w:tcPr>
-            <w:tcW w:type="dxa" w:w="7143"/>
-            <w:vAlign w:val="center"/>
-            <w:shd w:fill="FFFFFF"/>
-            <w:tcMar>
-              <w:top w:w="95" w:type="dxa"/>
-              <w:left w:w="95" w:type="dxa"/>
-              <w:bottom w:w="95" w:type="dxa"/>
-              <w:right w:w="95" w:type="dxa"/>
-            </w:tcMar>
-          </w:tcPr>
-          <w:p>
-            <w:pPr>
-              <w:spacing w:after="20" w:before="20" w:line="252" w:lineRule="auto"/>
-            </w:pPr>
-            <w:r>
-              <w:rPr>
-                <w:b w:val="0"/>
-                <w:color w:val="000000"/>
-                <w:sz w:val="18"/>
-              </w:rPr>
-              <w:t>Què volem investigar o demostrar i per què ens interessa?</w:t>
-            </w:r>
-          </w:p>
-        </w:tc>
-      </w:tr>
-      <w:tr>
-        <w:trPr>
-          <w:cantSplit/>
-        </w:trPr>
-        <w:tc>
-          <w:tcPr>
-            <w:tcW w:type="dxa" w:w="2721"/>
-            <w:vAlign w:val="center"/>
-            <w:shd w:fill="F0F4F5"/>
-            <w:tcMar>
-              <w:top w:w="95" w:type="dxa"/>
-              <w:left w:w="95" w:type="dxa"/>
-              <w:bottom w:w="95" w:type="dxa"/>
-              <w:right w:w="95" w:type="dxa"/>
-            </w:tcMar>
-          </w:tcPr>
-          <w:p>
-            <w:pPr>
-              <w:spacing w:after="20" w:before="20" w:line="252" w:lineRule="auto"/>
-            </w:pPr>
-            <w:r>
-              <w:rPr>
-                <w:b w:val="0"/>
-                <w:color w:val="000000"/>
-                <w:sz w:val="18"/>
-              </w:rPr>
-              <w:t>Mesures i unitats</w:t>
-            </w:r>
-          </w:p>
-        </w:tc>
-        <w:tc>
-          <w:tcPr>
-            <w:tcW w:type="dxa" w:w="7143"/>
-            <w:vAlign w:val="center"/>
-            <w:shd w:fill="F0F4F5"/>
-            <w:tcMar>
-              <w:top w:w="95" w:type="dxa"/>
-              <w:left w:w="95" w:type="dxa"/>
-              <w:bottom w:w="95" w:type="dxa"/>
-              <w:right w:w="95" w:type="dxa"/>
-            </w:tcMar>
-          </w:tcPr>
-          <w:p>
-            <w:pPr>
-              <w:spacing w:after="20" w:before="20" w:line="252" w:lineRule="auto"/>
-            </w:pPr>
-            <w:r>
-              <w:rPr>
-                <w:b w:val="0"/>
-                <w:color w:val="000000"/>
-                <w:sz w:val="18"/>
-              </w:rPr>
-              <w:t>Quines dades necessitem o quin comportament observarem?</w:t>
-            </w:r>
-          </w:p>
-        </w:tc>
-      </w:tr>
-      <w:tr>
-        <w:trPr>
-          <w:cantSplit/>
-        </w:trPr>
-        <w:tc>
-          <w:tcPr>
-            <w:tcW w:type="dxa" w:w="2721"/>
-            <w:vAlign w:val="center"/>
-            <w:shd w:fill="FFFFFF"/>
-            <w:tcMar>
-              <w:top w:w="95" w:type="dxa"/>
-              <w:left w:w="95" w:type="dxa"/>
-              <w:bottom w:w="95" w:type="dxa"/>
-              <w:right w:w="95" w:type="dxa"/>
-            </w:tcMar>
-          </w:tcPr>
-          <w:p>
-            <w:pPr>
-              <w:spacing w:after="20" w:before="20" w:line="252" w:lineRule="auto"/>
-            </w:pPr>
-            <w:r>
-              <w:rPr>
-                <w:b w:val="0"/>
-                <w:color w:val="000000"/>
-                <w:sz w:val="18"/>
-              </w:rPr>
-              <w:t>Criteri d’èxit</w:t>
-            </w:r>
-          </w:p>
-        </w:tc>
-        <w:tc>
-          <w:tcPr>
-            <w:tcW w:type="dxa" w:w="7143"/>
-            <w:vAlign w:val="center"/>
-            <w:shd w:fill="FFFFFF"/>
-            <w:tcMar>
-              <w:top w:w="95" w:type="dxa"/>
-              <w:left w:w="95" w:type="dxa"/>
-              <w:bottom w:w="95" w:type="dxa"/>
-              <w:right w:w="95" w:type="dxa"/>
-            </w:tcMar>
-          </w:tcPr>
-          <w:p>
-            <w:pPr>
-              <w:spacing w:after="20" w:before="20" w:line="252" w:lineRule="auto"/>
-            </w:pPr>
-            <w:r>
-              <w:rPr>
-                <w:b w:val="0"/>
-                <w:color w:val="000000"/>
-                <w:sz w:val="18"/>
-              </w:rPr>
-              <w:t>Quin resultat i quina prova ens permetran valorar l’objectiu?</w:t>
-            </w:r>
-          </w:p>
-        </w:tc>
-      </w:tr>
-      <w:tr>
-        <w:trPr>
-          <w:cantSplit/>
-        </w:trPr>
-        <w:tc>
-          <w:tcPr>
-            <w:tcW w:type="dxa" w:w="2721"/>
-            <w:vAlign w:val="center"/>
-            <w:shd w:fill="F0F4F5"/>
-            <w:tcMar>
-              <w:top w:w="95" w:type="dxa"/>
-              <w:left w:w="95" w:type="dxa"/>
-              <w:bottom w:w="95" w:type="dxa"/>
-              <w:right w:w="95" w:type="dxa"/>
-            </w:tcMar>
-          </w:tcPr>
-          <w:p>
-            <w:pPr>
-              <w:spacing w:after="20" w:before="20" w:line="252" w:lineRule="auto"/>
-            </w:pPr>
-            <w:r>
-              <w:rPr>
-                <w:b w:val="0"/>
-                <w:color w:val="000000"/>
-                <w:sz w:val="18"/>
-              </w:rPr>
-              <w:t>Parts necessàries</w:t>
-            </w:r>
-          </w:p>
-        </w:tc>
-        <w:tc>
-          <w:tcPr>
-            <w:tcW w:type="dxa" w:w="7143"/>
-            <w:vAlign w:val="center"/>
-            <w:shd w:fill="F0F4F5"/>
-            <w:tcMar>
-              <w:top w:w="95" w:type="dxa"/>
-              <w:left w:w="95" w:type="dxa"/>
-              <w:bottom w:w="95" w:type="dxa"/>
-              <w:right w:w="95" w:type="dxa"/>
-            </w:tcMar>
-          </w:tcPr>
-          <w:p>
-            <w:pPr>
-              <w:spacing w:after="20" w:before="20" w:line="252" w:lineRule="auto"/>
-            </w:pPr>
-            <w:r>
-              <w:rPr>
-                <w:b w:val="0"/>
-                <w:color w:val="000000"/>
-                <w:sz w:val="18"/>
-              </w:rPr>
-              <w:t>Què ha de fer el satèl·lit i què ha de fer l’estació de terra?</w:t>
-            </w:r>
-          </w:p>
-        </w:tc>
-      </w:tr>
-      <w:tr>
-        <w:trPr>
-          <w:cantSplit/>
-        </w:trPr>
-        <w:tc>
-          <w:tcPr>
-            <w:tcW w:type="dxa" w:w="2721"/>
-            <w:vAlign w:val="center"/>
-            <w:shd w:fill="FFFFFF"/>
-            <w:tcMar>
-              <w:top w:w="95" w:type="dxa"/>
-              <w:left w:w="95" w:type="dxa"/>
-              <w:bottom w:w="95" w:type="dxa"/>
-              <w:right w:w="95" w:type="dxa"/>
-            </w:tcMar>
-          </w:tcPr>
-          <w:p>
-            <w:pPr>
-              <w:spacing w:after="20" w:before="20" w:line="252" w:lineRule="auto"/>
-            </w:pPr>
-            <w:r>
-              <w:rPr>
-                <w:b w:val="0"/>
-                <w:color w:val="000000"/>
-                <w:sz w:val="18"/>
-              </w:rPr>
-              <w:t>Viabilitat</w:t>
-            </w:r>
-          </w:p>
-        </w:tc>
-        <w:tc>
-          <w:tcPr>
-            <w:tcW w:type="dxa" w:w="7143"/>
-            <w:vAlign w:val="center"/>
-            <w:shd w:fill="FFFFFF"/>
-            <w:tcMar>
-              <w:top w:w="95" w:type="dxa"/>
-              <w:left w:w="95" w:type="dxa"/>
-              <w:bottom w:w="95" w:type="dxa"/>
-              <w:right w:w="95" w:type="dxa"/>
-            </w:tcMar>
-          </w:tcPr>
-          <w:p>
-            <w:pPr>
-              <w:spacing w:after="20" w:before="20" w:line="252" w:lineRule="auto"/>
-            </w:pPr>
-            <w:r>
-              <w:rPr>
-                <w:b w:val="0"/>
-                <w:color w:val="000000"/>
-                <w:sz w:val="18"/>
-              </w:rPr>
-              <w:t>Temps, cost, volum, massa i consum. Què depèn de compres o d’una comprovació?</w:t>
-            </w:r>
-          </w:p>
-        </w:tc>
-      </w:tr>
-      <w:tr>
-        <w:trPr>
-          <w:cantSplit/>
-        </w:trPr>
-        <w:tc>
-          <w:tcPr>
-            <w:tcW w:type="dxa" w:w="2721"/>
-            <w:vAlign w:val="center"/>
-            <w:shd w:fill="F0F4F5"/>
-            <w:tcMar>
-              <w:top w:w="95" w:type="dxa"/>
-              <w:left w:w="95" w:type="dxa"/>
-              <w:bottom w:w="95" w:type="dxa"/>
-              <w:right w:w="95" w:type="dxa"/>
-            </w:tcMar>
-          </w:tcPr>
-          <w:p>
-            <w:pPr>
-              <w:spacing w:after="20" w:before="20" w:line="252" w:lineRule="auto"/>
-            </w:pPr>
-            <w:r>
-              <w:rPr>
-                <w:b w:val="0"/>
-                <w:color w:val="000000"/>
-                <w:sz w:val="18"/>
-              </w:rPr>
-              <w:t>Versió mínima i alternativa</w:t>
-            </w:r>
-          </w:p>
-        </w:tc>
-        <w:tc>
-          <w:tcPr>
-            <w:tcW w:type="dxa" w:w="7143"/>
-            <w:vAlign w:val="center"/>
-            <w:shd w:fill="F0F4F5"/>
-            <w:tcMar>
-              <w:top w:w="95" w:type="dxa"/>
-              <w:left w:w="95" w:type="dxa"/>
-              <w:bottom w:w="95" w:type="dxa"/>
-              <w:right w:w="95" w:type="dxa"/>
-            </w:tcMar>
-          </w:tcPr>
-          <w:p>
-            <w:pPr>
-              <w:spacing w:after="20" w:before="20" w:line="252" w:lineRule="auto"/>
-            </w:pPr>
-            <w:r>
-              <w:rPr>
-                <w:b w:val="0"/>
-                <w:color w:val="000000"/>
-                <w:sz w:val="18"/>
-              </w:rPr>
-              <w:t>Quina prova petita podem fer aviat? Com reduirem l’abast si una part falla?</w:t>
-            </w:r>
-          </w:p>
-        </w:tc>
-      </w:tr>
-    </w:tbl>
-    <w:p>
-      <w:pPr>
-        <w:spacing w:after="0"/>
-      </w:pPr>
-    </w:p>
-    <w:p>
-      <w:pPr>
-        <w:pStyle w:val="Heading2"/>
-      </w:pPr>
-      <w:r>
-        <w:t>Triem una missió assumible</w:t>
-      </w:r>
-    </w:p>
-    <w:p>
-      <w:r>
-        <w:t>Comparem valor científic o tecnològic, facilitat de verificar el resultat, recursos disponibles i riscos. Abans del 4 de desembre volem una prova inicial de viabilitat: no cal tenir tota la missió construïda.</w:t>
-      </w:r>
-    </w:p>
-    <w:p>
-      <w:r>
-        <w:t>“Posar una càmera” no defineix encara una missió. Una proposta més concreta seria comprovar si unes imatges permeten distingir dos tipus de superfície, especificant mostres, condicions i mètode d’avaluació. És un exemple per discutir, no una missió escollida.</w:t>
-      </w:r>
-    </w:p>
-    <w:p>
-      <w:pPr>
-        <w:pStyle w:val="Heading2"/>
-      </w:pPr>
-      <w:r>
-        <w:t>Tasques i pressupost</w:t>
-      </w:r>
-    </w:p>
-    <w:p>
-      <w:r>
-        <w:t>El pla de l’equip té un únic lloc de consulta. Camps mínims: tasca, responsable, revisor, hores estimades, dependència, data interna, resultat esperat i estat. Quan es treballa, s’hi afegeixen hores dedicades i evidència. Dues persones treballant dues hores sumen quatre hores persona.</w:t>
-      </w:r>
-    </w:p>
-    <w:p>
-      <w:r>
-        <w:t>Estats recomanats: pendent, en curs, bloquejada, en revisió i validada. Una tasca passa a validada quan té resultat, prova i revisió. Cada persona manté una tasca principal activa.</w:t>
-      </w:r>
-    </w:p>
-    <w:p>
-      <w:r>
-        <w:t>El pressupost separa material de vol, terra, material disponible i compres. Guardem quantitat, preu unitari, font, data, total i estat de compra. El docent revisa les compres abans de fer-les. El material cedit de vol es compta pel valor de mercat.</w:t>
-      </w:r>
-    </w:p>
-    <w:p>
-      <w:pPr>
-        <w:pStyle w:val="Heading2"/>
-      </w:pPr>
-      <w:r>
-        <w:t>Abans de comprar o afegir funcions</w:t>
-      </w:r>
-    </w:p>
-    <w:p>
-      <w:pPr>
-        <w:ind w:left="170" w:hanging="170"/>
-      </w:pPr>
-      <w:r>
-        <w:t>•  Validar compatibilitats de sensors, ràdio, receptor i alimentació.</w:t>
-      </w:r>
-    </w:p>
-    <w:p>
-      <w:pPr>
-        <w:ind w:left="170" w:hanging="170"/>
-      </w:pPr>
-      <w:r>
-        <w:t>•  Comprovar l’espai, la massa prevista, el consum i les limitacions de les bases.</w:t>
-      </w:r>
-    </w:p>
-    <w:p>
-      <w:pPr>
-        <w:ind w:left="170" w:hanging="170"/>
-      </w:pPr>
-      <w:r>
-        <w:t>•  Prioritzar la cadena mínima i la missió elegida. Internet en directe i sensors addicionals són ampliacions després que el sistema bàsic funcioni.</w:t>
-      </w:r>
-    </w:p>
-    <w:p>
-      <w:r>
-        <w:t>En cada revisió, decidim què mantenim, què simplifiquem i què deixem per més endavant. Les vacances no compensen una estimació massa optimista.</w:t>
-      </w:r>
-    </w:p>
-    <w:p>
-      <w:pPr>
-        <w:pStyle w:val="Heading1"/>
-        <w:pageBreakBefore/>
-      </w:pPr>
-      <w:r>
-        <w:t>Integració i proves repetibles</w:t>
-      </w:r>
-    </w:p>
-    <w:tbl>
-      <w:tblPr>
-        <w:tblW w:type="auto" w:w="0"/>
-        <w:jc w:val="center"/>
-        <w:tblLayout w:type="fixed"/>
-        <w:tblLook w:firstColumn="1" w:firstRow="1" w:lastColumn="0" w:lastRow="0" w:noHBand="0" w:noVBand="1" w:val="04A0"/>
-        <w:tblBorders>
-          <w:top w:val="single" w:sz="4" w:color="D9D9D9"/>
-          <w:left w:val="single" w:sz="4" w:color="D9D9D9"/>
-          <w:bottom w:val="single" w:sz="4" w:color="D9D9D9"/>
-          <w:right w:val="single" w:sz="4" w:color="D9D9D9"/>
-          <w:insideH w:val="single" w:sz="4" w:color="D9D9D9"/>
-          <w:insideV w:val="single" w:sz="4" w:color="D9D9D9"/>
-        </w:tblBorders>
-      </w:tblPr>
-      <w:tblGrid>
-        <w:gridCol w:w="2324"/>
-        <w:gridCol w:w="4195"/>
-        <w:gridCol w:w="3345"/>
-      </w:tblGrid>
-      <w:tr>
-        <w:trPr>
-          <w:cantSplit/>
-          <w:tblHeader/>
-        </w:trPr>
-        <w:tc>
-          <w:tcPr>
-            <w:tcW w:type="dxa" w:w="2324"/>
-            <w:vAlign w:val="center"/>
-            <w:shd w:fill="174C63"/>
-            <w:tcMar>
-              <w:top w:w="95" w:type="dxa"/>
-              <w:left w:w="95" w:type="dxa"/>
-              <w:bottom w:w="95" w:type="dxa"/>
-              <w:right w:w="95" w:type="dxa"/>
-            </w:tcMar>
-          </w:tcPr>
-          <w:p>
-            <w:pPr>
-              <w:spacing w:after="20" w:before="20" w:line="252" w:lineRule="auto"/>
-            </w:pPr>
-            <w:r>
-              <w:rPr>
-                <w:b/>
-                <w:color w:val="FFFFFF"/>
-                <w:sz w:val="18"/>
-              </w:rPr>
-              <w:t>Part</w:t>
-            </w:r>
-          </w:p>
-        </w:tc>
-        <w:tc>
-          <w:tcPr>
-            <w:tcW w:type="dxa" w:w="4195"/>
-            <w:vAlign w:val="center"/>
-            <w:shd w:fill="174C63"/>
-            <w:tcMar>
-              <w:top w:w="95" w:type="dxa"/>
-              <w:left w:w="95" w:type="dxa"/>
-              <w:bottom w:w="95" w:type="dxa"/>
-              <w:right w:w="95" w:type="dxa"/>
-            </w:tcMar>
-          </w:tcPr>
-          <w:p>
-            <w:pPr>
-              <w:spacing w:after="20" w:before="20" w:line="252" w:lineRule="auto"/>
-            </w:pPr>
-            <w:r>
-              <w:rPr>
-                <w:b/>
-                <w:color w:val="FFFFFF"/>
-                <w:sz w:val="18"/>
-              </w:rPr>
-              <w:t>Primer resultat</w:t>
-            </w:r>
-          </w:p>
-        </w:tc>
-        <w:tc>
-          <w:tcPr>
-            <w:tcW w:type="dxa" w:w="3345"/>
-            <w:vAlign w:val="center"/>
-            <w:shd w:fill="174C63"/>
-            <w:tcMar>
-              <w:top w:w="95" w:type="dxa"/>
-              <w:left w:w="95" w:type="dxa"/>
-              <w:bottom w:w="95" w:type="dxa"/>
-              <w:right w:w="95" w:type="dxa"/>
-            </w:tcMar>
-          </w:tcPr>
-          <w:p>
-            <w:pPr>
-              <w:spacing w:after="20" w:before="20" w:line="252" w:lineRule="auto"/>
-            </w:pPr>
-            <w:r>
-              <w:rPr>
-                <w:b/>
-                <w:color w:val="FFFFFF"/>
-                <w:sz w:val="18"/>
-              </w:rPr>
-              <w:t>Evidència</w:t>
-            </w:r>
-          </w:p>
-        </w:tc>
-      </w:tr>
-      <w:tr>
-        <w:trPr>
-          <w:cantSplit/>
-        </w:trPr>
-        <w:tc>
-          <w:tcPr>
-            <w:tcW w:type="dxa" w:w="2324"/>
-            <w:vAlign w:val="center"/>
-            <w:shd w:fill="FFFFFF"/>
-            <w:tcMar>
-              <w:top w:w="95" w:type="dxa"/>
-              <w:left w:w="95" w:type="dxa"/>
-              <w:bottom w:w="95" w:type="dxa"/>
-              <w:right w:w="95" w:type="dxa"/>
-            </w:tcMar>
-          </w:tcPr>
-          <w:p>
-            <w:pPr>
-              <w:spacing w:after="20" w:before="20" w:line="252" w:lineRule="auto"/>
-            </w:pPr>
-            <w:r>
-              <w:rPr>
-                <w:b w:val="0"/>
-                <w:color w:val="000000"/>
-                <w:sz w:val="18"/>
-              </w:rPr>
-              <w:t>Sensors i programa</w:t>
-            </w:r>
-          </w:p>
-        </w:tc>
-        <w:tc>
-          <w:tcPr>
-            <w:tcW w:type="dxa" w:w="4195"/>
-            <w:vAlign w:val="center"/>
-            <w:shd w:fill="FFFFFF"/>
-            <w:tcMar>
-              <w:top w:w="95" w:type="dxa"/>
-              <w:left w:w="95" w:type="dxa"/>
-              <w:bottom w:w="95" w:type="dxa"/>
-              <w:right w:w="95" w:type="dxa"/>
-            </w:tcMar>
-          </w:tcPr>
-          <w:p>
-            <w:pPr>
-              <w:spacing w:after="20" w:before="20" w:line="252" w:lineRule="auto"/>
-            </w:pPr>
-            <w:r>
-              <w:rPr>
-                <w:b w:val="0"/>
-                <w:color w:val="000000"/>
-                <w:sz w:val="18"/>
-              </w:rPr>
-              <w:t>Temperatura i pressió identificables; registre del que s’envia.</w:t>
-            </w:r>
-          </w:p>
-        </w:tc>
-        <w:tc>
-          <w:tcPr>
-            <w:tcW w:type="dxa" w:w="3345"/>
-            <w:vAlign w:val="center"/>
-            <w:shd w:fill="FFFFFF"/>
-            <w:tcMar>
-              <w:top w:w="95" w:type="dxa"/>
-              <w:left w:w="95" w:type="dxa"/>
-              <w:bottom w:w="95" w:type="dxa"/>
-              <w:right w:w="95" w:type="dxa"/>
-            </w:tcMar>
-          </w:tcPr>
-          <w:p>
-            <w:pPr>
-              <w:spacing w:after="20" w:before="20" w:line="252" w:lineRule="auto"/>
-            </w:pPr>
-            <w:r>
-              <w:rPr>
-                <w:b w:val="0"/>
-                <w:color w:val="000000"/>
-                <w:sz w:val="18"/>
-              </w:rPr>
-              <w:t>Codi, esquema i dades.</w:t>
-            </w:r>
-          </w:p>
-        </w:tc>
-      </w:tr>
-      <w:tr>
-        <w:trPr>
-          <w:cantSplit/>
-        </w:trPr>
-        <w:tc>
-          <w:tcPr>
-            <w:tcW w:type="dxa" w:w="2324"/>
-            <w:vAlign w:val="center"/>
-            <w:shd w:fill="F0F4F5"/>
-            <w:tcMar>
-              <w:top w:w="95" w:type="dxa"/>
-              <w:left w:w="95" w:type="dxa"/>
-              <w:bottom w:w="95" w:type="dxa"/>
-              <w:right w:w="95" w:type="dxa"/>
-            </w:tcMar>
-          </w:tcPr>
-          <w:p>
-            <w:pPr>
-              <w:spacing w:after="20" w:before="20" w:line="252" w:lineRule="auto"/>
-            </w:pPr>
-            <w:r>
-              <w:rPr>
-                <w:b w:val="0"/>
-                <w:color w:val="000000"/>
-                <w:sz w:val="18"/>
-              </w:rPr>
-              <w:t>Ràdio i energia</w:t>
-            </w:r>
-          </w:p>
-        </w:tc>
-        <w:tc>
-          <w:tcPr>
-            <w:tcW w:type="dxa" w:w="4195"/>
-            <w:vAlign w:val="center"/>
-            <w:shd w:fill="F0F4F5"/>
-            <w:tcMar>
-              <w:top w:w="95" w:type="dxa"/>
-              <w:left w:w="95" w:type="dxa"/>
-              <w:bottom w:w="95" w:type="dxa"/>
-              <w:right w:w="95" w:type="dxa"/>
-            </w:tcMar>
-          </w:tcPr>
-          <w:p>
-            <w:pPr>
-              <w:spacing w:after="20" w:before="20" w:line="252" w:lineRule="auto"/>
-            </w:pPr>
-            <w:r>
-              <w:rPr>
-                <w:b w:val="0"/>
-                <w:color w:val="000000"/>
-                <w:sz w:val="18"/>
-              </w:rPr>
-              <w:t>Recepció compatible, configuració anotada i consum mesurat.</w:t>
-            </w:r>
-          </w:p>
-        </w:tc>
-        <w:tc>
-          <w:tcPr>
-            <w:tcW w:type="dxa" w:w="3345"/>
-            <w:vAlign w:val="center"/>
-            <w:shd w:fill="F0F4F5"/>
-            <w:tcMar>
-              <w:top w:w="95" w:type="dxa"/>
-              <w:left w:w="95" w:type="dxa"/>
-              <w:bottom w:w="95" w:type="dxa"/>
-              <w:right w:w="95" w:type="dxa"/>
-            </w:tcMar>
-          </w:tcPr>
-          <w:p>
-            <w:pPr>
-              <w:spacing w:after="20" w:before="20" w:line="252" w:lineRule="auto"/>
-            </w:pPr>
-            <w:r>
-              <w:rPr>
-                <w:b w:val="0"/>
-                <w:color w:val="000000"/>
-                <w:sz w:val="18"/>
-              </w:rPr>
-              <w:t>Configuració, registre i mesures.</w:t>
-            </w:r>
-          </w:p>
-        </w:tc>
-      </w:tr>
-      <w:tr>
-        <w:trPr>
-          <w:cantSplit/>
-        </w:trPr>
-        <w:tc>
-          <w:tcPr>
-            <w:tcW w:type="dxa" w:w="2324"/>
-            <w:vAlign w:val="center"/>
-            <w:shd w:fill="FFFFFF"/>
-            <w:tcMar>
-              <w:top w:w="95" w:type="dxa"/>
-              <w:left w:w="95" w:type="dxa"/>
-              <w:bottom w:w="95" w:type="dxa"/>
-              <w:right w:w="95" w:type="dxa"/>
-            </w:tcMar>
-          </w:tcPr>
-          <w:p>
-            <w:pPr>
-              <w:spacing w:after="20" w:before="20" w:line="252" w:lineRule="auto"/>
-            </w:pPr>
-            <w:r>
-              <w:rPr>
-                <w:b w:val="0"/>
-                <w:color w:val="000000"/>
-                <w:sz w:val="18"/>
-              </w:rPr>
-              <w:t>Estructura i recuperació</w:t>
-            </w:r>
-          </w:p>
-        </w:tc>
-        <w:tc>
-          <w:tcPr>
-            <w:tcW w:type="dxa" w:w="4195"/>
-            <w:vAlign w:val="center"/>
-            <w:shd w:fill="FFFFFF"/>
-            <w:tcMar>
-              <w:top w:w="95" w:type="dxa"/>
-              <w:left w:w="95" w:type="dxa"/>
-              <w:bottom w:w="95" w:type="dxa"/>
-              <w:right w:w="95" w:type="dxa"/>
-            </w:tcMar>
-          </w:tcPr>
-          <w:p>
-            <w:pPr>
-              <w:spacing w:after="20" w:before="20" w:line="252" w:lineRule="auto"/>
-            </w:pPr>
-            <w:r>
-              <w:rPr>
-                <w:b w:val="0"/>
-                <w:color w:val="000000"/>
-                <w:sz w:val="18"/>
-              </w:rPr>
-              <w:t>Distribució viable i pla de proves supervisades.</w:t>
-            </w:r>
-          </w:p>
-        </w:tc>
-        <w:tc>
-          <w:tcPr>
-            <w:tcW w:type="dxa" w:w="3345"/>
-            <w:vAlign w:val="center"/>
-            <w:shd w:fill="FFFFFF"/>
-            <w:tcMar>
-              <w:top w:w="95" w:type="dxa"/>
-              <w:left w:w="95" w:type="dxa"/>
-              <w:bottom w:w="95" w:type="dxa"/>
-              <w:right w:w="95" w:type="dxa"/>
-            </w:tcMar>
-          </w:tcPr>
-          <w:p>
-            <w:pPr>
-              <w:spacing w:after="20" w:before="20" w:line="252" w:lineRule="auto"/>
-            </w:pPr>
-            <w:r>
-              <w:rPr>
-                <w:b w:val="0"/>
-                <w:color w:val="000000"/>
-                <w:sz w:val="18"/>
-              </w:rPr>
-              <w:t>Disseny, materials, massa i proves.</w:t>
-            </w:r>
-          </w:p>
-        </w:tc>
-      </w:tr>
-      <w:tr>
-        <w:trPr>
-          <w:cantSplit/>
-        </w:trPr>
-        <w:tc>
-          <w:tcPr>
-            <w:tcW w:type="dxa" w:w="2324"/>
-            <w:vAlign w:val="center"/>
-            <w:shd w:fill="F0F4F5"/>
-            <w:tcMar>
-              <w:top w:w="95" w:type="dxa"/>
-              <w:left w:w="95" w:type="dxa"/>
-              <w:bottom w:w="95" w:type="dxa"/>
-              <w:right w:w="95" w:type="dxa"/>
-            </w:tcMar>
-          </w:tcPr>
-          <w:p>
-            <w:pPr>
-              <w:spacing w:after="20" w:before="20" w:line="252" w:lineRule="auto"/>
-            </w:pPr>
-            <w:r>
-              <w:rPr>
-                <w:b w:val="0"/>
-                <w:color w:val="000000"/>
-                <w:sz w:val="18"/>
-              </w:rPr>
-              <w:t>Recepció i registre</w:t>
-            </w:r>
-          </w:p>
-        </w:tc>
-        <w:tc>
-          <w:tcPr>
-            <w:tcW w:type="dxa" w:w="4195"/>
-            <w:vAlign w:val="center"/>
-            <w:shd w:fill="F0F4F5"/>
-            <w:tcMar>
-              <w:top w:w="95" w:type="dxa"/>
-              <w:left w:w="95" w:type="dxa"/>
-              <w:bottom w:w="95" w:type="dxa"/>
-              <w:right w:w="95" w:type="dxa"/>
-            </w:tcMar>
-          </w:tcPr>
-          <w:p>
-            <w:pPr>
-              <w:spacing w:after="20" w:before="20" w:line="252" w:lineRule="auto"/>
-            </w:pPr>
-            <w:r>
-              <w:rPr>
-                <w:b w:val="0"/>
-                <w:color w:val="000000"/>
-                <w:sz w:val="18"/>
-              </w:rPr>
-              <w:t>Interpretar missatges i guardar una sessió.</w:t>
-            </w:r>
-          </w:p>
-        </w:tc>
-        <w:tc>
-          <w:tcPr>
-            <w:tcW w:type="dxa" w:w="3345"/>
-            <w:vAlign w:val="center"/>
-            <w:shd w:fill="F0F4F5"/>
-            <w:tcMar>
-              <w:top w:w="95" w:type="dxa"/>
-              <w:left w:w="95" w:type="dxa"/>
-              <w:bottom w:w="95" w:type="dxa"/>
-              <w:right w:w="95" w:type="dxa"/>
-            </w:tcMar>
-          </w:tcPr>
-          <w:p>
-            <w:pPr>
-              <w:spacing w:after="20" w:before="20" w:line="252" w:lineRule="auto"/>
-            </w:pPr>
-            <w:r>
-              <w:rPr>
-                <w:b w:val="0"/>
-                <w:color w:val="000000"/>
-                <w:sz w:val="18"/>
-              </w:rPr>
-              <w:t>Lector, CSV i casos vàlids i erronis.</w:t>
-            </w:r>
-          </w:p>
-        </w:tc>
-      </w:tr>
-      <w:tr>
-        <w:trPr>
-          <w:cantSplit/>
-        </w:trPr>
-        <w:tc>
-          <w:tcPr>
-            <w:tcW w:type="dxa" w:w="2324"/>
-            <w:vAlign w:val="center"/>
-            <w:shd w:fill="FFFFFF"/>
-            <w:tcMar>
-              <w:top w:w="95" w:type="dxa"/>
-              <w:left w:w="95" w:type="dxa"/>
-              <w:bottom w:w="95" w:type="dxa"/>
-              <w:right w:w="95" w:type="dxa"/>
-            </w:tcMar>
-          </w:tcPr>
-          <w:p>
-            <w:pPr>
-              <w:spacing w:after="20" w:before="20" w:line="252" w:lineRule="auto"/>
-            </w:pPr>
-            <w:r>
-              <w:rPr>
-                <w:b w:val="0"/>
-                <w:color w:val="000000"/>
-                <w:sz w:val="18"/>
-              </w:rPr>
-              <w:t>Panell i anàlisi</w:t>
-            </w:r>
-          </w:p>
-        </w:tc>
-        <w:tc>
-          <w:tcPr>
-            <w:tcW w:type="dxa" w:w="4195"/>
-            <w:vAlign w:val="center"/>
-            <w:shd w:fill="FFFFFF"/>
-            <w:tcMar>
-              <w:top w:w="95" w:type="dxa"/>
-              <w:left w:w="95" w:type="dxa"/>
-              <w:bottom w:w="95" w:type="dxa"/>
-              <w:right w:w="95" w:type="dxa"/>
-            </w:tcMar>
-          </w:tcPr>
-          <w:p>
-            <w:pPr>
-              <w:spacing w:after="20" w:before="20" w:line="252" w:lineRule="auto"/>
-            </w:pPr>
-            <w:r>
-              <w:rPr>
-                <w:b w:val="0"/>
-                <w:color w:val="000000"/>
-                <w:sz w:val="18"/>
-              </w:rPr>
-              <w:t>Valors amb unitats, gràfiques i estat de recepció.</w:t>
-            </w:r>
-          </w:p>
-        </w:tc>
-        <w:tc>
-          <w:tcPr>
-            <w:tcW w:type="dxa" w:w="3345"/>
-            <w:vAlign w:val="center"/>
-            <w:shd w:fill="FFFFFF"/>
-            <w:tcMar>
-              <w:top w:w="95" w:type="dxa"/>
-              <w:left w:w="95" w:type="dxa"/>
-              <w:bottom w:w="95" w:type="dxa"/>
-              <w:right w:w="95" w:type="dxa"/>
-            </w:tcMar>
-          </w:tcPr>
-          <w:p>
-            <w:pPr>
-              <w:spacing w:after="20" w:before="20" w:line="252" w:lineRule="auto"/>
-            </w:pPr>
-            <w:r>
-              <w:rPr>
-                <w:b w:val="0"/>
-                <w:color w:val="000000"/>
-                <w:sz w:val="18"/>
-              </w:rPr>
-              <w:t>Demostració i gràfiques amb context.</w:t>
-            </w:r>
-          </w:p>
-        </w:tc>
-      </w:tr>
-      <w:tr>
-        <w:trPr>
-          <w:cantSplit/>
-        </w:trPr>
-        <w:tc>
-          <w:tcPr>
-            <w:tcW w:type="dxa" w:w="2324"/>
-            <w:vAlign w:val="center"/>
-            <w:shd w:fill="F0F4F5"/>
-            <w:tcMar>
-              <w:top w:w="95" w:type="dxa"/>
-              <w:left w:w="95" w:type="dxa"/>
-              <w:bottom w:w="95" w:type="dxa"/>
-              <w:right w:w="95" w:type="dxa"/>
-            </w:tcMar>
-          </w:tcPr>
-          <w:p>
-            <w:pPr>
-              <w:spacing w:after="20" w:before="20" w:line="252" w:lineRule="auto"/>
-            </w:pPr>
-            <w:r>
-              <w:rPr>
-                <w:b w:val="0"/>
-                <w:color w:val="000000"/>
-                <w:sz w:val="18"/>
-              </w:rPr>
-              <w:t>Missió secundària</w:t>
-            </w:r>
-          </w:p>
-        </w:tc>
-        <w:tc>
-          <w:tcPr>
-            <w:tcW w:type="dxa" w:w="4195"/>
-            <w:vAlign w:val="center"/>
-            <w:shd w:fill="F0F4F5"/>
-            <w:tcMar>
-              <w:top w:w="95" w:type="dxa"/>
-              <w:left w:w="95" w:type="dxa"/>
-              <w:bottom w:w="95" w:type="dxa"/>
-              <w:right w:w="95" w:type="dxa"/>
-            </w:tcMar>
-          </w:tcPr>
-          <w:p>
-            <w:pPr>
-              <w:spacing w:after="20" w:before="20" w:line="252" w:lineRule="auto"/>
-            </w:pPr>
-            <w:r>
-              <w:rPr>
-                <w:b w:val="0"/>
-                <w:color w:val="000000"/>
-                <w:sz w:val="18"/>
-              </w:rPr>
-              <w:t>Experiment o demostració amb criteri d’èxit.</w:t>
-            </w:r>
-          </w:p>
-        </w:tc>
-        <w:tc>
-          <w:tcPr>
-            <w:tcW w:type="dxa" w:w="3345"/>
-            <w:vAlign w:val="center"/>
-            <w:shd w:fill="F0F4F5"/>
-            <w:tcMar>
-              <w:top w:w="95" w:type="dxa"/>
-              <w:left w:w="95" w:type="dxa"/>
-              <w:bottom w:w="95" w:type="dxa"/>
-              <w:right w:w="95" w:type="dxa"/>
-            </w:tcMar>
-          </w:tcPr>
-          <w:p>
-            <w:pPr>
-              <w:spacing w:after="20" w:before="20" w:line="252" w:lineRule="auto"/>
-            </w:pPr>
-            <w:r>
-              <w:rPr>
-                <w:b w:val="0"/>
-                <w:color w:val="000000"/>
-                <w:sz w:val="18"/>
-              </w:rPr>
-              <w:t>Pla de prova, dades i interpretació.</w:t>
-            </w:r>
-          </w:p>
-        </w:tc>
-      </w:tr>
-    </w:tbl>
-    <w:p>
-      <w:pPr>
-        <w:spacing w:after="0"/>
-      </w:pPr>
-    </w:p>
-    <w:p>
-      <w:pPr>
-        <w:pStyle w:val="Heading2"/>
-      </w:pPr>
-      <w:r>
-        <w:t>Acord de comunicació</w:t>
-      </w:r>
-    </w:p>
-    <w:p>
-      <w:r>
-        <w:t>Documentem identificador d’equip, camps i tipus, unitats, seqüència, significat del temps, ritme d’enviament, configuració de ràdio i tractament de dades absents. Si canvia el format, les dues parelles acorden la nova versió i repeteixen la prova.</w:t>
-      </w:r>
-    </w:p>
-    <w:p>
-      <w:r>
-        <w:t>Exemple inicial: equip=PF; seq=42; temps_s=12.0; temperatura_C=21.4; pressio_hPa=1012.8. Són valors simulats. El temps s’ha de definir, per exemple segons des de l’encesa; un sensor fallit ha de tenir un valor o estat inequívoc, mai una mesura inventada.</w:t>
-      </w:r>
-    </w:p>
-    <w:p>
-      <w:pPr>
-        <w:pStyle w:val="Heading2"/>
-      </w:pPr>
-      <w:r>
-        <w:t>Prova interna de la cadena mínima</w:t>
-      </w:r>
-    </w:p>
-    <w:p>
-      <w:r>
-        <w:t>Objectiu de classe proposat: registrar una sessió de taula de cinc minuts amb dades reals. Aquest temps és un criteri docent de prova, no un requisit oficial de vol.</w:t>
-      </w:r>
-    </w:p>
-    <w:p>
-      <w:pPr>
-        <w:ind w:left="170" w:hanging="170"/>
-      </w:pPr>
-      <w:r>
-        <w:t>•  Llegir primer missatges simulats identificats com a tals i després el transmissor real.</w:t>
-      </w:r>
-    </w:p>
-    <w:p>
-      <w:pPr>
-        <w:ind w:left="170" w:hanging="170"/>
-      </w:pPr>
-      <w:r>
-        <w:t>•  Desar un CSV amb equip, seqüència, temps, mesures i unitats documentades; reobrir-lo i regenerar la gràfica.</w:t>
-      </w:r>
-    </w:p>
-    <w:p>
-      <w:pPr>
-        <w:ind w:left="170" w:hanging="170"/>
-      </w:pPr>
-      <w:r>
-        <w:t>•  Detectar camps erronis, salts de seqüència i dades d’un altre equip sense barrejar-les.</w:t>
-      </w:r>
-    </w:p>
-    <w:p>
-      <w:pPr>
-        <w:ind w:left="170" w:hanging="170"/>
-      </w:pPr>
-      <w:r>
-        <w:t>•  Interrompre i reprendre l’enllaç de manera controlada: mostrar pèrdua i retorn de recepció; anotar el llindar de temps acordat.</w:t>
-      </w:r>
-    </w:p>
-    <w:p>
-      <w:pPr>
-        <w:ind w:left="170" w:hanging="170"/>
-      </w:pPr>
-      <w:r>
-        <w:t>•  Fer que un company repeteixi la prova amb les instruccions guardades.</w:t>
-      </w:r>
-    </w:p>
-    <w:p>
-      <w:r>
-        <w:t>En l’anàlisi final, estudiem l’evolució de l’altitud a partir de la pressió, indicant el model i la referència utilitzats. Relacionem les gràfiques amb els objectius de missió i distingim mesures, estimacions i limitacions.</w:t>
-      </w:r>
-    </w:p>
-    <w:p>
-      <w:pPr>
-        <w:pStyle w:val="Heading2"/>
-      </w:pPr>
-      <w:r>
-        <w:t>Registre de cada prova</w:t>
-      </w:r>
-    </w:p>
-    <w:p>
-      <w:r>
-        <w:t>Anotem objectiu o requisit, data, responsable, versió de maquinari i codi, condicions, resultat esperat, resultat observat i evidència. Si falla, afegim causa possible, correcció i nova comprovació. Canviar un component obliga a repetir les proves que afecta.</w:t>
-      </w:r>
-    </w:p>
-    <w:p>
-      <w:r>
-        <w:t>Mesurem el que podem comprovar i indiquem què continua pendent. Les proves físiques es planifiquen amb el docent; cap demostració de classe substitueix la inspecció i autorització de vol.</w:t>
-      </w:r>
-    </w:p>
-    <w:p>
-      <w:pPr>
-        <w:pStyle w:val="Heading1"/>
-        <w:pageBreakBefore/>
-      </w:pPr>
-      <w:r>
-        <w:t>Memòria compartida i informes</w:t>
-      </w:r>
-    </w:p>
-    <w:p>
-      <w:r>
-        <w:t>Cada equip manté una única memòria del CanSat complet, enllaçada a Memòria compartida de la web de projectes. Tots hi poden editar. Es crea a l’inici i s’actualitza uns deu minuts cada setmana amb decisions, resultats i enllaços.</w:t>
-      </w:r>
-    </w:p>
-    <w:tbl>
-      <w:tblPr>
-        <w:tblW w:type="auto" w:w="0"/>
-        <w:jc w:val="center"/>
-        <w:tblLayout w:type="fixed"/>
-        <w:tblLook w:firstColumn="1" w:firstRow="1" w:lastColumn="0" w:lastRow="0" w:noHBand="0" w:noVBand="1" w:val="04A0"/>
-        <w:tblBorders>
-          <w:top w:val="single" w:sz="4" w:color="D9D9D9"/>
-          <w:left w:val="single" w:sz="4" w:color="D9D9D9"/>
-          <w:bottom w:val="single" w:sz="4" w:color="D9D9D9"/>
-          <w:right w:val="single" w:sz="4" w:color="D9D9D9"/>
-          <w:insideH w:val="single" w:sz="4" w:color="D9D9D9"/>
-          <w:insideV w:val="single" w:sz="4" w:color="D9D9D9"/>
-        </w:tblBorders>
-      </w:tblPr>
-      <w:tblGrid>
-        <w:gridCol w:w="2948"/>
-        <w:gridCol w:w="6917"/>
-      </w:tblGrid>
-      <w:tr>
-        <w:trPr>
-          <w:cantSplit/>
-          <w:tblHeader/>
-        </w:trPr>
-        <w:tc>
-          <w:tcPr>
-            <w:tcW w:type="dxa" w:w="2948"/>
-            <w:vAlign w:val="center"/>
-            <w:shd w:fill="174C63"/>
-            <w:tcMar>
-              <w:top w:w="95" w:type="dxa"/>
-              <w:left w:w="95" w:type="dxa"/>
-              <w:bottom w:w="95" w:type="dxa"/>
-              <w:right w:w="95" w:type="dxa"/>
-            </w:tcMar>
-          </w:tcPr>
-          <w:p>
-            <w:pPr>
-              <w:spacing w:after="20" w:before="20" w:line="252" w:lineRule="auto"/>
-            </w:pPr>
-            <w:r>
-              <w:rPr>
-                <w:b/>
-                <w:color w:val="FFFFFF"/>
-                <w:sz w:val="18"/>
-              </w:rPr>
-              <w:t>Apartat del centre</w:t>
-            </w:r>
-          </w:p>
-        </w:tc>
-        <w:tc>
-          <w:tcPr>
-            <w:tcW w:type="dxa" w:w="6917"/>
-            <w:vAlign w:val="center"/>
-            <w:shd w:fill="174C63"/>
-            <w:tcMar>
-              <w:top w:w="95" w:type="dxa"/>
-              <w:left w:w="95" w:type="dxa"/>
-              <w:bottom w:w="95" w:type="dxa"/>
-              <w:right w:w="95" w:type="dxa"/>
-            </w:tcMar>
-          </w:tcPr>
-          <w:p>
-            <w:pPr>
-              <w:spacing w:after="20" w:before="20" w:line="252" w:lineRule="auto"/>
-            </w:pPr>
-            <w:r>
-              <w:rPr>
-                <w:b/>
-                <w:color w:val="FFFFFF"/>
-                <w:sz w:val="18"/>
-              </w:rPr>
-              <w:t>Contingut CanSat</w:t>
-            </w:r>
-          </w:p>
-        </w:tc>
-      </w:tr>
-      <w:tr>
-        <w:trPr>
-          <w:cantSplit/>
-        </w:trPr>
-        <w:tc>
-          <w:tcPr>
-            <w:tcW w:type="dxa" w:w="2948"/>
-            <w:vAlign w:val="center"/>
-            <w:shd w:fill="FFFFFF"/>
-            <w:tcMar>
-              <w:top w:w="95" w:type="dxa"/>
-              <w:left w:w="95" w:type="dxa"/>
-              <w:bottom w:w="95" w:type="dxa"/>
-              <w:right w:w="95" w:type="dxa"/>
-            </w:tcMar>
-          </w:tcPr>
-          <w:p>
-            <w:pPr>
-              <w:spacing w:after="20" w:before="20" w:line="252" w:lineRule="auto"/>
-            </w:pPr>
-            <w:r>
-              <w:rPr>
-                <w:b w:val="0"/>
-                <w:color w:val="000000"/>
-                <w:sz w:val="18"/>
-              </w:rPr>
-              <w:t>1 Presentació</w:t>
-            </w:r>
-          </w:p>
-        </w:tc>
-        <w:tc>
-          <w:tcPr>
-            <w:tcW w:type="dxa" w:w="6917"/>
-            <w:vAlign w:val="center"/>
-            <w:shd w:fill="FFFFFF"/>
-            <w:tcMar>
-              <w:top w:w="95" w:type="dxa"/>
-              <w:left w:w="95" w:type="dxa"/>
-              <w:bottom w:w="95" w:type="dxa"/>
-              <w:right w:w="95" w:type="dxa"/>
-            </w:tcMar>
-          </w:tcPr>
-          <w:p>
-            <w:pPr>
-              <w:spacing w:after="20" w:before="20" w:line="252" w:lineRule="auto"/>
-            </w:pPr>
-            <w:r>
-              <w:rPr>
-                <w:b w:val="0"/>
-                <w:color w:val="000000"/>
-                <w:sz w:val="18"/>
-              </w:rPr>
-              <w:t>Context, pregunta de missió i objectius verificables.</w:t>
-            </w:r>
-          </w:p>
-        </w:tc>
-      </w:tr>
-      <w:tr>
-        <w:trPr>
-          <w:cantSplit/>
-        </w:trPr>
-        <w:tc>
-          <w:tcPr>
-            <w:tcW w:type="dxa" w:w="2948"/>
-            <w:vAlign w:val="center"/>
-            <w:shd w:fill="F0F4F5"/>
-            <w:tcMar>
-              <w:top w:w="95" w:type="dxa"/>
-              <w:left w:w="95" w:type="dxa"/>
-              <w:bottom w:w="95" w:type="dxa"/>
-              <w:right w:w="95" w:type="dxa"/>
-            </w:tcMar>
-          </w:tcPr>
-          <w:p>
-            <w:pPr>
-              <w:spacing w:after="20" w:before="20" w:line="252" w:lineRule="auto"/>
-            </w:pPr>
-            <w:r>
-              <w:rPr>
-                <w:b w:val="0"/>
-                <w:color w:val="000000"/>
-                <w:sz w:val="18"/>
-              </w:rPr>
-              <w:t>2 Estratègia i planificació</w:t>
-            </w:r>
-          </w:p>
-        </w:tc>
-        <w:tc>
-          <w:tcPr>
-            <w:tcW w:type="dxa" w:w="6917"/>
-            <w:vAlign w:val="center"/>
-            <w:shd w:fill="F0F4F5"/>
-            <w:tcMar>
-              <w:top w:w="95" w:type="dxa"/>
-              <w:left w:w="95" w:type="dxa"/>
-              <w:bottom w:w="95" w:type="dxa"/>
-              <w:right w:w="95" w:type="dxa"/>
-            </w:tcMar>
-          </w:tcPr>
-          <w:p>
-            <w:pPr>
-              <w:spacing w:after="20" w:before="20" w:line="252" w:lineRule="auto"/>
-            </w:pPr>
-            <w:r>
-              <w:rPr>
-                <w:b w:val="0"/>
-                <w:color w:val="000000"/>
-                <w:sz w:val="18"/>
-              </w:rPr>
-              <w:t>Repartiment, calendari, pressupost, prioritats, difusió i motius dels canvis.</w:t>
-            </w:r>
-          </w:p>
-        </w:tc>
-      </w:tr>
-      <w:tr>
-        <w:trPr>
-          <w:cantSplit/>
-        </w:trPr>
-        <w:tc>
-          <w:tcPr>
-            <w:tcW w:type="dxa" w:w="2948"/>
-            <w:vAlign w:val="center"/>
-            <w:shd w:fill="FFFFFF"/>
-            <w:tcMar>
-              <w:top w:w="95" w:type="dxa"/>
-              <w:left w:w="95" w:type="dxa"/>
-              <w:bottom w:w="95" w:type="dxa"/>
-              <w:right w:w="95" w:type="dxa"/>
-            </w:tcMar>
-          </w:tcPr>
-          <w:p>
-            <w:pPr>
-              <w:spacing w:after="20" w:before="20" w:line="252" w:lineRule="auto"/>
-            </w:pPr>
-            <w:r>
-              <w:rPr>
-                <w:b w:val="0"/>
-                <w:color w:val="000000"/>
-                <w:sz w:val="18"/>
-              </w:rPr>
-              <w:t>3 Anàlisi</w:t>
-            </w:r>
-          </w:p>
-        </w:tc>
-        <w:tc>
-          <w:tcPr>
-            <w:tcW w:type="dxa" w:w="6917"/>
-            <w:vAlign w:val="center"/>
-            <w:shd w:fill="FFFFFF"/>
-            <w:tcMar>
-              <w:top w:w="95" w:type="dxa"/>
-              <w:left w:w="95" w:type="dxa"/>
-              <w:bottom w:w="95" w:type="dxa"/>
-              <w:right w:w="95" w:type="dxa"/>
-            </w:tcMar>
-          </w:tcPr>
-          <w:p>
-            <w:pPr>
-              <w:spacing w:after="20" w:before="20" w:line="252" w:lineRule="auto"/>
-            </w:pPr>
-            <w:r>
-              <w:rPr>
-                <w:b w:val="0"/>
-                <w:color w:val="000000"/>
-                <w:sz w:val="18"/>
-              </w:rPr>
-              <w:t>Requisits, situacions d’ús, alternatives i elecció justificada.</w:t>
-            </w:r>
-          </w:p>
-        </w:tc>
-      </w:tr>
-      <w:tr>
-        <w:trPr>
-          <w:cantSplit/>
-        </w:trPr>
-        <w:tc>
-          <w:tcPr>
-            <w:tcW w:type="dxa" w:w="2948"/>
-            <w:vAlign w:val="center"/>
-            <w:shd w:fill="F0F4F5"/>
-            <w:tcMar>
-              <w:top w:w="95" w:type="dxa"/>
-              <w:left w:w="95" w:type="dxa"/>
-              <w:bottom w:w="95" w:type="dxa"/>
-              <w:right w:w="95" w:type="dxa"/>
-            </w:tcMar>
-          </w:tcPr>
-          <w:p>
-            <w:pPr>
-              <w:spacing w:after="20" w:before="20" w:line="252" w:lineRule="auto"/>
-            </w:pPr>
-            <w:r>
-              <w:rPr>
-                <w:b w:val="0"/>
-                <w:color w:val="000000"/>
-                <w:sz w:val="18"/>
-              </w:rPr>
-              <w:t>4 Disseny</w:t>
-            </w:r>
-          </w:p>
-        </w:tc>
-        <w:tc>
-          <w:tcPr>
-            <w:tcW w:type="dxa" w:w="6917"/>
-            <w:vAlign w:val="center"/>
-            <w:shd w:fill="F0F4F5"/>
-            <w:tcMar>
-              <w:top w:w="95" w:type="dxa"/>
-              <w:left w:w="95" w:type="dxa"/>
-              <w:bottom w:w="95" w:type="dxa"/>
-              <w:right w:w="95" w:type="dxa"/>
-            </w:tcMar>
-          </w:tcPr>
-          <w:p>
-            <w:pPr>
-              <w:spacing w:after="20" w:before="20" w:line="252" w:lineRule="auto"/>
-            </w:pPr>
-            <w:r>
-              <w:rPr>
-                <w:b w:val="0"/>
-                <w:color w:val="000000"/>
-                <w:sz w:val="18"/>
-              </w:rPr>
-              <w:t>Arquitectura, esquemes elèctrics i mecànics, missatges, CSV i panell.</w:t>
-            </w:r>
-          </w:p>
-        </w:tc>
-      </w:tr>
-      <w:tr>
-        <w:trPr>
-          <w:cantSplit/>
-        </w:trPr>
-        <w:tc>
-          <w:tcPr>
-            <w:tcW w:type="dxa" w:w="2948"/>
-            <w:vAlign w:val="center"/>
-            <w:shd w:fill="FFFFFF"/>
-            <w:tcMar>
-              <w:top w:w="95" w:type="dxa"/>
-              <w:left w:w="95" w:type="dxa"/>
-              <w:bottom w:w="95" w:type="dxa"/>
-              <w:right w:w="95" w:type="dxa"/>
-            </w:tcMar>
-          </w:tcPr>
-          <w:p>
-            <w:pPr>
-              <w:spacing w:after="20" w:before="20" w:line="252" w:lineRule="auto"/>
-            </w:pPr>
-            <w:r>
-              <w:rPr>
-                <w:b w:val="0"/>
-                <w:color w:val="000000"/>
-                <w:sz w:val="18"/>
-              </w:rPr>
-              <w:t>5 Desenvolupament</w:t>
-            </w:r>
-          </w:p>
-        </w:tc>
-        <w:tc>
-          <w:tcPr>
-            <w:tcW w:type="dxa" w:w="6917"/>
-            <w:vAlign w:val="center"/>
-            <w:shd w:fill="FFFFFF"/>
-            <w:tcMar>
-              <w:top w:w="95" w:type="dxa"/>
-              <w:left w:w="95" w:type="dxa"/>
-              <w:bottom w:w="95" w:type="dxa"/>
-              <w:right w:w="95" w:type="dxa"/>
-            </w:tcMar>
-          </w:tcPr>
-          <w:p>
-            <w:pPr>
-              <w:spacing w:after="20" w:before="20" w:line="252" w:lineRule="auto"/>
-            </w:pPr>
-            <w:r>
-              <w:rPr>
-                <w:b w:val="0"/>
-                <w:color w:val="000000"/>
-                <w:sz w:val="18"/>
-              </w:rPr>
-              <w:t>Muntatge, codi, funcions, proves, incidències i correccions. Distingir complet, parcial i pendent.</w:t>
-            </w:r>
-          </w:p>
-        </w:tc>
-      </w:tr>
-      <w:tr>
-        <w:trPr>
-          <w:cantSplit/>
-        </w:trPr>
-        <w:tc>
-          <w:tcPr>
-            <w:tcW w:type="dxa" w:w="2948"/>
-            <w:vAlign w:val="center"/>
-            <w:shd w:fill="F0F4F5"/>
-            <w:tcMar>
-              <w:top w:w="95" w:type="dxa"/>
-              <w:left w:w="95" w:type="dxa"/>
-              <w:bottom w:w="95" w:type="dxa"/>
-              <w:right w:w="95" w:type="dxa"/>
-            </w:tcMar>
-          </w:tcPr>
-          <w:p>
-            <w:pPr>
-              <w:spacing w:after="20" w:before="20" w:line="252" w:lineRule="auto"/>
-            </w:pPr>
-            <w:r>
-              <w:rPr>
-                <w:b w:val="0"/>
-                <w:color w:val="000000"/>
-                <w:sz w:val="18"/>
-              </w:rPr>
-              <w:t>6 Conclusions</w:t>
-            </w:r>
-          </w:p>
-        </w:tc>
-        <w:tc>
-          <w:tcPr>
-            <w:tcW w:type="dxa" w:w="6917"/>
-            <w:vAlign w:val="center"/>
-            <w:shd w:fill="F0F4F5"/>
-            <w:tcMar>
-              <w:top w:w="95" w:type="dxa"/>
-              <w:left w:w="95" w:type="dxa"/>
-              <w:bottom w:w="95" w:type="dxa"/>
-              <w:right w:w="95" w:type="dxa"/>
-            </w:tcMar>
-          </w:tcPr>
-          <w:p>
-            <w:pPr>
-              <w:spacing w:after="20" w:before="20" w:line="252" w:lineRule="auto"/>
-            </w:pPr>
-            <w:r>
-              <w:rPr>
-                <w:b w:val="0"/>
-                <w:color w:val="000000"/>
-                <w:sz w:val="18"/>
-              </w:rPr>
-              <w:t>Assoliment dels objectius amb dades, aprenentatges, desviacions i limitacions.</w:t>
-            </w:r>
-          </w:p>
-        </w:tc>
-      </w:tr>
-      <w:tr>
-        <w:trPr>
-          <w:cantSplit/>
-        </w:trPr>
-        <w:tc>
-          <w:tcPr>
-            <w:tcW w:type="dxa" w:w="2948"/>
-            <w:vAlign w:val="center"/>
-            <w:shd w:fill="FFFFFF"/>
-            <w:tcMar>
-              <w:top w:w="95" w:type="dxa"/>
-              <w:left w:w="95" w:type="dxa"/>
-              <w:bottom w:w="95" w:type="dxa"/>
-              <w:right w:w="95" w:type="dxa"/>
-            </w:tcMar>
-          </w:tcPr>
-          <w:p>
-            <w:pPr>
-              <w:spacing w:after="20" w:before="20" w:line="252" w:lineRule="auto"/>
-            </w:pPr>
-            <w:r>
-              <w:rPr>
-                <w:b w:val="0"/>
-                <w:color w:val="000000"/>
-                <w:sz w:val="18"/>
-              </w:rPr>
-              <w:t>7 Glossari</w:t>
-            </w:r>
-          </w:p>
-        </w:tc>
-        <w:tc>
-          <w:tcPr>
-            <w:tcW w:type="dxa" w:w="6917"/>
-            <w:vAlign w:val="center"/>
-            <w:shd w:fill="FFFFFF"/>
-            <w:tcMar>
-              <w:top w:w="95" w:type="dxa"/>
-              <w:left w:w="95" w:type="dxa"/>
-              <w:bottom w:w="95" w:type="dxa"/>
-              <w:right w:w="95" w:type="dxa"/>
-            </w:tcMar>
-          </w:tcPr>
-          <w:p>
-            <w:pPr>
-              <w:spacing w:after="20" w:before="20" w:line="252" w:lineRule="auto"/>
-            </w:pPr>
-            <w:r>
-              <w:rPr>
-                <w:b w:val="0"/>
-                <w:color w:val="000000"/>
-                <w:sz w:val="18"/>
-              </w:rPr>
-              <w:t>Termes i sigles realment utilitzats, definits i ordenats alfabèticament.</w:t>
-            </w:r>
-          </w:p>
-        </w:tc>
-      </w:tr>
-      <w:tr>
-        <w:trPr>
-          <w:cantSplit/>
-        </w:trPr>
-        <w:tc>
-          <w:tcPr>
-            <w:tcW w:type="dxa" w:w="2948"/>
-            <w:vAlign w:val="center"/>
-            <w:shd w:fill="F0F4F5"/>
-            <w:tcMar>
-              <w:top w:w="95" w:type="dxa"/>
-              <w:left w:w="95" w:type="dxa"/>
-              <w:bottom w:w="95" w:type="dxa"/>
-              <w:right w:w="95" w:type="dxa"/>
-            </w:tcMar>
-          </w:tcPr>
-          <w:p>
-            <w:pPr>
-              <w:spacing w:after="20" w:before="20" w:line="252" w:lineRule="auto"/>
-            </w:pPr>
-            <w:r>
-              <w:rPr>
-                <w:b w:val="0"/>
-                <w:color w:val="000000"/>
-                <w:sz w:val="18"/>
-              </w:rPr>
-              <w:t>8 Bibliografia</w:t>
-            </w:r>
-          </w:p>
-        </w:tc>
-        <w:tc>
-          <w:tcPr>
-            <w:tcW w:type="dxa" w:w="6917"/>
-            <w:vAlign w:val="center"/>
-            <w:shd w:fill="F0F4F5"/>
-            <w:tcMar>
-              <w:top w:w="95" w:type="dxa"/>
-              <w:left w:w="95" w:type="dxa"/>
-              <w:bottom w:w="95" w:type="dxa"/>
-              <w:right w:w="95" w:type="dxa"/>
-            </w:tcMar>
-          </w:tcPr>
-          <w:p>
-            <w:pPr>
-              <w:spacing w:after="20" w:before="20" w:line="252" w:lineRule="auto"/>
-            </w:pPr>
-            <w:r>
-              <w:rPr>
-                <w:b w:val="0"/>
-                <w:color w:val="000000"/>
-                <w:sz w:val="18"/>
-              </w:rPr>
-              <w:t>Fonts tècniques, bases i formacions; aplicar la guia del centre amb un exemple de citació acordat.</w:t>
-            </w:r>
-          </w:p>
-        </w:tc>
-      </w:tr>
-      <w:tr>
-        <w:trPr>
-          <w:cantSplit/>
-        </w:trPr>
-        <w:tc>
-          <w:tcPr>
-            <w:tcW w:type="dxa" w:w="2948"/>
-            <w:vAlign w:val="center"/>
-            <w:shd w:fill="FFFFFF"/>
-            <w:tcMar>
-              <w:top w:w="95" w:type="dxa"/>
-              <w:left w:w="95" w:type="dxa"/>
-              <w:bottom w:w="95" w:type="dxa"/>
-              <w:right w:w="95" w:type="dxa"/>
-            </w:tcMar>
-          </w:tcPr>
-          <w:p>
-            <w:pPr>
-              <w:spacing w:after="20" w:before="20" w:line="252" w:lineRule="auto"/>
-            </w:pPr>
-            <w:r>
-              <w:rPr>
-                <w:b w:val="0"/>
-                <w:color w:val="000000"/>
-                <w:sz w:val="18"/>
-              </w:rPr>
-              <w:t>9 Annexos</w:t>
-            </w:r>
-          </w:p>
-        </w:tc>
-        <w:tc>
-          <w:tcPr>
-            <w:tcW w:type="dxa" w:w="6917"/>
-            <w:vAlign w:val="center"/>
-            <w:shd w:fill="FFFFFF"/>
-            <w:tcMar>
-              <w:top w:w="95" w:type="dxa"/>
-              <w:left w:w="95" w:type="dxa"/>
-              <w:bottom w:w="95" w:type="dxa"/>
-              <w:right w:w="95" w:type="dxa"/>
-            </w:tcMar>
-          </w:tcPr>
-          <w:p>
-            <w:pPr>
-              <w:spacing w:after="20" w:before="20" w:line="252" w:lineRule="auto"/>
-            </w:pPr>
-            <w:r>
-              <w:rPr>
-                <w:b w:val="0"/>
-                <w:color w:val="000000"/>
-                <w:sz w:val="18"/>
-              </w:rPr>
-              <w:t>Protocols, registres, esquemes detallats i manual. Cada annex té lletra i títol i es cita al cos.</w:t>
-            </w:r>
-          </w:p>
-        </w:tc>
-      </w:tr>
-    </w:tbl>
-    <w:p>
-      <w:pPr>
-        <w:spacing w:after="0"/>
-      </w:pPr>
-    </w:p>
-    <w:p>
-      <w:r>
-        <w:t>No cal afegir bases de dades ni diagrames que no utilitzem. El model de dades pot ser la telemetria i el CSV: camps, tipus, unitats, equip i dades absents. El codi complet queda al repositori.</w:t>
-      </w:r>
-    </w:p>
-    <w:p>
-      <w:pPr>
-        <w:pStyle w:val="Heading2"/>
-      </w:pPr>
-      <w:r>
-        <w:t>Qui redacta i qui revisa</w:t>
-      </w:r>
-    </w:p>
-    <w:p>
-      <w:r>
-        <w:t>Qui fa la tasca redacta la seva explicació i enllaça la prova. Un company de l’altra parella revisa que s’entengui i sigui coherent amb el sistema. El docent deixa retorn a Comentaris del tutor. Les correccions s’identifiquen i es presenten de nou; tenir text no implica haver acabat.</w:t>
-      </w:r>
-    </w:p>
-    <w:p>
-      <w:r>
-        <w:t>Per a cada objectiu, una taula breu permet trobar tasca, prova, resultat, evidència i apartat. Exemple: rebre temperatura i pressió → prova conjunta → CSV i gràfica → resultat i incidències → apartat 5 i annex de proves.</w:t>
-      </w:r>
-    </w:p>
-    <w:p>
-      <w:pPr>
-        <w:pStyle w:val="Heading2"/>
-      </w:pPr>
-      <w:r>
-        <w:t>Reutilitzem el treball per als informes</w:t>
-      </w:r>
-    </w:p>
-    <w:tbl>
-      <w:tblPr>
-        <w:tblW w:type="auto" w:w="0"/>
-        <w:jc w:val="center"/>
-        <w:tblLayout w:type="fixed"/>
-        <w:tblLook w:firstColumn="1" w:firstRow="1" w:lastColumn="0" w:lastRow="0" w:noHBand="0" w:noVBand="1" w:val="04A0"/>
-        <w:tblBorders>
-          <w:top w:val="single" w:sz="4" w:color="D9D9D9"/>
-          <w:left w:val="single" w:sz="4" w:color="D9D9D9"/>
-          <w:bottom w:val="single" w:sz="4" w:color="D9D9D9"/>
-          <w:right w:val="single" w:sz="4" w:color="D9D9D9"/>
-          <w:insideH w:val="single" w:sz="4" w:color="D9D9D9"/>
-          <w:insideV w:val="single" w:sz="4" w:color="D9D9D9"/>
-        </w:tblBorders>
       </w:tblPr>
       <w:tblGrid>
         <w:gridCol w:w="2438"/>
-        <w:gridCol w:w="7427"/>
+        <w:gridCol w:w="7313"/>
       </w:tblGrid>
       <w:tr>
         <w:trPr>
@@ -5826,51 +1221,49 @@
           <w:tcPr>
             <w:tcW w:type="dxa" w:w="2438"/>
             <w:vAlign w:val="center"/>
-            <w:shd w:fill="174C63"/>
-            <w:tcMar>
-              <w:top w:w="95" w:type="dxa"/>
-              <w:left w:w="95" w:type="dxa"/>
-              <w:bottom w:w="95" w:type="dxa"/>
-              <w:right w:w="95" w:type="dxa"/>
-            </w:tcMar>
+            <w:tcBorders>
+              <w:top w:val="single" w:sz="4" w:color="D9D9D9"/>
+              <w:left w:val="single" w:sz="4" w:color="D9D9D9"/>
+              <w:bottom w:val="single" w:sz="4" w:color="D9D9D9"/>
+              <w:right w:val="single" w:sz="4" w:color="D9D9D9"/>
+            </w:tcBorders>
+            <w:shd w:fill="E4EAF0"/>
           </w:tcPr>
           <w:p>
             <w:pPr>
-              <w:spacing w:after="20" w:before="20" w:line="252" w:lineRule="auto"/>
+              <w:spacing w:after="80" w:before="80"/>
             </w:pPr>
             <w:r>
               <w:rPr>
                 <w:b/>
-                <w:color w:val="FFFFFF"/>
-                <w:sz w:val="18"/>
+                <w:sz w:val="20"/>
               </w:rPr>
-              <w:t>Informe</w:t>
+              <w:t>Aspecte</w:t>
             </w:r>
           </w:p>
         </w:tc>
         <w:tc>
           <w:tcPr>
-            <w:tcW w:type="dxa" w:w="7427"/>
+            <w:tcW w:type="dxa" w:w="7313"/>
             <w:vAlign w:val="center"/>
-            <w:shd w:fill="174C63"/>
-            <w:tcMar>
-              <w:top w:w="95" w:type="dxa"/>
-              <w:left w:w="95" w:type="dxa"/>
-              <w:bottom w:w="95" w:type="dxa"/>
-              <w:right w:w="95" w:type="dxa"/>
-            </w:tcMar>
+            <w:tcBorders>
+              <w:top w:val="single" w:sz="4" w:color="D9D9D9"/>
+              <w:left w:val="single" w:sz="4" w:color="D9D9D9"/>
+              <w:bottom w:val="single" w:sz="4" w:color="D9D9D9"/>
+              <w:right w:val="single" w:sz="4" w:color="D9D9D9"/>
+            </w:tcBorders>
+            <w:shd w:fill="E4EAF0"/>
           </w:tcPr>
           <w:p>
             <w:pPr>
-              <w:spacing w:after="20" w:before="20" w:line="252" w:lineRule="auto"/>
+              <w:spacing w:after="80" w:before="80"/>
             </w:pPr>
             <w:r>
               <w:rPr>
                 <w:b/>
-                <w:color w:val="FFFFFF"/>
-                <w:sz w:val="18"/>
+                <w:sz w:val="20"/>
               </w:rPr>
-              <w:t>Què aprofitem de la memòria</w:t>
+              <w:t>Comprovació a les bases</w:t>
             </w:r>
           </w:p>
         </w:tc>
@@ -5883,53 +1276,49 @@
           <w:tcPr>
             <w:tcW w:type="dxa" w:w="2438"/>
             <w:vAlign w:val="center"/>
+            <w:tcBorders>
+              <w:top w:val="single" w:sz="4" w:color="D9D9D9"/>
+              <w:left w:val="single" w:sz="4" w:color="D9D9D9"/>
+              <w:bottom w:val="single" w:sz="4" w:color="D9D9D9"/>
+              <w:right w:val="single" w:sz="4" w:color="D9D9D9"/>
+            </w:tcBorders>
             <w:shd w:fill="FFFFFF"/>
-            <w:tcMar>
-              <w:top w:w="95" w:type="dxa"/>
-              <w:left w:w="95" w:type="dxa"/>
-              <w:bottom w:w="95" w:type="dxa"/>
-              <w:right w:w="95" w:type="dxa"/>
-            </w:tcMar>
           </w:tcPr>
           <w:p>
             <w:pPr>
-              <w:spacing w:after="20" w:before="20" w:line="252" w:lineRule="auto"/>
+              <w:spacing w:after="80" w:before="80"/>
             </w:pPr>
             <w:r>
               <w:rPr>
                 <w:b w:val="0"/>
-                <w:color w:val="000000"/>
-                <w:sz w:val="18"/>
+                <w:sz w:val="20"/>
               </w:rPr>
-              <w:t>PDR</w:t>
-              <w:br/>
-              <w:t>Revisió preliminar</w:t>
+              <w:t>Volum i massa</w:t>
             </w:r>
           </w:p>
         </w:tc>
         <w:tc>
           <w:tcPr>
-            <w:tcW w:type="dxa" w:w="7427"/>
+            <w:tcW w:type="dxa" w:w="7313"/>
             <w:vAlign w:val="center"/>
+            <w:tcBorders>
+              <w:top w:val="single" w:sz="4" w:color="D9D9D9"/>
+              <w:left w:val="single" w:sz="4" w:color="D9D9D9"/>
+              <w:bottom w:val="single" w:sz="4" w:color="D9D9D9"/>
+              <w:right w:val="single" w:sz="4" w:color="D9D9D9"/>
+            </w:tcBorders>
             <w:shd w:fill="FFFFFF"/>
-            <w:tcMar>
-              <w:top w:w="95" w:type="dxa"/>
-              <w:left w:w="95" w:type="dxa"/>
-              <w:bottom w:w="95" w:type="dxa"/>
-              <w:right w:w="95" w:type="dxa"/>
-            </w:tcMar>
           </w:tcPr>
           <w:p>
             <w:pPr>
-              <w:spacing w:after="20" w:before="20" w:line="252" w:lineRule="auto"/>
+              <w:spacing w:after="80" w:before="80"/>
             </w:pPr>
             <w:r>
               <w:rPr>
                 <w:b w:val="0"/>
-                <w:color w:val="000000"/>
-                <w:sz w:val="18"/>
+                <w:sz w:val="20"/>
               </w:rPr>
-              <w:t>Objectius, equip, planificació, proposta, pressupost i difusió; decisions obertes identificades.</w:t>
+              <w:t>115 × 66 mm amb excepcions segons bases; 300–350 g.</w:t>
             </w:r>
           </w:p>
         </w:tc>
@@ -5942,53 +1331,49 @@
           <w:tcPr>
             <w:tcW w:type="dxa" w:w="2438"/>
             <w:vAlign w:val="center"/>
-            <w:shd w:fill="F0F4F5"/>
-            <w:tcMar>
-              <w:top w:w="95" w:type="dxa"/>
-              <w:left w:w="95" w:type="dxa"/>
-              <w:bottom w:w="95" w:type="dxa"/>
-              <w:right w:w="95" w:type="dxa"/>
-            </w:tcMar>
+            <w:tcBorders>
+              <w:top w:val="single" w:sz="4" w:color="D9D9D9"/>
+              <w:left w:val="single" w:sz="4" w:color="D9D9D9"/>
+              <w:bottom w:val="single" w:sz="4" w:color="D9D9D9"/>
+              <w:right w:val="single" w:sz="4" w:color="D9D9D9"/>
+            </w:tcBorders>
+            <w:shd w:fill="F5F7F9"/>
           </w:tcPr>
           <w:p>
             <w:pPr>
-              <w:spacing w:after="20" w:before="20" w:line="252" w:lineRule="auto"/>
+              <w:spacing w:after="80" w:before="80"/>
             </w:pPr>
             <w:r>
               <w:rPr>
                 <w:b w:val="0"/>
-                <w:color w:val="000000"/>
-                <w:sz w:val="18"/>
+                <w:sz w:val="20"/>
               </w:rPr>
-              <w:t>CDR</w:t>
-              <w:br/>
-              <w:t>Revisió crítica</w:t>
+              <w:t>Energia</w:t>
             </w:r>
           </w:p>
         </w:tc>
         <w:tc>
           <w:tcPr>
-            <w:tcW w:type="dxa" w:w="7427"/>
+            <w:tcW w:type="dxa" w:w="7313"/>
             <w:vAlign w:val="center"/>
-            <w:shd w:fill="F0F4F5"/>
-            <w:tcMar>
-              <w:top w:w="95" w:type="dxa"/>
-              <w:left w:w="95" w:type="dxa"/>
-              <w:bottom w:w="95" w:type="dxa"/>
-              <w:right w:w="95" w:type="dxa"/>
-            </w:tcMar>
+            <w:tcBorders>
+              <w:top w:val="single" w:sz="4" w:color="D9D9D9"/>
+              <w:left w:val="single" w:sz="4" w:color="D9D9D9"/>
+              <w:bottom w:val="single" w:sz="4" w:color="D9D9D9"/>
+              <w:right w:val="single" w:sz="4" w:color="D9D9D9"/>
+            </w:tcBorders>
+            <w:shd w:fill="F5F7F9"/>
           </w:tcPr>
           <w:p>
             <w:pPr>
-              <w:spacing w:after="20" w:before="20" w:line="252" w:lineRule="auto"/>
+              <w:spacing w:after="80" w:before="80"/>
             </w:pPr>
             <w:r>
               <w:rPr>
                 <w:b w:val="0"/>
-                <w:color w:val="000000"/>
-                <w:sz w:val="18"/>
+                <w:sz w:val="20"/>
               </w:rPr>
-              <w:t>Disseny actual, desenvolupament, estació de terra, proves i pressupost; avenços i pendents justificats.</w:t>
+              <w:t>Sense LiPo; autonomia mínima de 4 h; accés a bateria i encès.</w:t>
             </w:r>
           </w:p>
         </w:tc>
@@ -6001,192 +1386,49 @@
           <w:tcPr>
             <w:tcW w:type="dxa" w:w="2438"/>
             <w:vAlign w:val="center"/>
+            <w:tcBorders>
+              <w:top w:val="single" w:sz="4" w:color="D9D9D9"/>
+              <w:left w:val="single" w:sz="4" w:color="D9D9D9"/>
+              <w:bottom w:val="single" w:sz="4" w:color="D9D9D9"/>
+              <w:right w:val="single" w:sz="4" w:color="D9D9D9"/>
+            </w:tcBorders>
             <w:shd w:fill="FFFFFF"/>
-            <w:tcMar>
-              <w:top w:w="95" w:type="dxa"/>
-              <w:left w:w="95" w:type="dxa"/>
-              <w:bottom w:w="95" w:type="dxa"/>
-              <w:right w:w="95" w:type="dxa"/>
-            </w:tcMar>
           </w:tcPr>
           <w:p>
             <w:pPr>
-              <w:spacing w:after="20" w:before="20" w:line="252" w:lineRule="auto"/>
+              <w:spacing w:after="80" w:before="80"/>
             </w:pPr>
             <w:r>
               <w:rPr>
                 <w:b w:val="0"/>
-                <w:color w:val="000000"/>
-                <w:sz w:val="18"/>
+                <w:sz w:val="20"/>
               </w:rPr>
-              <w:t>PLR</w:t>
-              <w:br/>
-              <w:t>Informe previ al llançament</w:t>
+              <w:t>Estructura i recuperació</w:t>
             </w:r>
           </w:p>
         </w:tc>
         <w:tc>
           <w:tcPr>
-            <w:tcW w:type="dxa" w:w="7427"/>
+            <w:tcW w:type="dxa" w:w="7313"/>
             <w:vAlign w:val="center"/>
+            <w:tcBorders>
+              <w:top w:val="single" w:sz="4" w:color="D9D9D9"/>
+              <w:left w:val="single" w:sz="4" w:color="D9D9D9"/>
+              <w:bottom w:val="single" w:sz="4" w:color="D9D9D9"/>
+              <w:right w:val="single" w:sz="4" w:color="D9D9D9"/>
+            </w:tcBorders>
             <w:shd w:fill="FFFFFF"/>
-            <w:tcMar>
-              <w:top w:w="95" w:type="dxa"/>
-              <w:left w:w="95" w:type="dxa"/>
-              <w:bottom w:w="95" w:type="dxa"/>
-              <w:right w:w="95" w:type="dxa"/>
-            </w:tcMar>
           </w:tcPr>
           <w:p>
             <w:pPr>
-              <w:spacing w:after="20" w:before="20" w:line="252" w:lineRule="auto"/>
+              <w:spacing w:after="80" w:before="80"/>
             </w:pPr>
             <w:r>
               <w:rPr>
                 <w:b w:val="0"/>
-                <w:color w:val="000000"/>
-                <w:sz w:val="18"/>
+                <w:sz w:val="20"/>
               </w:rPr>
-              <w:t>Només si ens classifiquem: estat final, operació, proves i millores de la fase catalana.</w:t>
-            </w:r>
-          </w:p>
-        </w:tc>
-      </w:tr>
-    </w:tbl>
-    <w:p>
-      <w:pPr>
-        <w:spacing w:after="0"/>
-      </w:pPr>
-    </w:p>
-    <w:p>
-      <w:r>
-        <w:t>Adaptem cada informe a la plantilla oficial vigent. Tots llegeixen la versió completa, comprovem la coherència entre esquemes, codi i dades, i guardem la còpia presentada.</w:t>
-      </w:r>
-    </w:p>
-    <w:p>
-      <w:hyperlink r:id="rId13">
-        <w:r>
-          <w:rPr>
-            <w:color w:val="174C63"/>
-          </w:rPr>
-          <w:t>Guia de la memòria del centre</w:t>
-        </w:r>
-      </w:hyperlink>
-    </w:p>
-    <w:p>
-      <w:pPr>
-        <w:pStyle w:val="Heading1"/>
-        <w:pageBreakBefore/>
-      </w:pPr>
-      <w:r>
-        <w:t>Avaluació i formació</w:t>
-      </w:r>
-    </w:p>
-    <w:p>
-      <w:r>
-        <w:t>Valorem el resultat de l’equip i l’aprenentatge de cada persona. Les evidències compartides poden ser les mateixes, però cadascú identifica la seva contribució i respon preguntes. La qualificació s’aplica segons els criteris i les ponderacions del mòdul que comuniqui el docent.</w:t>
-      </w:r>
-    </w:p>
-    <w:tbl>
-      <w:tblPr>
-        <w:tblW w:type="auto" w:w="0"/>
-        <w:jc w:val="center"/>
-        <w:tblLayout w:type="fixed"/>
-        <w:tblLook w:firstColumn="1" w:firstRow="1" w:lastColumn="0" w:lastRow="0" w:noHBand="0" w:noVBand="1" w:val="04A0"/>
-        <w:tblBorders>
-          <w:top w:val="single" w:sz="4" w:color="D9D9D9"/>
-          <w:left w:val="single" w:sz="4" w:color="D9D9D9"/>
-          <w:bottom w:val="single" w:sz="4" w:color="D9D9D9"/>
-          <w:right w:val="single" w:sz="4" w:color="D9D9D9"/>
-          <w:insideH w:val="single" w:sz="4" w:color="D9D9D9"/>
-          <w:insideV w:val="single" w:sz="4" w:color="D9D9D9"/>
-        </w:tblBorders>
-      </w:tblPr>
-      <w:tblGrid>
-        <w:gridCol w:w="2608"/>
-        <w:gridCol w:w="5839"/>
-        <w:gridCol w:w="1417"/>
-      </w:tblGrid>
-      <w:tr>
-        <w:trPr>
-          <w:cantSplit/>
-          <w:tblHeader/>
-        </w:trPr>
-        <w:tc>
-          <w:tcPr>
-            <w:tcW w:type="dxa" w:w="2608"/>
-            <w:vAlign w:val="center"/>
-            <w:shd w:fill="174C63"/>
-            <w:tcMar>
-              <w:top w:w="95" w:type="dxa"/>
-              <w:left w:w="95" w:type="dxa"/>
-              <w:bottom w:w="95" w:type="dxa"/>
-              <w:right w:w="95" w:type="dxa"/>
-            </w:tcMar>
-          </w:tcPr>
-          <w:p>
-            <w:pPr>
-              <w:spacing w:after="20" w:before="20" w:line="252" w:lineRule="auto"/>
-            </w:pPr>
-            <w:r>
-              <w:rPr>
-                <w:b/>
-                <w:color w:val="FFFFFF"/>
-                <w:sz w:val="18"/>
-              </w:rPr>
-              <w:t>Criteri</w:t>
-            </w:r>
-          </w:p>
-        </w:tc>
-        <w:tc>
-          <w:tcPr>
-            <w:tcW w:type="dxa" w:w="5839"/>
-            <w:vAlign w:val="center"/>
-            <w:shd w:fill="174C63"/>
-            <w:tcMar>
-              <w:top w:w="95" w:type="dxa"/>
-              <w:left w:w="95" w:type="dxa"/>
-              <w:bottom w:w="95" w:type="dxa"/>
-              <w:right w:w="95" w:type="dxa"/>
-            </w:tcMar>
-          </w:tcPr>
-          <w:p>
-            <w:pPr>
-              <w:spacing w:after="20" w:before="20" w:line="252" w:lineRule="auto"/>
-            </w:pPr>
-            <w:r>
-              <w:rPr>
-                <w:b/>
-                <w:color w:val="FFFFFF"/>
-                <w:sz w:val="18"/>
-              </w:rPr>
-              <w:t>Què es comprova</w:t>
-            </w:r>
-          </w:p>
-        </w:tc>
-        <w:tc>
-          <w:tcPr>
-            <w:tcW w:type="dxa" w:w="1417"/>
-            <w:vAlign w:val="center"/>
-            <w:shd w:fill="174C63"/>
-            <w:tcMar>
-              <w:top w:w="95" w:type="dxa"/>
-              <w:left w:w="95" w:type="dxa"/>
-              <w:bottom w:w="95" w:type="dxa"/>
-              <w:right w:w="95" w:type="dxa"/>
-            </w:tcMar>
-          </w:tcPr>
-          <w:p>
-            <w:pPr>
-              <w:spacing w:after="20" w:before="20" w:line="252" w:lineRule="auto"/>
-            </w:pPr>
-            <w:r>
-              <w:rPr>
-                <w:b/>
-                <w:color w:val="FFFFFF"/>
-                <w:sz w:val="18"/>
-              </w:rPr>
-              <w:t>Àmbit</w:t>
+              <w:t>Recuperació reutilitzable, unió de 50 N i estructura per a 20 g; R8 és recomanació. Proves supervisades.</w:t>
             </w:r>
           </w:p>
         </w:tc>
@@ -6197,79 +1439,51 @@
         </w:trPr>
         <w:tc>
           <w:tcPr>
-            <w:tcW w:type="dxa" w:w="2608"/>
+            <w:tcW w:type="dxa" w:w="2438"/>
             <w:vAlign w:val="center"/>
-            <w:shd w:fill="FFFFFF"/>
-            <w:tcMar>
-              <w:top w:w="95" w:type="dxa"/>
-              <w:left w:w="95" w:type="dxa"/>
-              <w:bottom w:w="95" w:type="dxa"/>
-              <w:right w:w="95" w:type="dxa"/>
-            </w:tcMar>
+            <w:tcBorders>
+              <w:top w:val="single" w:sz="4" w:color="D9D9D9"/>
+              <w:left w:val="single" w:sz="4" w:color="D9D9D9"/>
+              <w:bottom w:val="single" w:sz="4" w:color="D9D9D9"/>
+              <w:right w:val="single" w:sz="4" w:color="D9D9D9"/>
+            </w:tcBorders>
+            <w:shd w:fill="F5F7F9"/>
           </w:tcPr>
           <w:p>
             <w:pPr>
-              <w:spacing w:after="20" w:before="20" w:line="252" w:lineRule="auto"/>
+              <w:spacing w:after="80" w:before="80"/>
             </w:pPr>
             <w:r>
               <w:rPr>
                 <w:b w:val="0"/>
-                <w:color w:val="000000"/>
-                <w:sz w:val="18"/>
+                <w:sz w:val="20"/>
               </w:rPr>
-              <w:t>Funcionament i proves</w:t>
+              <w:t>Ràdio</w:t>
             </w:r>
           </w:p>
         </w:tc>
         <w:tc>
           <w:tcPr>
-            <w:tcW w:type="dxa" w:w="5839"/>
+            <w:tcW w:type="dxa" w:w="7313"/>
             <w:vAlign w:val="center"/>
-            <w:shd w:fill="FFFFFF"/>
-            <w:tcMar>
-              <w:top w:w="95" w:type="dxa"/>
-              <w:left w:w="95" w:type="dxa"/>
-              <w:bottom w:w="95" w:type="dxa"/>
-              <w:right w:w="95" w:type="dxa"/>
-            </w:tcMar>
+            <w:tcBorders>
+              <w:top w:val="single" w:sz="4" w:color="D9D9D9"/>
+              <w:left w:val="single" w:sz="4" w:color="D9D9D9"/>
+              <w:bottom w:val="single" w:sz="4" w:color="D9D9D9"/>
+              <w:right w:val="single" w:sz="4" w:color="D9D9D9"/>
+            </w:tcBorders>
+            <w:shd w:fill="F5F7F9"/>
           </w:tcPr>
           <w:p>
             <w:pPr>
-              <w:spacing w:after="20" w:before="20" w:line="252" w:lineRule="auto"/>
+              <w:spacing w:after="80" w:before="80"/>
             </w:pPr>
             <w:r>
               <w:rPr>
                 <w:b w:val="0"/>
-                <w:color w:val="000000"/>
-                <w:sz w:val="18"/>
+                <w:sz w:val="20"/>
               </w:rPr>
-              <w:t>El resultat es demostra, té registres i es pot repetir; les limitacions estan explicades.</w:t>
-            </w:r>
-          </w:p>
-        </w:tc>
-        <w:tc>
-          <w:tcPr>
-            <w:tcW w:type="dxa" w:w="1417"/>
-            <w:vAlign w:val="center"/>
-            <w:shd w:fill="FFFFFF"/>
-            <w:tcMar>
-              <w:top w:w="95" w:type="dxa"/>
-              <w:left w:w="95" w:type="dxa"/>
-              <w:bottom w:w="95" w:type="dxa"/>
-              <w:right w:w="95" w:type="dxa"/>
-            </w:tcMar>
-          </w:tcPr>
-          <w:p>
-            <w:pPr>
-              <w:spacing w:after="20" w:before="20" w:line="252" w:lineRule="auto"/>
-            </w:pPr>
-            <w:r>
-              <w:rPr>
-                <w:b w:val="0"/>
-                <w:color w:val="000000"/>
-                <w:sz w:val="18"/>
-              </w:rPr>
-              <w:t>Equip</w:t>
+              <w:t>Freqüència assignable, control de transmissió i equip identificat; R13 és recomanació.</w:t>
             </w:r>
           </w:p>
         </w:tc>
@@ -6280,328 +1494,51 @@
         </w:trPr>
         <w:tc>
           <w:tcPr>
-            <w:tcW w:type="dxa" w:w="2608"/>
+            <w:tcW w:type="dxa" w:w="2438"/>
             <w:vAlign w:val="center"/>
-            <w:shd w:fill="F0F4F5"/>
-            <w:tcMar>
-              <w:top w:w="95" w:type="dxa"/>
-              <w:left w:w="95" w:type="dxa"/>
-              <w:bottom w:w="95" w:type="dxa"/>
-              <w:right w:w="95" w:type="dxa"/>
-            </w:tcMar>
+            <w:tcBorders>
+              <w:top w:val="single" w:sz="4" w:color="D9D9D9"/>
+              <w:left w:val="single" w:sz="4" w:color="D9D9D9"/>
+              <w:bottom w:val="single" w:sz="4" w:color="D9D9D9"/>
+              <w:right w:val="single" w:sz="4" w:color="D9D9D9"/>
+            </w:tcBorders>
+            <w:shd w:fill="FFFFFF"/>
           </w:tcPr>
           <w:p>
             <w:pPr>
-              <w:spacing w:after="20" w:before="20" w:line="252" w:lineRule="auto"/>
+              <w:spacing w:after="80" w:before="80"/>
             </w:pPr>
             <w:r>
               <w:rPr>
                 <w:b w:val="0"/>
-                <w:color w:val="000000"/>
-                <w:sz w:val="18"/>
+                <w:sz w:val="20"/>
               </w:rPr>
-              <w:t>Decisions i anàlisi</w:t>
+              <w:t>Cost de vol</w:t>
             </w:r>
           </w:p>
         </w:tc>
         <w:tc>
           <w:tcPr>
-            <w:tcW w:type="dxa" w:w="5839"/>
+            <w:tcW w:type="dxa" w:w="7313"/>
             <w:vAlign w:val="center"/>
-            <w:shd w:fill="F0F4F5"/>
-            <w:tcMar>
-              <w:top w:w="95" w:type="dxa"/>
-              <w:left w:w="95" w:type="dxa"/>
-              <w:bottom w:w="95" w:type="dxa"/>
-              <w:right w:w="95" w:type="dxa"/>
-            </w:tcMar>
+            <w:tcBorders>
+              <w:top w:val="single" w:sz="4" w:color="D9D9D9"/>
+              <w:left w:val="single" w:sz="4" w:color="D9D9D9"/>
+              <w:bottom w:val="single" w:sz="4" w:color="D9D9D9"/>
+              <w:right w:val="single" w:sz="4" w:color="D9D9D9"/>
+            </w:tcBorders>
+            <w:shd w:fill="FFFFFF"/>
           </w:tcPr>
           <w:p>
             <w:pPr>
-              <w:spacing w:after="20" w:before="20" w:line="252" w:lineRule="auto"/>
+              <w:spacing w:after="80" w:before="80"/>
             </w:pPr>
             <w:r>
               <w:rPr>
                 <w:b w:val="0"/>
-                <w:color w:val="000000"/>
-                <w:sz w:val="18"/>
+                <w:sz w:val="20"/>
               </w:rPr>
-              <w:t>Les eleccions es justifiquen; les conclusions responen als objectius i a les dades.</w:t>
-            </w:r>
-          </w:p>
-        </w:tc>
-        <w:tc>
-          <w:tcPr>
-            <w:tcW w:type="dxa" w:w="1417"/>
-            <w:vAlign w:val="center"/>
-            <w:shd w:fill="F0F4F5"/>
-            <w:tcMar>
-              <w:top w:w="95" w:type="dxa"/>
-              <w:left w:w="95" w:type="dxa"/>
-              <w:bottom w:w="95" w:type="dxa"/>
-              <w:right w:w="95" w:type="dxa"/>
-            </w:tcMar>
-          </w:tcPr>
-          <w:p>
-            <w:pPr>
-              <w:spacing w:after="20" w:before="20" w:line="252" w:lineRule="auto"/>
-            </w:pPr>
-            <w:r>
-              <w:rPr>
-                <w:b w:val="0"/>
-                <w:color w:val="000000"/>
-                <w:sz w:val="18"/>
-              </w:rPr>
-              <w:t>Equip i individual</w:t>
-            </w:r>
-          </w:p>
-        </w:tc>
-      </w:tr>
-      <w:tr>
-        <w:trPr>
-          <w:cantSplit/>
-        </w:trPr>
-        <w:tc>
-          <w:tcPr>
-            <w:tcW w:type="dxa" w:w="2608"/>
-            <w:vAlign w:val="center"/>
-            <w:shd w:fill="FFFFFF"/>
-            <w:tcMar>
-              <w:top w:w="95" w:type="dxa"/>
-              <w:left w:w="95" w:type="dxa"/>
-              <w:bottom w:w="95" w:type="dxa"/>
-              <w:right w:w="95" w:type="dxa"/>
-            </w:tcMar>
-          </w:tcPr>
-          <w:p>
-            <w:pPr>
-              <w:spacing w:after="20" w:before="20" w:line="252" w:lineRule="auto"/>
-            </w:pPr>
-            <w:r>
-              <w:rPr>
-                <w:b w:val="0"/>
-                <w:color w:val="000000"/>
-                <w:sz w:val="18"/>
-              </w:rPr>
-              <w:t>Comprensió tècnica</w:t>
-            </w:r>
-          </w:p>
-        </w:tc>
-        <w:tc>
-          <w:tcPr>
-            <w:tcW w:type="dxa" w:w="5839"/>
-            <w:vAlign w:val="center"/>
-            <w:shd w:fill="FFFFFF"/>
-            <w:tcMar>
-              <w:top w:w="95" w:type="dxa"/>
-              <w:left w:w="95" w:type="dxa"/>
-              <w:bottom w:w="95" w:type="dxa"/>
-              <w:right w:w="95" w:type="dxa"/>
-            </w:tcMar>
-          </w:tcPr>
-          <w:p>
-            <w:pPr>
-              <w:spacing w:after="20" w:before="20" w:line="252" w:lineRule="auto"/>
-            </w:pPr>
-            <w:r>
-              <w:rPr>
-                <w:b w:val="0"/>
-                <w:color w:val="000000"/>
-                <w:sz w:val="18"/>
-              </w:rPr>
-              <w:t>L’alumne explica la seva part, les interfícies i una prova; pot respondre sense delegar-ho tot.</w:t>
-            </w:r>
-          </w:p>
-        </w:tc>
-        <w:tc>
-          <w:tcPr>
-            <w:tcW w:type="dxa" w:w="1417"/>
-            <w:vAlign w:val="center"/>
-            <w:shd w:fill="FFFFFF"/>
-            <w:tcMar>
-              <w:top w:w="95" w:type="dxa"/>
-              <w:left w:w="95" w:type="dxa"/>
-              <w:bottom w:w="95" w:type="dxa"/>
-              <w:right w:w="95" w:type="dxa"/>
-            </w:tcMar>
-          </w:tcPr>
-          <w:p>
-            <w:pPr>
-              <w:spacing w:after="20" w:before="20" w:line="252" w:lineRule="auto"/>
-            </w:pPr>
-            <w:r>
-              <w:rPr>
-                <w:b w:val="0"/>
-                <w:color w:val="000000"/>
-                <w:sz w:val="18"/>
-              </w:rPr>
-              <w:t>Individual</w:t>
-            </w:r>
-          </w:p>
-        </w:tc>
-      </w:tr>
-      <w:tr>
-        <w:trPr>
-          <w:cantSplit/>
-        </w:trPr>
-        <w:tc>
-          <w:tcPr>
-            <w:tcW w:type="dxa" w:w="2608"/>
-            <w:vAlign w:val="center"/>
-            <w:shd w:fill="F0F4F5"/>
-            <w:tcMar>
-              <w:top w:w="95" w:type="dxa"/>
-              <w:left w:w="95" w:type="dxa"/>
-              <w:bottom w:w="95" w:type="dxa"/>
-              <w:right w:w="95" w:type="dxa"/>
-            </w:tcMar>
-          </w:tcPr>
-          <w:p>
-            <w:pPr>
-              <w:spacing w:after="20" w:before="20" w:line="252" w:lineRule="auto"/>
-            </w:pPr>
-            <w:r>
-              <w:rPr>
-                <w:b w:val="0"/>
-                <w:color w:val="000000"/>
-                <w:sz w:val="18"/>
-              </w:rPr>
-              <w:t>Aportació i col·laboració</w:t>
-            </w:r>
-          </w:p>
-        </w:tc>
-        <w:tc>
-          <w:tcPr>
-            <w:tcW w:type="dxa" w:w="5839"/>
-            <w:vAlign w:val="center"/>
-            <w:shd w:fill="F0F4F5"/>
-            <w:tcMar>
-              <w:top w:w="95" w:type="dxa"/>
-              <w:left w:w="95" w:type="dxa"/>
-              <w:bottom w:w="95" w:type="dxa"/>
-              <w:right w:w="95" w:type="dxa"/>
-            </w:tcMar>
-          </w:tcPr>
-          <w:p>
-            <w:pPr>
-              <w:spacing w:after="20" w:before="20" w:line="252" w:lineRule="auto"/>
-            </w:pPr>
-            <w:r>
-              <w:rPr>
-                <w:b w:val="0"/>
-                <w:color w:val="000000"/>
-                <w:sz w:val="18"/>
-              </w:rPr>
-              <w:t>Tasques i evidències identificades; revisió de companys, comunicació i resposta als bloquejos.</w:t>
-            </w:r>
-          </w:p>
-        </w:tc>
-        <w:tc>
-          <w:tcPr>
-            <w:tcW w:type="dxa" w:w="1417"/>
-            <w:vAlign w:val="center"/>
-            <w:shd w:fill="F0F4F5"/>
-            <w:tcMar>
-              <w:top w:w="95" w:type="dxa"/>
-              <w:left w:w="95" w:type="dxa"/>
-              <w:bottom w:w="95" w:type="dxa"/>
-              <w:right w:w="95" w:type="dxa"/>
-            </w:tcMar>
-          </w:tcPr>
-          <w:p>
-            <w:pPr>
-              <w:spacing w:after="20" w:before="20" w:line="252" w:lineRule="auto"/>
-            </w:pPr>
-            <w:r>
-              <w:rPr>
-                <w:b w:val="0"/>
-                <w:color w:val="000000"/>
-                <w:sz w:val="18"/>
-              </w:rPr>
-              <w:t>Individual</w:t>
-            </w:r>
-          </w:p>
-        </w:tc>
-      </w:tr>
-      <w:tr>
-        <w:trPr>
-          <w:cantSplit/>
-        </w:trPr>
-        <w:tc>
-          <w:tcPr>
-            <w:tcW w:type="dxa" w:w="2608"/>
-            <w:vAlign w:val="center"/>
-            <w:shd w:fill="FFFFFF"/>
-            <w:tcMar>
-              <w:top w:w="95" w:type="dxa"/>
-              <w:left w:w="95" w:type="dxa"/>
-              <w:bottom w:w="95" w:type="dxa"/>
-              <w:right w:w="95" w:type="dxa"/>
-            </w:tcMar>
-          </w:tcPr>
-          <w:p>
-            <w:pPr>
-              <w:spacing w:after="20" w:before="20" w:line="252" w:lineRule="auto"/>
-            </w:pPr>
-            <w:r>
-              <w:rPr>
-                <w:b w:val="0"/>
-                <w:color w:val="000000"/>
-                <w:sz w:val="18"/>
-              </w:rPr>
-              <w:t>Documentació i defensa</w:t>
-            </w:r>
-          </w:p>
-        </w:tc>
-        <w:tc>
-          <w:tcPr>
-            <w:tcW w:type="dxa" w:w="5839"/>
-            <w:vAlign w:val="center"/>
-            <w:shd w:fill="FFFFFF"/>
-            <w:tcMar>
-              <w:top w:w="95" w:type="dxa"/>
-              <w:left w:w="95" w:type="dxa"/>
-              <w:bottom w:w="95" w:type="dxa"/>
-              <w:right w:w="95" w:type="dxa"/>
-            </w:tcMar>
-          </w:tcPr>
-          <w:p>
-            <w:pPr>
-              <w:spacing w:after="20" w:before="20" w:line="252" w:lineRule="auto"/>
-            </w:pPr>
-            <w:r>
-              <w:rPr>
-                <w:b w:val="0"/>
-                <w:color w:val="000000"/>
-                <w:sz w:val="18"/>
-              </w:rPr>
-              <w:t>Memòria coherent, fonts i versions consultables; cada alumne participa i explica decisions.</w:t>
-            </w:r>
-          </w:p>
-        </w:tc>
-        <w:tc>
-          <w:tcPr>
-            <w:tcW w:type="dxa" w:w="1417"/>
-            <w:vAlign w:val="center"/>
-            <w:shd w:fill="FFFFFF"/>
-            <w:tcMar>
-              <w:top w:w="95" w:type="dxa"/>
-              <w:left w:w="95" w:type="dxa"/>
-              <w:bottom w:w="95" w:type="dxa"/>
-              <w:right w:w="95" w:type="dxa"/>
-            </w:tcMar>
-          </w:tcPr>
-          <w:p>
-            <w:pPr>
-              <w:spacing w:after="20" w:before="20" w:line="252" w:lineRule="auto"/>
-            </w:pPr>
-            <w:r>
-              <w:rPr>
-                <w:b w:val="0"/>
-                <w:color w:val="000000"/>
-                <w:sz w:val="18"/>
-              </w:rPr>
-              <w:t>Equip i individual</w:t>
+              <w:t>Màxim 500 €. Material cedit a valor de mercat; terra exclosa.</w:t>
             </w:r>
           </w:p>
         </w:tc>
@@ -6609,331 +1546,18 @@
     </w:tbl>
     <w:p>
       <w:pPr>
-        <w:spacing w:after="0"/>
+        <w:spacing w:after="0" w:before="0" w:line="60" w:lineRule="exact"/>
       </w:pPr>
     </w:p>
     <w:p>
       <w:pPr>
-        <w:pStyle w:val="Heading2"/>
+        <w:spacing w:after="100"/>
       </w:pPr>
       <w:r>
-        <w:t>Escala de retorn per a cada criteri</w:t>
-      </w:r>
-    </w:p>
-    <w:tbl>
-      <w:tblPr>
-        <w:tblW w:type="auto" w:w="0"/>
-        <w:jc w:val="center"/>
-        <w:tblLayout w:type="fixed"/>
-        <w:tblLook w:firstColumn="1" w:firstRow="1" w:lastColumn="0" w:lastRow="0" w:noHBand="0" w:noVBand="1" w:val="04A0"/>
-        <w:tblBorders>
-          <w:top w:val="single" w:sz="4" w:color="D9D9D9"/>
-          <w:left w:val="single" w:sz="4" w:color="D9D9D9"/>
-          <w:bottom w:val="single" w:sz="4" w:color="D9D9D9"/>
-          <w:right w:val="single" w:sz="4" w:color="D9D9D9"/>
-          <w:insideH w:val="single" w:sz="4" w:color="D9D9D9"/>
-          <w:insideV w:val="single" w:sz="4" w:color="D9D9D9"/>
-        </w:tblBorders>
-      </w:tblPr>
-      <w:tblGrid>
-        <w:gridCol w:w="2608"/>
-        <w:gridCol w:w="7257"/>
-      </w:tblGrid>
-      <w:tr>
-        <w:trPr>
-          <w:cantSplit/>
-          <w:tblHeader/>
-        </w:trPr>
-        <w:tc>
-          <w:tcPr>
-            <w:tcW w:type="dxa" w:w="2608"/>
-            <w:vAlign w:val="center"/>
-            <w:shd w:fill="174C63"/>
-            <w:tcMar>
-              <w:top w:w="95" w:type="dxa"/>
-              <w:left w:w="95" w:type="dxa"/>
-              <w:bottom w:w="95" w:type="dxa"/>
-              <w:right w:w="95" w:type="dxa"/>
-            </w:tcMar>
-          </w:tcPr>
-          <w:p>
-            <w:pPr>
-              <w:spacing w:after="20" w:before="20" w:line="252" w:lineRule="auto"/>
-            </w:pPr>
-            <w:r>
-              <w:rPr>
-                <w:b/>
-                <w:color w:val="FFFFFF"/>
-                <w:sz w:val="18"/>
-              </w:rPr>
-              <w:t>Nivell</w:t>
-            </w:r>
-          </w:p>
-        </w:tc>
-        <w:tc>
-          <w:tcPr>
-            <w:tcW w:type="dxa" w:w="7257"/>
-            <w:vAlign w:val="center"/>
-            <w:shd w:fill="174C63"/>
-            <w:tcMar>
-              <w:top w:w="95" w:type="dxa"/>
-              <w:left w:w="95" w:type="dxa"/>
-              <w:bottom w:w="95" w:type="dxa"/>
-              <w:right w:w="95" w:type="dxa"/>
-            </w:tcMar>
-          </w:tcPr>
-          <w:p>
-            <w:pPr>
-              <w:spacing w:after="20" w:before="20" w:line="252" w:lineRule="auto"/>
-            </w:pPr>
-            <w:r>
-              <w:rPr>
-                <w:b/>
-                <w:color w:val="FFFFFF"/>
-                <w:sz w:val="18"/>
-              </w:rPr>
-              <w:t>Indicador observable</w:t>
-            </w:r>
-          </w:p>
-        </w:tc>
-      </w:tr>
-      <w:tr>
-        <w:trPr>
-          <w:cantSplit/>
-        </w:trPr>
-        <w:tc>
-          <w:tcPr>
-            <w:tcW w:type="dxa" w:w="2608"/>
-            <w:vAlign w:val="center"/>
-            <w:shd w:fill="FFFFFF"/>
-            <w:tcMar>
-              <w:top w:w="95" w:type="dxa"/>
-              <w:left w:w="95" w:type="dxa"/>
-              <w:bottom w:w="95" w:type="dxa"/>
-              <w:right w:w="95" w:type="dxa"/>
-            </w:tcMar>
-          </w:tcPr>
-          <w:p>
-            <w:pPr>
-              <w:spacing w:after="20" w:before="20" w:line="252" w:lineRule="auto"/>
-            </w:pPr>
-            <w:r>
-              <w:rPr>
-                <w:b w:val="0"/>
-                <w:color w:val="000000"/>
-                <w:sz w:val="18"/>
-              </w:rPr>
-              <w:t>Consolidat</w:t>
-            </w:r>
-          </w:p>
-        </w:tc>
-        <w:tc>
-          <w:tcPr>
-            <w:tcW w:type="dxa" w:w="7257"/>
-            <w:vAlign w:val="center"/>
-            <w:shd w:fill="FFFFFF"/>
-            <w:tcMar>
-              <w:top w:w="95" w:type="dxa"/>
-              <w:left w:w="95" w:type="dxa"/>
-              <w:bottom w:w="95" w:type="dxa"/>
-              <w:right w:w="95" w:type="dxa"/>
-            </w:tcMar>
-          </w:tcPr>
-          <w:p>
-            <w:pPr>
-              <w:spacing w:after="20" w:before="20" w:line="252" w:lineRule="auto"/>
-            </w:pPr>
-            <w:r>
-              <w:rPr>
-                <w:b w:val="0"/>
-                <w:color w:val="000000"/>
-                <w:sz w:val="18"/>
-              </w:rPr>
-              <w:t>Resultat verificat; explicació autònoma i justificada; revisió o reproducció per un company.</w:t>
-            </w:r>
-          </w:p>
-        </w:tc>
-      </w:tr>
-      <w:tr>
-        <w:trPr>
-          <w:cantSplit/>
-        </w:trPr>
-        <w:tc>
-          <w:tcPr>
-            <w:tcW w:type="dxa" w:w="2608"/>
-            <w:vAlign w:val="center"/>
-            <w:shd w:fill="F0F4F5"/>
-            <w:tcMar>
-              <w:top w:w="95" w:type="dxa"/>
-              <w:left w:w="95" w:type="dxa"/>
-              <w:bottom w:w="95" w:type="dxa"/>
-              <w:right w:w="95" w:type="dxa"/>
-            </w:tcMar>
-          </w:tcPr>
-          <w:p>
-            <w:pPr>
-              <w:spacing w:after="20" w:before="20" w:line="252" w:lineRule="auto"/>
-            </w:pPr>
-            <w:r>
-              <w:rPr>
-                <w:b w:val="0"/>
-                <w:color w:val="000000"/>
-                <w:sz w:val="18"/>
-              </w:rPr>
-              <w:t>Assolit</w:t>
-            </w:r>
-          </w:p>
-        </w:tc>
-        <w:tc>
-          <w:tcPr>
-            <w:tcW w:type="dxa" w:w="7257"/>
-            <w:vAlign w:val="center"/>
-            <w:shd w:fill="F0F4F5"/>
-            <w:tcMar>
-              <w:top w:w="95" w:type="dxa"/>
-              <w:left w:w="95" w:type="dxa"/>
-              <w:bottom w:w="95" w:type="dxa"/>
-              <w:right w:w="95" w:type="dxa"/>
-            </w:tcMar>
-          </w:tcPr>
-          <w:p>
-            <w:pPr>
-              <w:spacing w:after="20" w:before="20" w:line="252" w:lineRule="auto"/>
-            </w:pPr>
-            <w:r>
-              <w:rPr>
-                <w:b w:val="0"/>
-                <w:color w:val="000000"/>
-                <w:sz w:val="18"/>
-              </w:rPr>
-              <w:t>Resultat suficient i evidència consultable; explica el procés i les limitacions principals.</w:t>
-            </w:r>
-          </w:p>
-        </w:tc>
-      </w:tr>
-      <w:tr>
-        <w:trPr>
-          <w:cantSplit/>
-        </w:trPr>
-        <w:tc>
-          <w:tcPr>
-            <w:tcW w:type="dxa" w:w="2608"/>
-            <w:vAlign w:val="center"/>
-            <w:shd w:fill="FFFFFF"/>
-            <w:tcMar>
-              <w:top w:w="95" w:type="dxa"/>
-              <w:left w:w="95" w:type="dxa"/>
-              <w:bottom w:w="95" w:type="dxa"/>
-              <w:right w:w="95" w:type="dxa"/>
-            </w:tcMar>
-          </w:tcPr>
-          <w:p>
-            <w:pPr>
-              <w:spacing w:after="20" w:before="20" w:line="252" w:lineRule="auto"/>
-            </w:pPr>
-            <w:r>
-              <w:rPr>
-                <w:b w:val="0"/>
-                <w:color w:val="000000"/>
-                <w:sz w:val="18"/>
-              </w:rPr>
-              <w:t>En procés</w:t>
-            </w:r>
-          </w:p>
-        </w:tc>
-        <w:tc>
-          <w:tcPr>
-            <w:tcW w:type="dxa" w:w="7257"/>
-            <w:vAlign w:val="center"/>
-            <w:shd w:fill="FFFFFF"/>
-            <w:tcMar>
-              <w:top w:w="95" w:type="dxa"/>
-              <w:left w:w="95" w:type="dxa"/>
-              <w:bottom w:w="95" w:type="dxa"/>
-              <w:right w:w="95" w:type="dxa"/>
-            </w:tcMar>
-          </w:tcPr>
-          <w:p>
-            <w:pPr>
-              <w:spacing w:after="20" w:before="20" w:line="252" w:lineRule="auto"/>
-            </w:pPr>
-            <w:r>
-              <w:rPr>
-                <w:b w:val="0"/>
-                <w:color w:val="000000"/>
-                <w:sz w:val="18"/>
-              </w:rPr>
-              <w:t>Resultat parcial o prova incompleta; identifica què falta i acorda com comprovar-ho.</w:t>
-            </w:r>
-          </w:p>
-        </w:tc>
-      </w:tr>
-      <w:tr>
-        <w:trPr>
-          <w:cantSplit/>
-        </w:trPr>
-        <w:tc>
-          <w:tcPr>
-            <w:tcW w:type="dxa" w:w="2608"/>
-            <w:vAlign w:val="center"/>
-            <w:shd w:fill="F0F4F5"/>
-            <w:tcMar>
-              <w:top w:w="95" w:type="dxa"/>
-              <w:left w:w="95" w:type="dxa"/>
-              <w:bottom w:w="95" w:type="dxa"/>
-              <w:right w:w="95" w:type="dxa"/>
-            </w:tcMar>
-          </w:tcPr>
-          <w:p>
-            <w:pPr>
-              <w:spacing w:after="20" w:before="20" w:line="252" w:lineRule="auto"/>
-            </w:pPr>
-            <w:r>
-              <w:rPr>
-                <w:b w:val="0"/>
-                <w:color w:val="000000"/>
-                <w:sz w:val="18"/>
-              </w:rPr>
-              <w:t>Pendent d’evidència</w:t>
-            </w:r>
-          </w:p>
-        </w:tc>
-        <w:tc>
-          <w:tcPr>
-            <w:tcW w:type="dxa" w:w="7257"/>
-            <w:vAlign w:val="center"/>
-            <w:shd w:fill="F0F4F5"/>
-            <w:tcMar>
-              <w:top w:w="95" w:type="dxa"/>
-              <w:left w:w="95" w:type="dxa"/>
-              <w:bottom w:w="95" w:type="dxa"/>
-              <w:right w:w="95" w:type="dxa"/>
-            </w:tcMar>
-          </w:tcPr>
-          <w:p>
-            <w:pPr>
-              <w:spacing w:after="20" w:before="20" w:line="252" w:lineRule="auto"/>
-            </w:pPr>
-            <w:r>
-              <w:rPr>
-                <w:b w:val="0"/>
-                <w:color w:val="000000"/>
-                <w:sz w:val="18"/>
-              </w:rPr>
-              <w:t>No es pot comprovar l’aportació o el resultat, o l’explicació encara no permet entendre’l.</w:t>
-            </w:r>
-          </w:p>
-        </w:tc>
-      </w:tr>
-    </w:tbl>
-    <w:p>
-      <w:pPr>
-        <w:spacing w:after="0"/>
-      </w:pPr>
-    </w:p>
-    <w:p>
-      <w:r>
-        <w:t>Una prova fallida pot demostrar bona planificació i anàlisi; no acredita que el requisit funcioni. Registrem les dues coses per separat. Les hores, els commits i l’assistència orienten el seguiment, però necessiten context i comprensió.</w:t>
+        <w:rPr>
+          <w:sz w:val="20"/>
+        </w:rPr>
+        <w:t>Aquesta taula és un recordatori. Reviseu tots els requisits de les bases amb el docent i registreu la prova de cadascun. L’organització autoritza el vol. El docent comprovarà també l’elegibilitat i l’admissió dels equips abans de la inscripció.</w:t>
       </w:r>
     </w:p>
     <w:p>
@@ -6941,1045 +1565,99 @@
         <w:pStyle w:val="Heading2"/>
       </w:pPr>
       <w:r>
-        <w:t>Formacions dels dimarts</w:t>
+        <w:t>Formacions i fonts</w:t>
       </w:r>
     </w:p>
     <w:p>
+      <w:pPr>
+        <w:spacing w:after="100"/>
+      </w:pPr>
       <w:r>
-        <w:t>ESERO anuncia sessions del 27 d’octubre al 15 de desembre de 2026, de 17 a 19 h, hora peninsular. Dates derivades del rang anunciat: 27/10; 3, 10, 17 i 24/11; 1, 8 i 15/12. Es confirmarà cada sessió i l’accés; especialment el 8/12. La capçalera del web encara indica 2025/2026.</w:t>
+        <w:rPr>
+          <w:sz w:val="20"/>
+        </w:rPr>
+        <w:t>Formacions ESERO: dimarts del 27/10 al 15/12, de 17 a 19 h, segons confirmació de cada sessió, especialment el 8/12. Porteu una pregunta i després apliqueu una idea al projecte. No espereu a l’última formació per preparar el PDR.</w:t>
       </w:r>
     </w:p>
     <w:p>
-      <w:r>
-        <w:t>Abans: portar una pregunta del projecte. Durant: anotar una idea útil i la font. Després: triar una prova petita o revisar una decisió. Cada alumne explica què ha entès i vincula l’aplicació a l’autoseguiment. L’ús de gravacions i l’assistència es coordinen amb els docents.</w:t>
-      </w:r>
-    </w:p>
-    <w:p>
-      <w:r>
-        <w:t>El primer PDR ja ha d’estar complet el 4 de desembre. La sessió del 15 serveix per a ajustos puntuals; no esperem que acabi la formació per decidir tot el disseny.</w:t>
-      </w:r>
-    </w:p>
-    <w:p>
-      <w:hyperlink r:id="rId14">
+      <w:pPr>
+        <w:spacing w:after="0" w:line="240" w:lineRule="exact"/>
+      </w:pPr>
+      <w:hyperlink r:id="rId9">
         <w:r>
-          <w:rPr>
-            <w:color w:val="174C63"/>
-          </w:rPr>
-          <w:t>Formacions i recursos CanSat a ESERO</w:t>
+          <w:t>Calendari escolar</w:t>
         </w:r>
       </w:hyperlink>
     </w:p>
     <w:p>
       <w:pPr>
-        <w:pStyle w:val="Heading1"/>
-        <w:pageBreakBefore/>
+        <w:spacing w:after="0" w:line="240" w:lineRule="exact"/>
       </w:pPr>
-      <w:r>
-        <w:t>Bases i verificacions oficials</w:t>
-      </w:r>
-    </w:p>
-    <w:p>
-      <w:r>
-        <w:t>Les bases i les instruccions territorials són la referència completa. Aquesta guia organitza el treball del centre i no les substitueix. Els docents comprovaran elegibilitat, admissió dels dos equips i tràmits catalans.</w:t>
-      </w:r>
-    </w:p>
-    <w:tbl>
-      <w:tblPr>
-        <w:tblW w:type="auto" w:w="0"/>
-        <w:jc w:val="center"/>
-        <w:tblLayout w:type="fixed"/>
-        <w:tblLook w:firstColumn="1" w:firstRow="1" w:lastColumn="0" w:lastRow="0" w:noHBand="0" w:noVBand="1" w:val="04A0"/>
-        <w:tblBorders>
-          <w:top w:val="single" w:sz="4" w:color="D9D9D9"/>
-          <w:left w:val="single" w:sz="4" w:color="D9D9D9"/>
-          <w:bottom w:val="single" w:sz="4" w:color="D9D9D9"/>
-          <w:right w:val="single" w:sz="4" w:color="D9D9D9"/>
-          <w:insideH w:val="single" w:sz="4" w:color="D9D9D9"/>
-          <w:insideV w:val="single" w:sz="4" w:color="D9D9D9"/>
-        </w:tblBorders>
-      </w:tblPr>
-      <w:tblGrid>
-        <w:gridCol w:w="1928"/>
-        <w:gridCol w:w="3515"/>
-        <w:gridCol w:w="4422"/>
-      </w:tblGrid>
-      <w:tr>
-        <w:trPr>
-          <w:cantSplit/>
-          <w:tblHeader/>
-        </w:trPr>
-        <w:tc>
-          <w:tcPr>
-            <w:tcW w:type="dxa" w:w="1928"/>
-            <w:vAlign w:val="center"/>
-            <w:shd w:fill="174C63"/>
-            <w:tcMar>
-              <w:top w:w="95" w:type="dxa"/>
-              <w:left w:w="95" w:type="dxa"/>
-              <w:bottom w:w="95" w:type="dxa"/>
-              <w:right w:w="95" w:type="dxa"/>
-            </w:tcMar>
-          </w:tcPr>
-          <w:p>
-            <w:pPr>
-              <w:spacing w:after="20" w:before="20" w:line="252" w:lineRule="auto"/>
-            </w:pPr>
-            <w:r>
-              <w:rPr>
-                <w:b/>
-                <w:color w:val="FFFFFF"/>
-                <w:sz w:val="18"/>
-              </w:rPr>
-              <w:t>Fita oficial</w:t>
-            </w:r>
-          </w:p>
-        </w:tc>
-        <w:tc>
-          <w:tcPr>
-            <w:tcW w:type="dxa" w:w="3515"/>
-            <w:vAlign w:val="center"/>
-            <w:shd w:fill="174C63"/>
-            <w:tcMar>
-              <w:top w:w="95" w:type="dxa"/>
-              <w:left w:w="95" w:type="dxa"/>
-              <w:bottom w:w="95" w:type="dxa"/>
-              <w:right w:w="95" w:type="dxa"/>
-            </w:tcMar>
-          </w:tcPr>
-          <w:p>
-            <w:pPr>
-              <w:spacing w:after="20" w:before="20" w:line="252" w:lineRule="auto"/>
-            </w:pPr>
-            <w:r>
-              <w:rPr>
-                <w:b/>
-                <w:color w:val="FFFFFF"/>
-                <w:sz w:val="18"/>
-              </w:rPr>
-              <w:t>Termini publicat</w:t>
-            </w:r>
-          </w:p>
-        </w:tc>
-        <w:tc>
-          <w:tcPr>
-            <w:tcW w:type="dxa" w:w="4422"/>
-            <w:vAlign w:val="center"/>
-            <w:shd w:fill="174C63"/>
-            <w:tcMar>
-              <w:top w:w="95" w:type="dxa"/>
-              <w:left w:w="95" w:type="dxa"/>
-              <w:bottom w:w="95" w:type="dxa"/>
-              <w:right w:w="95" w:type="dxa"/>
-            </w:tcMar>
-          </w:tcPr>
-          <w:p>
-            <w:pPr>
-              <w:spacing w:after="20" w:before="20" w:line="252" w:lineRule="auto"/>
-            </w:pPr>
-            <w:r>
-              <w:rPr>
-                <w:b/>
-                <w:color w:val="FFFFFF"/>
-                <w:sz w:val="18"/>
-              </w:rPr>
-              <w:t>Objectiu intern recomanat</w:t>
-            </w:r>
-          </w:p>
-        </w:tc>
-      </w:tr>
-      <w:tr>
-        <w:trPr>
-          <w:cantSplit/>
-        </w:trPr>
-        <w:tc>
-          <w:tcPr>
-            <w:tcW w:type="dxa" w:w="1928"/>
-            <w:vAlign w:val="center"/>
-            <w:shd w:fill="FFFFFF"/>
-            <w:tcMar>
-              <w:top w:w="95" w:type="dxa"/>
-              <w:left w:w="95" w:type="dxa"/>
-              <w:bottom w:w="95" w:type="dxa"/>
-              <w:right w:w="95" w:type="dxa"/>
-            </w:tcMar>
-          </w:tcPr>
-          <w:p>
-            <w:pPr>
-              <w:spacing w:after="20" w:before="20" w:line="252" w:lineRule="auto"/>
-            </w:pPr>
-            <w:r>
-              <w:rPr>
-                <w:b w:val="0"/>
-                <w:color w:val="000000"/>
-                <w:sz w:val="18"/>
-              </w:rPr>
-              <w:t>Inscripció</w:t>
-            </w:r>
-          </w:p>
-        </w:tc>
-        <w:tc>
-          <w:tcPr>
-            <w:tcW w:type="dxa" w:w="3515"/>
-            <w:vAlign w:val="center"/>
-            <w:shd w:fill="FFFFFF"/>
-            <w:tcMar>
-              <w:top w:w="95" w:type="dxa"/>
-              <w:left w:w="95" w:type="dxa"/>
-              <w:bottom w:w="95" w:type="dxa"/>
-              <w:right w:w="95" w:type="dxa"/>
-            </w:tcMar>
-          </w:tcPr>
-          <w:p>
-            <w:pPr>
-              <w:spacing w:after="20" w:before="20" w:line="252" w:lineRule="auto"/>
-            </w:pPr>
-            <w:r>
-              <w:rPr>
-                <w:b w:val="0"/>
-                <w:color w:val="000000"/>
-                <w:sz w:val="18"/>
-              </w:rPr>
-              <w:t>30/11/2026 · 23.59 h</w:t>
-            </w:r>
-          </w:p>
-        </w:tc>
-        <w:tc>
-          <w:tcPr>
-            <w:tcW w:type="dxa" w:w="4422"/>
-            <w:vAlign w:val="center"/>
-            <w:shd w:fill="FFFFFF"/>
-            <w:tcMar>
-              <w:top w:w="95" w:type="dxa"/>
-              <w:left w:w="95" w:type="dxa"/>
-              <w:bottom w:w="95" w:type="dxa"/>
-              <w:right w:w="95" w:type="dxa"/>
-            </w:tcMar>
-          </w:tcPr>
-          <w:p>
-            <w:pPr>
-              <w:spacing w:after="20" w:before="20" w:line="252" w:lineRule="auto"/>
-            </w:pPr>
-            <w:r>
-              <w:rPr>
-                <w:b w:val="0"/>
-                <w:color w:val="000000"/>
-                <w:sz w:val="18"/>
-              </w:rPr>
-              <w:t>Tramitada el 20/11.</w:t>
-            </w:r>
-          </w:p>
-        </w:tc>
-      </w:tr>
-      <w:tr>
-        <w:trPr>
-          <w:cantSplit/>
-        </w:trPr>
-        <w:tc>
-          <w:tcPr>
-            <w:tcW w:type="dxa" w:w="1928"/>
-            <w:vAlign w:val="center"/>
-            <w:shd w:fill="F0F4F5"/>
-            <w:tcMar>
-              <w:top w:w="95" w:type="dxa"/>
-              <w:left w:w="95" w:type="dxa"/>
-              <w:bottom w:w="95" w:type="dxa"/>
-              <w:right w:w="95" w:type="dxa"/>
-            </w:tcMar>
-          </w:tcPr>
-          <w:p>
-            <w:pPr>
-              <w:spacing w:after="20" w:before="20" w:line="252" w:lineRule="auto"/>
-            </w:pPr>
-            <w:r>
-              <w:rPr>
-                <w:b w:val="0"/>
-                <w:color w:val="000000"/>
-                <w:sz w:val="18"/>
-              </w:rPr>
-              <w:t>PDR</w:t>
-            </w:r>
-          </w:p>
-        </w:tc>
-        <w:tc>
-          <w:tcPr>
-            <w:tcW w:type="dxa" w:w="3515"/>
-            <w:vAlign w:val="center"/>
-            <w:shd w:fill="F0F4F5"/>
-            <w:tcMar>
-              <w:top w:w="95" w:type="dxa"/>
-              <w:left w:w="95" w:type="dxa"/>
-              <w:bottom w:w="95" w:type="dxa"/>
-              <w:right w:w="95" w:type="dxa"/>
-            </w:tcMar>
-          </w:tcPr>
-          <w:p>
-            <w:pPr>
-              <w:spacing w:after="20" w:before="20" w:line="252" w:lineRule="auto"/>
-            </w:pPr>
-            <w:r>
-              <w:rPr>
-                <w:b w:val="0"/>
-                <w:color w:val="000000"/>
-                <w:sz w:val="18"/>
-              </w:rPr>
-              <w:t>Abans del 18/12/2026</w:t>
-            </w:r>
-          </w:p>
-        </w:tc>
-        <w:tc>
-          <w:tcPr>
-            <w:tcW w:type="dxa" w:w="4422"/>
-            <w:vAlign w:val="center"/>
-            <w:shd w:fill="F0F4F5"/>
-            <w:tcMar>
-              <w:top w:w="95" w:type="dxa"/>
-              <w:left w:w="95" w:type="dxa"/>
-              <w:bottom w:w="95" w:type="dxa"/>
-              <w:right w:w="95" w:type="dxa"/>
-            </w:tcMar>
-          </w:tcPr>
-          <w:p>
-            <w:pPr>
-              <w:spacing w:after="20" w:before="20" w:line="252" w:lineRule="auto"/>
-            </w:pPr>
-            <w:r>
-              <w:rPr>
-                <w:b w:val="0"/>
-                <w:color w:val="000000"/>
-                <w:sz w:val="18"/>
-              </w:rPr>
-              <w:t>Esborrany 4/12; revisió 11/12; enviar 16/12.</w:t>
-            </w:r>
-          </w:p>
-        </w:tc>
-      </w:tr>
-      <w:tr>
-        <w:trPr>
-          <w:cantSplit/>
-        </w:trPr>
-        <w:tc>
-          <w:tcPr>
-            <w:tcW w:type="dxa" w:w="1928"/>
-            <w:vAlign w:val="center"/>
-            <w:shd w:fill="FFFFFF"/>
-            <w:tcMar>
-              <w:top w:w="95" w:type="dxa"/>
-              <w:left w:w="95" w:type="dxa"/>
-              <w:bottom w:w="95" w:type="dxa"/>
-              <w:right w:w="95" w:type="dxa"/>
-            </w:tcMar>
-          </w:tcPr>
-          <w:p>
-            <w:pPr>
-              <w:spacing w:after="20" w:before="20" w:line="252" w:lineRule="auto"/>
-            </w:pPr>
-            <w:r>
-              <w:rPr>
-                <w:b w:val="0"/>
-                <w:color w:val="000000"/>
-                <w:sz w:val="18"/>
-              </w:rPr>
-              <w:t>CDR i fase catalana</w:t>
-            </w:r>
-          </w:p>
-        </w:tc>
-        <w:tc>
-          <w:tcPr>
-            <w:tcW w:type="dxa" w:w="3515"/>
-            <w:vAlign w:val="center"/>
-            <w:shd w:fill="FFFFFF"/>
-            <w:tcMar>
-              <w:top w:w="95" w:type="dxa"/>
-              <w:left w:w="95" w:type="dxa"/>
-              <w:bottom w:w="95" w:type="dxa"/>
-              <w:right w:w="95" w:type="dxa"/>
-            </w:tcMar>
-          </w:tcPr>
-          <w:p>
-            <w:pPr>
-              <w:spacing w:after="20" w:before="20" w:line="252" w:lineRule="auto"/>
-            </w:pPr>
-            <w:r>
-              <w:rPr>
-                <w:b w:val="0"/>
-                <w:color w:val="000000"/>
-                <w:sz w:val="18"/>
-              </w:rPr>
-              <w:t>Data catalana per confirmar; marc general març–abril.</w:t>
-            </w:r>
-          </w:p>
-        </w:tc>
-        <w:tc>
-          <w:tcPr>
-            <w:tcW w:type="dxa" w:w="4422"/>
-            <w:vAlign w:val="center"/>
-            <w:shd w:fill="FFFFFF"/>
-            <w:tcMar>
-              <w:top w:w="95" w:type="dxa"/>
-              <w:left w:w="95" w:type="dxa"/>
-              <w:bottom w:w="95" w:type="dxa"/>
-              <w:right w:w="95" w:type="dxa"/>
-            </w:tcMar>
-          </w:tcPr>
-          <w:p>
-            <w:pPr>
-              <w:spacing w:after="20" w:before="20" w:line="252" w:lineRule="auto"/>
-            </w:pPr>
-            <w:r>
-              <w:rPr>
-                <w:b w:val="0"/>
-                <w:color w:val="000000"/>
-                <w:sz w:val="18"/>
-              </w:rPr>
-              <w:t>Esborrany 12/3 o una setmana lectiva abans del termini, si és anterior.</w:t>
-            </w:r>
-          </w:p>
-        </w:tc>
-      </w:tr>
-      <w:tr>
-        <w:trPr>
-          <w:cantSplit/>
-        </w:trPr>
-        <w:tc>
-          <w:tcPr>
-            <w:tcW w:type="dxa" w:w="1928"/>
-            <w:vAlign w:val="center"/>
-            <w:shd w:fill="F0F4F5"/>
-            <w:tcMar>
-              <w:top w:w="95" w:type="dxa"/>
-              <w:left w:w="95" w:type="dxa"/>
-              <w:bottom w:w="95" w:type="dxa"/>
-              <w:right w:w="95" w:type="dxa"/>
-            </w:tcMar>
-          </w:tcPr>
-          <w:p>
-            <w:pPr>
-              <w:spacing w:after="20" w:before="20" w:line="252" w:lineRule="auto"/>
-            </w:pPr>
-            <w:r>
-              <w:rPr>
-                <w:b w:val="0"/>
-                <w:color w:val="000000"/>
-                <w:sz w:val="18"/>
-              </w:rPr>
-              <w:t>PLR si ens classifiquem</w:t>
-            </w:r>
-          </w:p>
-        </w:tc>
-        <w:tc>
-          <w:tcPr>
-            <w:tcW w:type="dxa" w:w="3515"/>
-            <w:vAlign w:val="center"/>
-            <w:shd w:fill="F0F4F5"/>
-            <w:tcMar>
-              <w:top w:w="95" w:type="dxa"/>
-              <w:left w:w="95" w:type="dxa"/>
-              <w:bottom w:w="95" w:type="dxa"/>
-              <w:right w:w="95" w:type="dxa"/>
-            </w:tcMar>
-          </w:tcPr>
-          <w:p>
-            <w:pPr>
-              <w:spacing w:after="20" w:before="20" w:line="252" w:lineRule="auto"/>
-            </w:pPr>
-            <w:r>
-              <w:rPr>
-                <w:b w:val="0"/>
-                <w:color w:val="000000"/>
-                <w:sz w:val="18"/>
-              </w:rPr>
-              <w:t>30/4/2027 · 23.59 h</w:t>
-            </w:r>
-          </w:p>
-        </w:tc>
-        <w:tc>
-          <w:tcPr>
-            <w:tcW w:type="dxa" w:w="4422"/>
-            <w:vAlign w:val="center"/>
-            <w:shd w:fill="F0F4F5"/>
-            <w:tcMar>
-              <w:top w:w="95" w:type="dxa"/>
-              <w:left w:w="95" w:type="dxa"/>
-              <w:bottom w:w="95" w:type="dxa"/>
-              <w:right w:w="95" w:type="dxa"/>
-            </w:tcMar>
-          </w:tcPr>
-          <w:p>
-            <w:pPr>
-              <w:spacing w:after="20" w:before="20" w:line="252" w:lineRule="auto"/>
-            </w:pPr>
-            <w:r>
-              <w:rPr>
-                <w:b w:val="0"/>
-                <w:color w:val="000000"/>
-                <w:sz w:val="18"/>
-              </w:rPr>
-              <w:t>Revisar 23/4 i enviar 28/4 si la selecció ho permet.</w:t>
-            </w:r>
-          </w:p>
-        </w:tc>
-      </w:tr>
-      <w:tr>
-        <w:trPr>
-          <w:cantSplit/>
-        </w:trPr>
-        <w:tc>
-          <w:tcPr>
-            <w:tcW w:type="dxa" w:w="1928"/>
-            <w:vAlign w:val="center"/>
-            <w:shd w:fill="FFFFFF"/>
-            <w:tcMar>
-              <w:top w:w="95" w:type="dxa"/>
-              <w:left w:w="95" w:type="dxa"/>
-              <w:bottom w:w="95" w:type="dxa"/>
-              <w:right w:w="95" w:type="dxa"/>
-            </w:tcMar>
-          </w:tcPr>
-          <w:p>
-            <w:pPr>
-              <w:spacing w:after="20" w:before="20" w:line="252" w:lineRule="auto"/>
-            </w:pPr>
-            <w:r>
-              <w:rPr>
-                <w:b w:val="0"/>
-                <w:color w:val="000000"/>
-                <w:sz w:val="18"/>
-              </w:rPr>
-              <w:t>Final nacional si ens classifiquem</w:t>
-            </w:r>
-          </w:p>
-        </w:tc>
-        <w:tc>
-          <w:tcPr>
-            <w:tcW w:type="dxa" w:w="3515"/>
-            <w:vAlign w:val="center"/>
-            <w:shd w:fill="FFFFFF"/>
-            <w:tcMar>
-              <w:top w:w="95" w:type="dxa"/>
-              <w:left w:w="95" w:type="dxa"/>
-              <w:bottom w:w="95" w:type="dxa"/>
-              <w:right w:w="95" w:type="dxa"/>
-            </w:tcMar>
-          </w:tcPr>
-          <w:p>
-            <w:pPr>
-              <w:spacing w:after="20" w:before="20" w:line="252" w:lineRule="auto"/>
-            </w:pPr>
-            <w:r>
-              <w:rPr>
-                <w:b w:val="0"/>
-                <w:color w:val="000000"/>
-                <w:sz w:val="18"/>
-              </w:rPr>
-              <w:t>12–13/5/2027</w:t>
-            </w:r>
-          </w:p>
-        </w:tc>
-        <w:tc>
-          <w:tcPr>
-            <w:tcW w:type="dxa" w:w="4422"/>
-            <w:vAlign w:val="center"/>
-            <w:shd w:fill="FFFFFF"/>
-            <w:tcMar>
-              <w:top w:w="95" w:type="dxa"/>
-              <w:left w:w="95" w:type="dxa"/>
-              <w:bottom w:w="95" w:type="dxa"/>
-              <w:right w:w="95" w:type="dxa"/>
-            </w:tcMar>
-          </w:tcPr>
-          <w:p>
-            <w:pPr>
-              <w:spacing w:after="20" w:before="20" w:line="252" w:lineRule="auto"/>
-            </w:pPr>
-            <w:r>
-              <w:rPr>
-                <w:b w:val="0"/>
-                <w:color w:val="000000"/>
-                <w:sz w:val="18"/>
-              </w:rPr>
-              <w:t>Preparar operació i material amb antelació.</w:t>
-            </w:r>
-          </w:p>
-        </w:tc>
-      </w:tr>
-    </w:tbl>
-    <w:p>
-      <w:pPr>
-        <w:spacing w:after="0"/>
-      </w:pPr>
-    </w:p>
-    <w:p>
-      <w:pPr>
-        <w:pStyle w:val="Heading2"/>
-      </w:pPr>
-      <w:r>
-        <w:t>Revisió inicial dels requisits</w:t>
-      </w:r>
-    </w:p>
-    <w:p>
-      <w:r>
-        <w:t>Equips de 3–6 alumnes elegibles de 14–19 anys; almenys un 50 % amb nacionalitat d’un estat membre o associat de l’ESA. Comprovació individual amb el docent abans de la inscripció.</w:t>
-      </w:r>
-    </w:p>
-    <w:tbl>
-      <w:tblPr>
-        <w:tblW w:type="auto" w:w="0"/>
-        <w:jc w:val="center"/>
-        <w:tblLayout w:type="fixed"/>
-        <w:tblLook w:firstColumn="1" w:firstRow="1" w:lastColumn="0" w:lastRow="0" w:noHBand="0" w:noVBand="1" w:val="04A0"/>
-        <w:tblBorders>
-          <w:top w:val="single" w:sz="4" w:color="D9D9D9"/>
-          <w:left w:val="single" w:sz="4" w:color="D9D9D9"/>
-          <w:bottom w:val="single" w:sz="4" w:color="D9D9D9"/>
-          <w:right w:val="single" w:sz="4" w:color="D9D9D9"/>
-          <w:insideH w:val="single" w:sz="4" w:color="D9D9D9"/>
-          <w:insideV w:val="single" w:sz="4" w:color="D9D9D9"/>
-        </w:tblBorders>
-      </w:tblPr>
-      <w:tblGrid>
-        <w:gridCol w:w="4025"/>
-        <w:gridCol w:w="5839"/>
-      </w:tblGrid>
-      <w:tr>
-        <w:trPr>
-          <w:cantSplit/>
-          <w:tblHeader/>
-        </w:trPr>
-        <w:tc>
-          <w:tcPr>
-            <w:tcW w:type="dxa" w:w="4025"/>
-            <w:vAlign w:val="center"/>
-            <w:shd w:fill="174C63"/>
-            <w:tcMar>
-              <w:top w:w="95" w:type="dxa"/>
-              <w:left w:w="95" w:type="dxa"/>
-              <w:bottom w:w="95" w:type="dxa"/>
-              <w:right w:w="95" w:type="dxa"/>
-            </w:tcMar>
-          </w:tcPr>
-          <w:p>
-            <w:pPr>
-              <w:spacing w:after="20" w:before="20" w:line="252" w:lineRule="auto"/>
-            </w:pPr>
-            <w:r>
-              <w:rPr>
-                <w:b/>
-                <w:color w:val="FFFFFF"/>
-                <w:sz w:val="18"/>
-              </w:rPr>
-              <w:t>Requisits a consultar</w:t>
-            </w:r>
-          </w:p>
-        </w:tc>
-        <w:tc>
-          <w:tcPr>
-            <w:tcW w:type="dxa" w:w="5839"/>
-            <w:vAlign w:val="center"/>
-            <w:shd w:fill="174C63"/>
-            <w:tcMar>
-              <w:top w:w="95" w:type="dxa"/>
-              <w:left w:w="95" w:type="dxa"/>
-              <w:bottom w:w="95" w:type="dxa"/>
-              <w:right w:w="95" w:type="dxa"/>
-            </w:tcMar>
-          </w:tcPr>
-          <w:p>
-            <w:pPr>
-              <w:spacing w:after="20" w:before="20" w:line="252" w:lineRule="auto"/>
-            </w:pPr>
-            <w:r>
-              <w:rPr>
-                <w:b/>
-                <w:color w:val="FFFFFF"/>
-                <w:sz w:val="18"/>
-              </w:rPr>
-              <w:t>Comprovació prevista</w:t>
-            </w:r>
-          </w:p>
-        </w:tc>
-      </w:tr>
-      <w:tr>
-        <w:trPr>
-          <w:cantSplit/>
-        </w:trPr>
-        <w:tc>
-          <w:tcPr>
-            <w:tcW w:type="dxa" w:w="4025"/>
-            <w:vAlign w:val="center"/>
-            <w:shd w:fill="FFFFFF"/>
-            <w:tcMar>
-              <w:top w:w="95" w:type="dxa"/>
-              <w:left w:w="95" w:type="dxa"/>
-              <w:bottom w:w="95" w:type="dxa"/>
-              <w:right w:w="95" w:type="dxa"/>
-            </w:tcMar>
-          </w:tcPr>
-          <w:p>
-            <w:pPr>
-              <w:spacing w:after="20" w:before="20" w:line="252" w:lineRule="auto"/>
-            </w:pPr>
-            <w:r>
-              <w:rPr>
-                <w:b w:val="0"/>
-                <w:color w:val="000000"/>
-                <w:sz w:val="18"/>
-              </w:rPr>
-              <w:t>R1–R2 · Volum i massa</w:t>
-            </w:r>
-          </w:p>
-        </w:tc>
-        <w:tc>
-          <w:tcPr>
-            <w:tcW w:type="dxa" w:w="5839"/>
-            <w:vAlign w:val="center"/>
-            <w:shd w:fill="FFFFFF"/>
-            <w:tcMar>
-              <w:top w:w="95" w:type="dxa"/>
-              <w:left w:w="95" w:type="dxa"/>
-              <w:bottom w:w="95" w:type="dxa"/>
-              <w:right w:w="95" w:type="dxa"/>
-            </w:tcMar>
-          </w:tcPr>
-          <w:p>
-            <w:pPr>
-              <w:spacing w:after="20" w:before="20" w:line="252" w:lineRule="auto"/>
-            </w:pPr>
-            <w:r>
-              <w:rPr>
-                <w:b w:val="0"/>
-                <w:color w:val="000000"/>
-                <w:sz w:val="18"/>
-              </w:rPr>
-              <w:t>115 × 66 mm, excepcions segons bases; 300–350 g. Disseny inicial i mesura final.</w:t>
-            </w:r>
-          </w:p>
-        </w:tc>
-      </w:tr>
-      <w:tr>
-        <w:trPr>
-          <w:cantSplit/>
-        </w:trPr>
-        <w:tc>
-          <w:tcPr>
-            <w:tcW w:type="dxa" w:w="4025"/>
-            <w:vAlign w:val="center"/>
-            <w:shd w:fill="F0F4F5"/>
-            <w:tcMar>
-              <w:top w:w="95" w:type="dxa"/>
-              <w:left w:w="95" w:type="dxa"/>
-              <w:bottom w:w="95" w:type="dxa"/>
-              <w:right w:w="95" w:type="dxa"/>
-            </w:tcMar>
-          </w:tcPr>
-          <w:p>
-            <w:pPr>
-              <w:spacing w:after="20" w:before="20" w:line="252" w:lineRule="auto"/>
-            </w:pPr>
-            <w:r>
-              <w:rPr>
-                <w:b w:val="0"/>
-                <w:color w:val="000000"/>
-                <w:sz w:val="18"/>
-              </w:rPr>
-              <w:t>R3–R5 · Energia i seguretat</w:t>
-            </w:r>
-          </w:p>
-        </w:tc>
-        <w:tc>
-          <w:tcPr>
-            <w:tcW w:type="dxa" w:w="5839"/>
-            <w:vAlign w:val="center"/>
-            <w:shd w:fill="F0F4F5"/>
-            <w:tcMar>
-              <w:top w:w="95" w:type="dxa"/>
-              <w:left w:w="95" w:type="dxa"/>
-              <w:bottom w:w="95" w:type="dxa"/>
-              <w:right w:w="95" w:type="dxa"/>
-            </w:tcMar>
-          </w:tcPr>
-          <w:p>
-            <w:pPr>
-              <w:spacing w:after="20" w:before="20" w:line="252" w:lineRule="auto"/>
-            </w:pPr>
-            <w:r>
-              <w:rPr>
-                <w:b w:val="0"/>
-                <w:color w:val="000000"/>
-                <w:sz w:val="18"/>
-              </w:rPr>
-              <w:t>Sense LiPo ni materials perillosos; autonomia mínima de 4 h; accés a bateria i encès.</w:t>
-            </w:r>
-          </w:p>
-        </w:tc>
-      </w:tr>
-      <w:tr>
-        <w:trPr>
-          <w:cantSplit/>
-        </w:trPr>
-        <w:tc>
-          <w:tcPr>
-            <w:tcW w:type="dxa" w:w="4025"/>
-            <w:vAlign w:val="center"/>
-            <w:shd w:fill="FFFFFF"/>
-            <w:tcMar>
-              <w:top w:w="95" w:type="dxa"/>
-              <w:left w:w="95" w:type="dxa"/>
-              <w:bottom w:w="95" w:type="dxa"/>
-              <w:right w:w="95" w:type="dxa"/>
-            </w:tcMar>
-          </w:tcPr>
-          <w:p>
-            <w:pPr>
-              <w:spacing w:after="20" w:before="20" w:line="252" w:lineRule="auto"/>
-            </w:pPr>
-            <w:r>
-              <w:rPr>
-                <w:b w:val="0"/>
-                <w:color w:val="000000"/>
-                <w:sz w:val="18"/>
-              </w:rPr>
-              <w:t>R6–R9 · Recuperació i estructura</w:t>
-            </w:r>
-          </w:p>
-        </w:tc>
-        <w:tc>
-          <w:tcPr>
-            <w:tcW w:type="dxa" w:w="5839"/>
-            <w:vAlign w:val="center"/>
-            <w:shd w:fill="FFFFFF"/>
-            <w:tcMar>
-              <w:top w:w="95" w:type="dxa"/>
-              <w:left w:w="95" w:type="dxa"/>
-              <w:bottom w:w="95" w:type="dxa"/>
-              <w:right w:w="95" w:type="dxa"/>
-            </w:tcMar>
-          </w:tcPr>
-          <w:p>
-            <w:pPr>
-              <w:spacing w:after="20" w:before="20" w:line="252" w:lineRule="auto"/>
-            </w:pPr>
-            <w:r>
-              <w:rPr>
-                <w:b w:val="0"/>
-                <w:color w:val="000000"/>
-                <w:sz w:val="18"/>
-              </w:rPr>
-              <w:t>Recuperació reutilitzable; unió de 50 N i estructura per a 20 g. Pla supervisat; R8 és recomanació.</w:t>
-            </w:r>
-          </w:p>
-        </w:tc>
-      </w:tr>
-      <w:tr>
-        <w:trPr>
-          <w:cantSplit/>
-        </w:trPr>
-        <w:tc>
-          <w:tcPr>
-            <w:tcW w:type="dxa" w:w="4025"/>
-            <w:vAlign w:val="center"/>
-            <w:shd w:fill="F0F4F5"/>
-            <w:tcMar>
-              <w:top w:w="95" w:type="dxa"/>
-              <w:left w:w="95" w:type="dxa"/>
-              <w:bottom w:w="95" w:type="dxa"/>
-              <w:right w:w="95" w:type="dxa"/>
-            </w:tcMar>
-          </w:tcPr>
-          <w:p>
-            <w:pPr>
-              <w:spacing w:after="20" w:before="20" w:line="252" w:lineRule="auto"/>
-            </w:pPr>
-            <w:r>
-              <w:rPr>
-                <w:b w:val="0"/>
-                <w:color w:val="000000"/>
-                <w:sz w:val="18"/>
-              </w:rPr>
-              <w:t>R10–R13 · Ràdio i localització</w:t>
-            </w:r>
-          </w:p>
-        </w:tc>
-        <w:tc>
-          <w:tcPr>
-            <w:tcW w:type="dxa" w:w="5839"/>
-            <w:vAlign w:val="center"/>
-            <w:shd w:fill="F0F4F5"/>
-            <w:tcMar>
-              <w:top w:w="95" w:type="dxa"/>
-              <w:left w:w="95" w:type="dxa"/>
-              <w:bottom w:w="95" w:type="dxa"/>
-              <w:right w:w="95" w:type="dxa"/>
-            </w:tcMar>
-          </w:tcPr>
-          <w:p>
-            <w:pPr>
-              <w:spacing w:after="20" w:before="20" w:line="252" w:lineRule="auto"/>
-            </w:pPr>
-            <w:r>
-              <w:rPr>
-                <w:b w:val="0"/>
-                <w:color w:val="000000"/>
-                <w:sz w:val="18"/>
-              </w:rPr>
-              <w:t>Freqüència assignable, control de transmissió i dades inequívocament identificades; R13 és recomanació.</w:t>
-            </w:r>
-          </w:p>
-        </w:tc>
-      </w:tr>
-      <w:tr>
-        <w:trPr>
-          <w:cantSplit/>
-        </w:trPr>
-        <w:tc>
-          <w:tcPr>
-            <w:tcW w:type="dxa" w:w="4025"/>
-            <w:vAlign w:val="center"/>
-            <w:shd w:fill="FFFFFF"/>
-            <w:tcMar>
-              <w:top w:w="95" w:type="dxa"/>
-              <w:left w:w="95" w:type="dxa"/>
-              <w:bottom w:w="95" w:type="dxa"/>
-              <w:right w:w="95" w:type="dxa"/>
-            </w:tcMar>
-          </w:tcPr>
-          <w:p>
-            <w:pPr>
-              <w:spacing w:after="20" w:before="20" w:line="252" w:lineRule="auto"/>
-            </w:pPr>
-            <w:r>
-              <w:rPr>
-                <w:b w:val="0"/>
-                <w:color w:val="000000"/>
-                <w:sz w:val="18"/>
-              </w:rPr>
-              <w:t>R14–R15 · Cost i preparació</w:t>
-            </w:r>
-          </w:p>
-        </w:tc>
-        <w:tc>
-          <w:tcPr>
-            <w:tcW w:type="dxa" w:w="5839"/>
-            <w:vAlign w:val="center"/>
-            <w:shd w:fill="FFFFFF"/>
-            <w:tcMar>
-              <w:top w:w="95" w:type="dxa"/>
-              <w:left w:w="95" w:type="dxa"/>
-              <w:bottom w:w="95" w:type="dxa"/>
-              <w:right w:w="95" w:type="dxa"/>
-            </w:tcMar>
-          </w:tcPr>
-          <w:p>
-            <w:pPr>
-              <w:spacing w:after="20" w:before="20" w:line="252" w:lineRule="auto"/>
-            </w:pPr>
-            <w:r>
-              <w:rPr>
-                <w:b w:val="0"/>
-                <w:color w:val="000000"/>
-                <w:sz w:val="18"/>
-              </w:rPr>
-              <w:t>Material de vol màxim 500 €, cessions a valor de mercat; terra exclosa. Operació segons organització.</w:t>
-            </w:r>
-          </w:p>
-        </w:tc>
-      </w:tr>
-    </w:tbl>
-    <w:p>
-      <w:pPr>
-        <w:spacing w:after="0"/>
-      </w:pPr>
-    </w:p>
-    <w:p>
-      <w:r>
-        <w:t>El registre complet inclou tots els requisits de les bases, responsable, prova prevista, versió, resultat i evidència. Distingim pendent, verificat i no conforme. L’autorització de vol correspon a l’organització.</w:t>
-      </w:r>
-    </w:p>
-    <w:p>
-      <w:pPr>
-        <w:pStyle w:val="Heading2"/>
-      </w:pPr>
-      <w:r>
-        <w:t>Fonts i calendari que revisarem</w:t>
-      </w:r>
-    </w:p>
-    <w:p>
-      <w:hyperlink r:id="rId15">
+      <w:hyperlink r:id="rId10">
         <w:r>
-          <w:rPr>
-            <w:color w:val="174C63"/>
-          </w:rPr>
-          <w:t>Bases oficials CanSat 2026–2027</w:t>
+          <w:t>Web de projectes</w:t>
         </w:r>
       </w:hyperlink>
     </w:p>
     <w:p>
-      <w:hyperlink r:id="rId16">
+      <w:pPr>
+        <w:spacing w:after="0" w:line="240" w:lineRule="exact"/>
+      </w:pPr>
+      <w:hyperlink r:id="rId11">
         <w:r>
-          <w:rPr>
-            <w:color w:val="174C63"/>
-          </w:rPr>
-          <w:t>CanSat Catalunya a l’ESEIAAT UPC</w:t>
+          <w:t>Guia del centre</w:t>
         </w:r>
       </w:hyperlink>
     </w:p>
     <w:p>
-      <w:hyperlink r:id="rId11">
+      <w:pPr>
+        <w:spacing w:after="0" w:line="240" w:lineRule="exact"/>
+      </w:pPr>
+      <w:hyperlink r:id="rId12">
         <w:r>
-          <w:rPr>
-            <w:color w:val="174C63"/>
-          </w:rPr>
-          <w:t>Calendari escolar de Catalunya</w:t>
+          <w:t>Formacions ESERO</w:t>
         </w:r>
       </w:hyperlink>
     </w:p>
     <w:p>
+      <w:pPr>
+        <w:spacing w:after="0" w:line="240" w:lineRule="exact"/>
+      </w:pPr>
+      <w:hyperlink r:id="rId13">
+        <w:r>
+          <w:t>Bases oficials CanSat</w:t>
+        </w:r>
+      </w:hyperlink>
+    </w:p>
+    <w:p>
+      <w:pPr>
+        <w:spacing w:after="0" w:line="240" w:lineRule="exact"/>
+      </w:pPr>
+      <w:hyperlink r:id="rId14">
+        <w:r>
+          <w:t>CanSat Catalunya</w:t>
+        </w:r>
+      </w:hyperlink>
+    </w:p>
+    <w:p>
+      <w:pPr>
+        <w:spacing w:after="100"/>
+      </w:pPr>
       <w:r>
-        <w:t>Fonts consultades el 14 d’octubre de 2026. La pàgina UPC consultada encara correspon a CanSat 2026; no n’extrapolem dates a 2027. Els dies locals, de lliure disposició i les sessions efectives es contrastaran amb el calendari del Puig.</w:t>
+        <w:rPr>
+          <w:sz w:val="20"/>
+        </w:rPr>
+        <w:t>Fonts revisades el 14/10/2026. La pàgina UPC encara correspon a 2026. Les dates catalanes de 2027 i els dies locals del centre s’han de confirmar. Les bases i les instruccions de l’organització són la referència oficial.</w:t>
       </w:r>
     </w:p>
     <w:sectPr>
-      <w:headerReference w:type="default" r:id="rId9"/>
-      <w:footerReference w:type="default" r:id="rId10"/>
       <w:pgSz w:w="11906" w:h="16838"/>
-      <w:pgMar w:top="935" w:right="1020" w:bottom="1134" w:left="1020" w:header="397" w:footer="397" w:gutter="0"/>
+      <w:pgMar w:top="964" w:right="1077" w:bottom="964" w:left="1077" w:header="720" w:footer="720" w:gutter="0"/>
       <w:cols w:space="720"/>
       <w:docGrid w:linePitch="360"/>
     </w:sectPr>
   </w:body>
 </w:document>
-</file>
-
-<file path=word/footer1.xml><?xml version="1.0" encoding="utf-8"?>
-<w:ftr xmlns:m="http://schemas.openxmlformats.org/officeDocument/2006/math" xmlns:mc="http://schemas.openxmlformats.org/markup-compatibility/2006" xmlns:mo="http://schemas.microsoft.com/office/mac/office/2008/main" xmlns:mv="urn:schemas-microsoft-com:mac:vml" xmlns:o="urn:schemas-microsoft-com:office:office" xmlns:r="http://schemas.openxmlformats.org/officeDocument/2006/relationships" xmlns:v="urn:schemas-microsoft-com:vml" xmlns:w10="urn:schemas-microsoft-com:office:word" xmlns:w14="http://schemas.microsoft.com/office/word/2010/wordml" xmlns:w="http://schemas.openxmlformats.org/wordprocessingml/2006/main" xmlns:wne="http://schemas.microsoft.com/office/word/2006/wordml" xmlns:wp14="http://schemas.microsoft.com/office/word/2010/wordprocessingDrawing" xmlns:wp="http://schemas.openxmlformats.org/drawingml/2006/wordprocessingDrawing" xmlns:wpc="http://schemas.microsoft.com/office/word/2010/wordprocessingCanvas" xmlns:wpg="http://schemas.microsoft.com/office/word/2010/wordprocessingGroup" xmlns:wpi="http://schemas.microsoft.com/office/word/2010/wordprocessingInk" xmlns:wps="http://schemas.microsoft.com/office/word/2010/wordprocessingShape" mc:Ignorable="w14 wp14">
-  <w:p>
-    <w:pPr>
-      <w:pStyle w:val="Footer"/>
-      <w:jc w:val="right"/>
-    </w:pPr>
-    <w:r>
-      <w:rPr>
-        <w:sz w:val="16"/>
-      </w:rPr>
-      <w:t xml:space="preserve">CanSat Puig  ·  </w:t>
-    </w:r>
-    <w:fldSimple w:instr="PAGE"/>
-  </w:p>
-</w:ftr>
-</file>
-
-<file path=word/header1.xml><?xml version="1.0" encoding="utf-8"?>
-<w:hdr xmlns:m="http://schemas.openxmlformats.org/officeDocument/2006/math" xmlns:mc="http://schemas.openxmlformats.org/markup-compatibility/2006" xmlns:mo="http://schemas.microsoft.com/office/mac/office/2008/main" xmlns:mv="urn:schemas-microsoft-com:mac:vml" xmlns:o="urn:schemas-microsoft-com:office:office" xmlns:r="http://schemas.openxmlformats.org/officeDocument/2006/relationships" xmlns:v="urn:schemas-microsoft-com:vml" xmlns:w10="urn:schemas-microsoft-com:office:word" xmlns:w14="http://schemas.microsoft.com/office/word/2010/wordml" xmlns:w="http://schemas.openxmlformats.org/wordprocessingml/2006/main" xmlns:wne="http://schemas.microsoft.com/office/word/2006/wordml" xmlns:wp14="http://schemas.microsoft.com/office/word/2010/wordprocessingDrawing" xmlns:wp="http://schemas.openxmlformats.org/drawingml/2006/wordprocessingDrawing" xmlns:wpc="http://schemas.microsoft.com/office/word/2010/wordprocessingCanvas" xmlns:wpg="http://schemas.microsoft.com/office/word/2010/wordprocessingGroup" xmlns:wpi="http://schemas.microsoft.com/office/word/2010/wordprocessingInk" xmlns:wps="http://schemas.microsoft.com/office/word/2010/wordprocessingShape" mc:Ignorable="w14 wp14">
-  <w:p>
-    <w:pPr/>
-    <w:r>
-      <w:rPr>
-        <w:color w:val="526271"/>
-        <w:sz w:val="16"/>
-      </w:rPr>
-      <w:t>INSTITUT PUIG CASTELLAR   ·   SMX2   ·   2026–2027</w:t>
-    </w:r>
-  </w:p>
-</w:hdr>
 </file>
 
 <file path=word/numbering.xml><?xml version="1.0" encoding="utf-8"?>
@@ -8346,12 +2024,12 @@
     <w:qFormat/>
     <w:rsid w:val="00FC693F"/>
     <w:pPr>
-      <w:spacing w:after="100" w:line="264" w:lineRule="auto"/>
+      <w:spacing w:after="120" w:line="259" w:lineRule="auto"/>
     </w:pPr>
     <w:rPr>
-      <w:rFonts w:ascii="Lato" w:hAnsi="Lato"/>
+      <w:rFonts w:ascii="Calibri" w:hAnsi="Calibri"/>
       <w:color w:val="000000"/>
-      <w:sz w:val="20"/>
+      <w:sz w:val="22"/>
     </w:rPr>
   </w:style>
   <w:style w:type="paragraph" w:styleId="Header">
@@ -8409,15 +2087,15 @@
     <w:pPr>
       <w:keepNext/>
       <w:keepLines/>
-      <w:spacing w:before="220" w:after="100"/>
+      <w:spacing w:before="480" w:after="120"/>
       <w:outlineLvl w:val="0"/>
     </w:pPr>
     <w:rPr>
-      <w:rFonts w:asciiTheme="majorHAnsi" w:eastAsiaTheme="majorEastAsia" w:hAnsiTheme="majorHAnsi" w:cstheme="majorBidi" w:ascii="Lato" w:hAnsi="Lato"/>
+      <w:rFonts w:asciiTheme="majorHAnsi" w:eastAsiaTheme="majorEastAsia" w:hAnsiTheme="majorHAnsi" w:cstheme="majorBidi" w:ascii="Calibri" w:hAnsi="Calibri"/>
       <w:b/>
       <w:bCs/>
       <w:color w:val="000000"/>
-      <w:sz w:val="42"/>
+      <w:sz w:val="34"/>
       <w:szCs w:val="28"/>
     </w:rPr>
   </w:style>
@@ -8433,15 +2111,15 @@
     <w:pPr>
       <w:keepNext/>
       <w:keepLines/>
-      <w:spacing w:before="220" w:after="100"/>
+      <w:spacing w:before="200" w:after="120"/>
       <w:outlineLvl w:val="1"/>
     </w:pPr>
     <w:rPr>
-      <w:rFonts w:asciiTheme="majorHAnsi" w:eastAsiaTheme="majorEastAsia" w:hAnsiTheme="majorHAnsi" w:cstheme="majorBidi" w:ascii="Lato" w:hAnsi="Lato"/>
+      <w:rFonts w:asciiTheme="majorHAnsi" w:eastAsiaTheme="majorEastAsia" w:hAnsiTheme="majorHAnsi" w:cstheme="majorBidi" w:ascii="Calibri" w:hAnsi="Calibri"/>
       <w:b/>
       <w:bCs/>
       <w:color w:val="000000"/>
-      <w:sz w:val="25"/>
+      <w:sz w:val="24"/>
       <w:szCs w:val="26"/>
     </w:rPr>
   </w:style>
@@ -8457,15 +2135,14 @@
     <w:pPr>
       <w:keepNext/>
       <w:keepLines/>
-      <w:spacing w:before="220" w:after="100"/>
+      <w:spacing w:before="200" w:after="0"/>
       <w:outlineLvl w:val="2"/>
     </w:pPr>
     <w:rPr>
-      <w:rFonts w:asciiTheme="majorHAnsi" w:eastAsiaTheme="majorEastAsia" w:hAnsiTheme="majorHAnsi" w:cstheme="majorBidi" w:ascii="Lato" w:hAnsi="Lato"/>
+      <w:rFonts w:asciiTheme="majorHAnsi" w:eastAsiaTheme="majorEastAsia" w:hAnsiTheme="majorHAnsi" w:cstheme="majorBidi"/>
       <w:b/>
       <w:bCs/>
-      <w:color w:val="000000"/>
-      <w:sz w:val="22"/>
+      <w:color w:val="4F81BD" w:themeColor="accent1"/>
     </w:rPr>
   </w:style>
   <w:style w:type="paragraph" w:styleId="Heading4">
@@ -8696,17 +2373,15 @@
     <w:qFormat/>
     <w:rsid w:val="00FC693F"/>
     <w:pPr>
-      <w:keepNext/>
-      <w:spacing w:after="100" w:line="240" w:lineRule="auto" w:before="220"/>
+      <w:spacing w:after="120" w:line="240" w:lineRule="auto"/>
       <w:contextualSpacing/>
     </w:pPr>
     <w:rPr>
-      <w:rFonts w:asciiTheme="majorHAnsi" w:eastAsiaTheme="majorEastAsia" w:hAnsiTheme="majorHAnsi" w:cstheme="majorBidi" w:ascii="Lato" w:hAnsi="Lato"/>
-      <w:b/>
+      <w:rFonts w:asciiTheme="majorHAnsi" w:eastAsiaTheme="majorEastAsia" w:hAnsiTheme="majorHAnsi" w:cstheme="majorBidi" w:ascii="Calibri" w:hAnsi="Calibri"/>
       <w:color w:val="000000"/>
       <w:spacing w:val="5"/>
       <w:kern w:val="28"/>
-      <w:sz w:val="54"/>
+      <w:sz w:val="46"/>
       <w:szCs w:val="52"/>
     </w:rPr>
   </w:style>
@@ -8737,15 +2412,15 @@
       <w:numPr>
         <w:ilvl w:val="1"/>
       </w:numPr>
-      <w:spacing w:after="100"/>
+      <w:spacing w:after="120"/>
     </w:pPr>
     <w:rPr>
-      <w:rFonts w:asciiTheme="majorHAnsi" w:eastAsiaTheme="majorEastAsia" w:hAnsiTheme="majorHAnsi" w:cstheme="majorBidi" w:ascii="Lato" w:hAnsi="Lato"/>
-      <w:i w:val="0"/>
+      <w:rFonts w:asciiTheme="majorHAnsi" w:eastAsiaTheme="majorEastAsia" w:hAnsiTheme="majorHAnsi" w:cstheme="majorBidi" w:ascii="Calibri" w:hAnsi="Calibri"/>
+      <w:i/>
       <w:iCs/>
       <w:color w:val="000000"/>
       <w:spacing w:val="15"/>
-      <w:sz w:val="22"/>
+      <w:sz w:val="24"/>
       <w:szCs w:val="24"/>
     </w:rPr>
   </w:style>
@@ -9183,9 +2858,6 @@
     <w:qFormat/>
     <w:rsid w:val="00FC693F"/>
     <w:pPr>
-      <w:pBdr>
-        <w:bottom w:val="single" w:sz="4" w:space="4" w:color="4F81BD" w:themeColor="accent1"/>
-      </w:pBdr>
       <w:spacing w:before="200" w:after="280"/>
       <w:ind w:left="936" w:right="936"/>
     </w:pPr>
